--- a/rascunhos/planos_trabalho_bolsistas_FAPERGS_06_2024.docx
+++ b/rascunhos/planos_trabalho_bolsistas_FAPERGS_06_2024.docx
@@ -4,7 +4,7 @@
   <w:body>
     <w:p>
       <w:pPr>
-        <w:spacing w:line="360" w:lineRule="auto" w:before="0" w:after="80"/>
+        <w:spacing w:line="360" w:lineRule="auto" w:before="0" w:after="40"/>
         <w:jc w:val="center"/>
       </w:pPr>
       <w:r>
@@ -15,12 +15,12 @@
           <w:color w:val="000000"/>
           <w:sz w:val="22"/>
         </w:rPr>
-        <w:t>FUNDAÇÃO DE AMPARO À PESQUISA DO ESTADO DO RIO GRANDE DO SUL — FAPERGS</w:t>
+        <w:t>FUNDAÇÃO DE AMPARO À PESQUISA DO ESTADO DO RIO GRANDE DO SUL</w:t>
       </w:r>
     </w:p>
     <w:p>
       <w:pPr>
-        <w:spacing w:line="360" w:lineRule="auto" w:before="0" w:after="320"/>
+        <w:spacing w:line="360" w:lineRule="auto" w:before="0" w:after="280"/>
         <w:jc w:val="center"/>
       </w:pPr>
       <w:r>
@@ -31,12 +31,12 @@
           <w:color w:val="000000"/>
           <w:sz w:val="22"/>
         </w:rPr>
-        <w:t>Edital 06/2024 — Programa de Pesquisa e Desenvolvimento Voltado a Desastres Climáticos</w:t>
+        <w:t>Edital nº 06/2024 — Programa de Pesquisa e Desenvolvimento Voltado a Desastres Climáticos</w:t>
       </w:r>
     </w:p>
     <w:p>
       <w:pPr>
-        <w:spacing w:line="360" w:lineRule="auto" w:before="120" w:after="200"/>
+        <w:spacing w:line="360" w:lineRule="auto" w:before="120" w:after="240"/>
         <w:jc w:val="center"/>
       </w:pPr>
       <w:r>
@@ -52,7 +52,7 @@
     </w:p>
     <w:p>
       <w:pPr>
-        <w:spacing w:line="360" w:lineRule="auto" w:before="0" w:after="80"/>
+        <w:spacing w:line="360" w:lineRule="auto" w:before="0" w:after="40"/>
         <w:jc w:val="center"/>
       </w:pPr>
       <w:r>
@@ -61,14 +61,14 @@
           <w:b/>
           <w:i w:val="0"/>
           <w:color w:val="000000"/>
-          <w:sz w:val="26"/>
+          <w:sz w:val="24"/>
         </w:rPr>
         <w:t>PREVINE Taquari-Antas</w:t>
       </w:r>
     </w:p>
     <w:p>
       <w:pPr>
-        <w:spacing w:line="360" w:lineRule="auto" w:before="0" w:after="320"/>
+        <w:spacing w:line="360" w:lineRule="auto" w:before="0" w:after="280"/>
         <w:jc w:val="center"/>
       </w:pPr>
       <w:r>
@@ -84,9 +84,9 @@
     </w:p>
     <w:tbl>
       <w:tblPr>
-        <w:tblStyle w:val="TableGrid"/>
         <w:tblW w:type="auto" w:w="0"/>
         <w:jc w:val="center"/>
+        <w:tblLayout w:type="autofit"/>
         <w:tblLook w:firstColumn="1" w:firstRow="1" w:lastColumn="0" w:lastRow="0" w:noHBand="0" w:noVBand="1" w:val="04A0"/>
       </w:tblPr>
       <w:tblGrid>
@@ -97,11 +97,17 @@
         <w:tc>
           <w:tcPr>
             <w:tcW w:type="dxa" w:w="4702"/>
-            <w:shd w:fill="D9E8D3" w:val="clear"/>
+            <w:tcBorders>
+              <w:top w:val="single" w:sz="4" w:space="0" w:color="000000"/>
+              <w:left w:val="single" w:sz="4" w:space="0" w:color="000000"/>
+              <w:bottom w:val="single" w:sz="4" w:space="0" w:color="000000"/>
+              <w:right w:val="single" w:sz="4" w:space="0" w:color="000000"/>
+            </w:tcBorders>
+            <w:shd w:fill="E7EEE8" w:val="clear"/>
           </w:tcPr>
           <w:p>
             <w:pPr>
-              <w:spacing w:line="240" w:lineRule="auto" w:after="0" w:before="0"/>
+              <w:spacing w:line="240" w:lineRule="auto" w:after="40" w:before="40"/>
               <w:jc w:val="center"/>
             </w:pPr>
             <w:r/>
@@ -111,20 +117,26 @@
                 <w:b/>
                 <w:i w:val="0"/>
                 <w:color w:val="000000"/>
-                <w:sz w:val="20"/>
+                <w:sz w:val="18"/>
               </w:rPr>
-              <w:t>Campo</w:t>
+              <w:t>Identificação</w:t>
             </w:r>
           </w:p>
         </w:tc>
         <w:tc>
           <w:tcPr>
             <w:tcW w:type="dxa" w:w="4702"/>
-            <w:shd w:fill="D9E8D3" w:val="clear"/>
+            <w:tcBorders>
+              <w:top w:val="single" w:sz="4" w:space="0" w:color="000000"/>
+              <w:left w:val="single" w:sz="4" w:space="0" w:color="000000"/>
+              <w:bottom w:val="single" w:sz="4" w:space="0" w:color="000000"/>
+              <w:right w:val="single" w:sz="4" w:space="0" w:color="000000"/>
+            </w:tcBorders>
+            <w:shd w:fill="E7EEE8" w:val="clear"/>
           </w:tcPr>
           <w:p>
             <w:pPr>
-              <w:spacing w:line="240" w:lineRule="auto" w:after="0" w:before="0"/>
+              <w:spacing w:line="240" w:lineRule="auto" w:after="40" w:before="40"/>
               <w:jc w:val="center"/>
             </w:pPr>
             <w:r/>
@@ -134,9 +146,9 @@
                 <w:b/>
                 <w:i w:val="0"/>
                 <w:color w:val="000000"/>
-                <w:sz w:val="20"/>
+                <w:sz w:val="18"/>
               </w:rPr>
-              <w:t>Conteúdo</w:t>
+              <w:t>Especificação</w:t>
             </w:r>
           </w:p>
         </w:tc>
@@ -145,10 +157,17 @@
         <w:tc>
           <w:tcPr>
             <w:tcW w:type="dxa" w:w="4702"/>
+            <w:tcBorders>
+              <w:top w:val="single" w:sz="4" w:space="0" w:color="000000"/>
+              <w:left w:val="single" w:sz="4" w:space="0" w:color="000000"/>
+              <w:bottom w:val="single" w:sz="4" w:space="0" w:color="000000"/>
+              <w:right w:val="single" w:sz="4" w:space="0" w:color="000000"/>
+            </w:tcBorders>
           </w:tcPr>
           <w:p>
             <w:pPr>
-              <w:spacing w:line="240" w:lineRule="auto" w:after="0" w:before="0"/>
+              <w:spacing w:line="240" w:lineRule="auto" w:after="40" w:before="40"/>
+              <w:jc w:val="left"/>
             </w:pPr>
             <w:r/>
             <w:r>
@@ -157,7 +176,7 @@
                 <w:b w:val="0"/>
                 <w:i w:val="0"/>
                 <w:color w:val="000000"/>
-                <w:sz w:val="20"/>
+                <w:sz w:val="18"/>
               </w:rPr>
               <w:t>Projeto</w:t>
             </w:r>
@@ -166,10 +185,17 @@
         <w:tc>
           <w:tcPr>
             <w:tcW w:type="dxa" w:w="4702"/>
+            <w:tcBorders>
+              <w:top w:val="single" w:sz="4" w:space="0" w:color="000000"/>
+              <w:left w:val="single" w:sz="4" w:space="0" w:color="000000"/>
+              <w:bottom w:val="single" w:sz="4" w:space="0" w:color="000000"/>
+              <w:right w:val="single" w:sz="4" w:space="0" w:color="000000"/>
+            </w:tcBorders>
           </w:tcPr>
           <w:p>
             <w:pPr>
-              <w:spacing w:line="240" w:lineRule="auto" w:after="0" w:before="0"/>
+              <w:spacing w:line="240" w:lineRule="auto" w:after="40" w:before="40"/>
+              <w:jc w:val="left"/>
             </w:pPr>
             <w:r/>
             <w:r>
@@ -178,7 +204,7 @@
                 <w:b w:val="0"/>
                 <w:i w:val="0"/>
                 <w:color w:val="000000"/>
-                <w:sz w:val="20"/>
+                <w:sz w:val="18"/>
               </w:rPr>
               <w:t>PREVINE Taquari-Antas</w:t>
             </w:r>
@@ -189,10 +215,17 @@
         <w:tc>
           <w:tcPr>
             <w:tcW w:type="dxa" w:w="4702"/>
+            <w:tcBorders>
+              <w:top w:val="single" w:sz="4" w:space="0" w:color="000000"/>
+              <w:left w:val="single" w:sz="4" w:space="0" w:color="000000"/>
+              <w:bottom w:val="single" w:sz="4" w:space="0" w:color="000000"/>
+              <w:right w:val="single" w:sz="4" w:space="0" w:color="000000"/>
+            </w:tcBorders>
           </w:tcPr>
           <w:p>
             <w:pPr>
-              <w:spacing w:line="240" w:lineRule="auto" w:after="0" w:before="0"/>
+              <w:spacing w:line="240" w:lineRule="auto" w:after="40" w:before="40"/>
+              <w:jc w:val="left"/>
             </w:pPr>
             <w:r/>
             <w:r>
@@ -201,7 +234,7 @@
                 <w:b w:val="0"/>
                 <w:i w:val="0"/>
                 <w:color w:val="000000"/>
-                <w:sz w:val="20"/>
+                <w:sz w:val="18"/>
               </w:rPr>
               <w:t>Edital</w:t>
             </w:r>
@@ -210,10 +243,17 @@
         <w:tc>
           <w:tcPr>
             <w:tcW w:type="dxa" w:w="4702"/>
+            <w:tcBorders>
+              <w:top w:val="single" w:sz="4" w:space="0" w:color="000000"/>
+              <w:left w:val="single" w:sz="4" w:space="0" w:color="000000"/>
+              <w:bottom w:val="single" w:sz="4" w:space="0" w:color="000000"/>
+              <w:right w:val="single" w:sz="4" w:space="0" w:color="000000"/>
+            </w:tcBorders>
           </w:tcPr>
           <w:p>
             <w:pPr>
-              <w:spacing w:line="240" w:lineRule="auto" w:after="0" w:before="0"/>
+              <w:spacing w:line="240" w:lineRule="auto" w:after="40" w:before="40"/>
+              <w:jc w:val="left"/>
             </w:pPr>
             <w:r/>
             <w:r>
@@ -222,9 +262,9 @@
                 <w:b w:val="0"/>
                 <w:i w:val="0"/>
                 <w:color w:val="000000"/>
-                <w:sz w:val="20"/>
+                <w:sz w:val="18"/>
               </w:rPr>
-              <w:t>FAPERGS 06/2024 — Desastres Climáticos</w:t>
+              <w:t>FAPERGS nº 06/2024 — Programa de Pesquisa e Desenvolvimento Voltado a Desastres Climáticos</w:t>
             </w:r>
           </w:p>
         </w:tc>
@@ -233,10 +273,17 @@
         <w:tc>
           <w:tcPr>
             <w:tcW w:type="dxa" w:w="4702"/>
+            <w:tcBorders>
+              <w:top w:val="single" w:sz="4" w:space="0" w:color="000000"/>
+              <w:left w:val="single" w:sz="4" w:space="0" w:color="000000"/>
+              <w:bottom w:val="single" w:sz="4" w:space="0" w:color="000000"/>
+              <w:right w:val="single" w:sz="4" w:space="0" w:color="000000"/>
+            </w:tcBorders>
           </w:tcPr>
           <w:p>
             <w:pPr>
-              <w:spacing w:line="240" w:lineRule="auto" w:after="0" w:before="0"/>
+              <w:spacing w:line="240" w:lineRule="auto" w:after="40" w:before="40"/>
+              <w:jc w:val="left"/>
             </w:pPr>
             <w:r/>
             <w:r>
@@ -245,7 +292,7 @@
                 <w:b w:val="0"/>
                 <w:i w:val="0"/>
                 <w:color w:val="000000"/>
-                <w:sz w:val="20"/>
+                <w:sz w:val="18"/>
               </w:rPr>
               <w:t>Processo</w:t>
             </w:r>
@@ -254,10 +301,17 @@
         <w:tc>
           <w:tcPr>
             <w:tcW w:type="dxa" w:w="4702"/>
+            <w:tcBorders>
+              <w:top w:val="single" w:sz="4" w:space="0" w:color="000000"/>
+              <w:left w:val="single" w:sz="4" w:space="0" w:color="000000"/>
+              <w:bottom w:val="single" w:sz="4" w:space="0" w:color="000000"/>
+              <w:right w:val="single" w:sz="4" w:space="0" w:color="000000"/>
+            </w:tcBorders>
           </w:tcPr>
           <w:p>
             <w:pPr>
-              <w:spacing w:line="240" w:lineRule="auto" w:after="0" w:before="0"/>
+              <w:spacing w:line="240" w:lineRule="auto" w:after="40" w:before="40"/>
+              <w:jc w:val="left"/>
             </w:pPr>
             <w:r/>
             <w:r>
@@ -266,7 +320,7 @@
                 <w:b w:val="0"/>
                 <w:i w:val="0"/>
                 <w:color w:val="000000"/>
-                <w:sz w:val="20"/>
+                <w:sz w:val="18"/>
               </w:rPr>
               <w:t>24/2551-0002124-8</w:t>
             </w:r>
@@ -277,10 +331,17 @@
         <w:tc>
           <w:tcPr>
             <w:tcW w:type="dxa" w:w="4702"/>
+            <w:tcBorders>
+              <w:top w:val="single" w:sz="4" w:space="0" w:color="000000"/>
+              <w:left w:val="single" w:sz="4" w:space="0" w:color="000000"/>
+              <w:bottom w:val="single" w:sz="4" w:space="0" w:color="000000"/>
+              <w:right w:val="single" w:sz="4" w:space="0" w:color="000000"/>
+            </w:tcBorders>
           </w:tcPr>
           <w:p>
             <w:pPr>
-              <w:spacing w:line="240" w:lineRule="auto" w:after="0" w:before="0"/>
+              <w:spacing w:line="240" w:lineRule="auto" w:after="40" w:before="40"/>
+              <w:jc w:val="left"/>
             </w:pPr>
             <w:r/>
             <w:r>
@@ -289,7 +350,7 @@
                 <w:b w:val="0"/>
                 <w:i w:val="0"/>
                 <w:color w:val="000000"/>
-                <w:sz w:val="20"/>
+                <w:sz w:val="18"/>
               </w:rPr>
               <w:t>Coordenador</w:t>
             </w:r>
@@ -298,10 +359,17 @@
         <w:tc>
           <w:tcPr>
             <w:tcW w:type="dxa" w:w="4702"/>
+            <w:tcBorders>
+              <w:top w:val="single" w:sz="4" w:space="0" w:color="000000"/>
+              <w:left w:val="single" w:sz="4" w:space="0" w:color="000000"/>
+              <w:bottom w:val="single" w:sz="4" w:space="0" w:color="000000"/>
+              <w:right w:val="single" w:sz="4" w:space="0" w:color="000000"/>
+            </w:tcBorders>
           </w:tcPr>
           <w:p>
             <w:pPr>
-              <w:spacing w:line="240" w:lineRule="auto" w:after="0" w:before="0"/>
+              <w:spacing w:line="240" w:lineRule="auto" w:after="40" w:before="40"/>
+              <w:jc w:val="left"/>
             </w:pPr>
             <w:r/>
             <w:r>
@@ -310,7 +378,7 @@
                 <w:b w:val="0"/>
                 <w:i w:val="0"/>
                 <w:color w:val="000000"/>
-                <w:sz w:val="20"/>
+                <w:sz w:val="18"/>
               </w:rPr>
               <w:t>Prof. Dr. Guilherme Garcia de Oliveira</w:t>
             </w:r>
@@ -321,10 +389,17 @@
         <w:tc>
           <w:tcPr>
             <w:tcW w:type="dxa" w:w="4702"/>
+            <w:tcBorders>
+              <w:top w:val="single" w:sz="4" w:space="0" w:color="000000"/>
+              <w:left w:val="single" w:sz="4" w:space="0" w:color="000000"/>
+              <w:bottom w:val="single" w:sz="4" w:space="0" w:color="000000"/>
+              <w:right w:val="single" w:sz="4" w:space="0" w:color="000000"/>
+            </w:tcBorders>
           </w:tcPr>
           <w:p>
             <w:pPr>
-              <w:spacing w:line="240" w:lineRule="auto" w:after="0" w:before="0"/>
+              <w:spacing w:line="240" w:lineRule="auto" w:after="40" w:before="40"/>
+              <w:jc w:val="left"/>
             </w:pPr>
             <w:r/>
             <w:r>
@@ -333,19 +408,26 @@
                 <w:b w:val="0"/>
                 <w:i w:val="0"/>
                 <w:color w:val="000000"/>
-                <w:sz w:val="20"/>
+                <w:sz w:val="18"/>
               </w:rPr>
-              <w:t>Instituição</w:t>
+              <w:t>Instituição de vínculo</w:t>
             </w:r>
           </w:p>
         </w:tc>
         <w:tc>
           <w:tcPr>
             <w:tcW w:type="dxa" w:w="4702"/>
+            <w:tcBorders>
+              <w:top w:val="single" w:sz="4" w:space="0" w:color="000000"/>
+              <w:left w:val="single" w:sz="4" w:space="0" w:color="000000"/>
+              <w:bottom w:val="single" w:sz="4" w:space="0" w:color="000000"/>
+              <w:right w:val="single" w:sz="4" w:space="0" w:color="000000"/>
+            </w:tcBorders>
           </w:tcPr>
           <w:p>
             <w:pPr>
-              <w:spacing w:line="240" w:lineRule="auto" w:after="0" w:before="0"/>
+              <w:spacing w:line="240" w:lineRule="auto" w:after="40" w:before="40"/>
+              <w:jc w:val="left"/>
             </w:pPr>
             <w:r/>
             <w:r>
@@ -354,7 +436,7 @@
                 <w:b w:val="0"/>
                 <w:i w:val="0"/>
                 <w:color w:val="000000"/>
-                <w:sz w:val="20"/>
+                <w:sz w:val="18"/>
               </w:rPr>
               <w:t>Universidade Federal do Rio Grande do Sul (UFRGS)</w:t>
             </w:r>
@@ -365,10 +447,17 @@
         <w:tc>
           <w:tcPr>
             <w:tcW w:type="dxa" w:w="4702"/>
+            <w:tcBorders>
+              <w:top w:val="single" w:sz="4" w:space="0" w:color="000000"/>
+              <w:left w:val="single" w:sz="4" w:space="0" w:color="000000"/>
+              <w:bottom w:val="single" w:sz="4" w:space="0" w:color="000000"/>
+              <w:right w:val="single" w:sz="4" w:space="0" w:color="000000"/>
+            </w:tcBorders>
           </w:tcPr>
           <w:p>
             <w:pPr>
-              <w:spacing w:line="240" w:lineRule="auto" w:after="0" w:before="0"/>
+              <w:spacing w:line="240" w:lineRule="auto" w:after="40" w:before="40"/>
+              <w:jc w:val="left"/>
             </w:pPr>
             <w:r/>
             <w:r>
@@ -377,19 +466,26 @@
                 <w:b w:val="0"/>
                 <w:i w:val="0"/>
                 <w:color w:val="000000"/>
-                <w:sz w:val="20"/>
+                <w:sz w:val="18"/>
               </w:rPr>
-              <w:t>Recorte</w:t>
+              <w:t>Área de estudo</w:t>
             </w:r>
           </w:p>
         </w:tc>
         <w:tc>
           <w:tcPr>
             <w:tcW w:type="dxa" w:w="4702"/>
+            <w:tcBorders>
+              <w:top w:val="single" w:sz="4" w:space="0" w:color="000000"/>
+              <w:left w:val="single" w:sz="4" w:space="0" w:color="000000"/>
+              <w:bottom w:val="single" w:sz="4" w:space="0" w:color="000000"/>
+              <w:right w:val="single" w:sz="4" w:space="0" w:color="000000"/>
+            </w:tcBorders>
           </w:tcPr>
           <w:p>
             <w:pPr>
-              <w:spacing w:line="240" w:lineRule="auto" w:after="0" w:before="0"/>
+              <w:spacing w:line="240" w:lineRule="auto" w:after="40" w:before="40"/>
+              <w:jc w:val="left"/>
             </w:pPr>
             <w:r/>
             <w:r>
@@ -398,9 +494,9 @@
                 <w:b w:val="0"/>
                 <w:i w:val="0"/>
                 <w:color w:val="000000"/>
-                <w:sz w:val="20"/>
+                <w:sz w:val="18"/>
               </w:rPr>
-              <w:t>18 municípios da Bacia Hidrográfica do Rio Taquari-Antas/RS</w:t>
+              <w:t>Bacia Hidrográfica do Rio Taquari-Antas/RS, compreendendo dezoito municípios</w:t>
             </w:r>
           </w:p>
         </w:tc>
@@ -409,10 +505,17 @@
         <w:tc>
           <w:tcPr>
             <w:tcW w:type="dxa" w:w="4702"/>
+            <w:tcBorders>
+              <w:top w:val="single" w:sz="4" w:space="0" w:color="000000"/>
+              <w:left w:val="single" w:sz="4" w:space="0" w:color="000000"/>
+              <w:bottom w:val="single" w:sz="4" w:space="0" w:color="000000"/>
+              <w:right w:val="single" w:sz="4" w:space="0" w:color="000000"/>
+            </w:tcBorders>
           </w:tcPr>
           <w:p>
             <w:pPr>
-              <w:spacing w:line="240" w:lineRule="auto" w:after="0" w:before="0"/>
+              <w:spacing w:line="240" w:lineRule="auto" w:after="40" w:before="40"/>
+              <w:jc w:val="left"/>
             </w:pPr>
             <w:r/>
             <w:r>
@@ -421,19 +524,26 @@
                 <w:b w:val="0"/>
                 <w:i w:val="0"/>
                 <w:color w:val="000000"/>
-                <w:sz w:val="20"/>
+                <w:sz w:val="18"/>
               </w:rPr>
-              <w:t>Leituras-piloto</w:t>
+              <w:t>Recortes de detalhamento</w:t>
             </w:r>
           </w:p>
         </w:tc>
         <w:tc>
           <w:tcPr>
             <w:tcW w:type="dxa" w:w="4702"/>
+            <w:tcBorders>
+              <w:top w:val="single" w:sz="4" w:space="0" w:color="000000"/>
+              <w:left w:val="single" w:sz="4" w:space="0" w:color="000000"/>
+              <w:bottom w:val="single" w:sz="4" w:space="0" w:color="000000"/>
+              <w:right w:val="single" w:sz="4" w:space="0" w:color="000000"/>
+            </w:tcBorders>
           </w:tcPr>
           <w:p>
             <w:pPr>
-              <w:spacing w:line="240" w:lineRule="auto" w:after="0" w:before="0"/>
+              <w:spacing w:line="240" w:lineRule="auto" w:after="40" w:before="40"/>
+              <w:jc w:val="left"/>
             </w:pPr>
             <w:r/>
             <w:r>
@@ -442,18 +552,24 @@
                 <w:b w:val="0"/>
                 <w:i w:val="0"/>
                 <w:color w:val="000000"/>
-                <w:sz w:val="20"/>
+                <w:sz w:val="18"/>
               </w:rPr>
-              <w:t>Santa Tereza e Muçum</w:t>
+              <w:t>Municípios de Santa Tereza e Muçum</w:t>
             </w:r>
           </w:p>
         </w:tc>
       </w:tr>
     </w:tbl>
-    <w:p/>
+    <w:p>
+      <w:pPr>
+        <w:spacing w:after="120"/>
+      </w:pPr>
+    </w:p>
     <w:p>
       <w:pPr>
         <w:spacing w:line="360" w:lineRule="auto" w:before="0" w:after="160"/>
+        <w:ind w:firstLine="709"/>
+        <w:jc w:val="both"/>
       </w:pPr>
       <w:r>
         <w:rPr>
@@ -463,7 +579,7 @@
           <w:color w:val="000000"/>
           <w:sz w:val="22"/>
         </w:rPr>
-        <w:t>Observação ao coordenador: colar cada plano no projeto e completar, no SigFapergs, o nome do bolsista, a categoria PDTI e a vigência compatível com o Termo de Outorga. A IC corresponde à PDTI 5; o mestrado, à PDTI 4 (aluno de pós-graduação, com anuência do orientador e do coordenador do curso).</w:t>
+        <w:t>A indicação nominal dos bolsistas, o enquadramento nas categorias PDTI e a vigência das bolsas observarão o Regulamento da Bolsa de Pesquisa, Desenvolvimento Tecnológico e Inovação e o Termo de Outorga e Aceitação de Auxílio.</w:t>
       </w:r>
     </w:p>
     <w:p>
@@ -473,7 +589,7 @@
     </w:p>
     <w:p>
       <w:pPr>
-        <w:spacing w:line="360" w:lineRule="auto" w:before="120" w:after="200"/>
+        <w:spacing w:line="360" w:lineRule="auto" w:before="120" w:after="240"/>
         <w:jc w:val="center"/>
       </w:pPr>
       <w:r>
@@ -500,12 +616,12 @@
           <w:color w:val="000000"/>
           <w:sz w:val="22"/>
         </w:rPr>
-        <w:t>Categoria sugerida: PDTI 4. Duração prevista: 24 meses.</w:t>
+        <w:t>Enquadramento: Bolsa PDTI, Nível 4. Prazo de execução: 24 (vinte e quatro) meses.</w:t>
       </w:r>
     </w:p>
     <w:p>
       <w:pPr>
-        <w:spacing w:line="360" w:lineRule="auto" w:before="360" w:after="200"/>
+        <w:spacing w:line="360" w:lineRule="auto" w:before="280" w:after="160"/>
       </w:pPr>
       <w:r>
         <w:rPr>
@@ -515,13 +631,14 @@
           <w:color w:val="000000"/>
           <w:sz w:val="24"/>
         </w:rPr>
-        <w:t>1. Título do plano de trabalho</w:t>
+        <w:t>1. Título</w:t>
       </w:r>
     </w:p>
     <w:p>
       <w:pPr>
         <w:spacing w:line="360" w:lineRule="auto" w:before="0" w:after="160"/>
         <w:ind w:firstLine="709"/>
+        <w:jc w:val="both"/>
       </w:pPr>
       <w:r>
         <w:rPr>
@@ -531,12 +648,12 @@
           <w:color w:val="000000"/>
           <w:sz w:val="24"/>
         </w:rPr>
-        <w:t>Abordagem multi-risco para a Bacia Hidrográfica do Rio Taquari-Antas: integração de perigo hidrológico, movimentos de massa, exposição e vulnerabilidade social.</w:t>
+        <w:t>Análise de riscos múltiplos na Bacia Hidrográfica do Rio Taquari-Antas: integração entre perigo hidrológico, movimentos de massa, exposição e vulnerabilidade social.</w:t>
       </w:r>
     </w:p>
     <w:p>
       <w:pPr>
-        <w:spacing w:line="360" w:lineRule="auto" w:before="360" w:after="200"/>
+        <w:spacing w:line="360" w:lineRule="auto" w:before="280" w:after="160"/>
       </w:pPr>
       <w:r>
         <w:rPr>
@@ -546,13 +663,14 @@
           <w:color w:val="000000"/>
           <w:sz w:val="24"/>
         </w:rPr>
-        <w:t>2. Articulação com o projeto</w:t>
+        <w:t>2. Articulação com o projeto de pesquisa</w:t>
       </w:r>
     </w:p>
     <w:p>
       <w:pPr>
         <w:spacing w:line="360" w:lineRule="auto" w:before="0" w:after="160"/>
         <w:ind w:firstLine="709"/>
+        <w:jc w:val="both"/>
       </w:pPr>
       <w:r>
         <w:rPr>
@@ -562,13 +680,14 @@
           <w:color w:val="000000"/>
           <w:sz w:val="24"/>
         </w:rPr>
-        <w:t>O projeto PREVINE organiza-se em três eixos: monitoramento, modelagem e mapeamento; ciência cidadã; e alerta e comunicação de risco. Este plano de mestrado opera na interface entre o mapeamento de perigos geo-hidrológicos e o uso desses produtos para análise de exposição e de vulnerabilidade social. Contribui para o entendimento de riscos e impactos e para o desenho de medidas de prevenção e resposta, nos termos do Edital FAPERGS 06/2024, sem substituir sistemas oficiais de alerta (SACE/SGB) nem a competência da Defesa Civil.</w:t>
+        <w:t>O presente plano de trabalho vincula-se ao projeto PREVINE Taquari-Antas, apoiado pela FAPERGS no âmbito do Edital nº 06/2024, e insere-se na interface entre o eixo de monitoramento, modelagem e mapeamento e o eixo de alerta e comunicação de risco. Destina-se a consolidar, para a Bacia Hidrográfica do Rio Taquari-Antas, uma abordagem de riscos múltiplos — inundação, enxurrada e movimentos de massa — mediante a associação, em ambiente de geoprocessamento, de informações de perigo, exposição e vulnerabilidade social.</w:t>
       </w:r>
     </w:p>
     <w:p>
       <w:pPr>
         <w:spacing w:line="360" w:lineRule="auto" w:before="0" w:after="160"/>
         <w:ind w:firstLine="709"/>
+        <w:jc w:val="both"/>
       </w:pPr>
       <w:r>
         <w:rPr>
@@ -578,12 +697,29 @@
           <w:color w:val="000000"/>
           <w:sz w:val="24"/>
         </w:rPr>
-        <w:t>O recorte espacial é a bacia do Taquari-Antas. Santa Tereza e Muçum são adotadas como leituras-piloto, por disporem de previsão de nível, manchas experimentais e bases territoriais já organizadas pelo projeto. A abordagem é multi-risco (inundação, enxurrada e movimentos de massa) e mantém perigo, exposição e vulnerabilidade como camadas distintas até que o cruzamento espacial seja metodologicamente justificado.</w:t>
+        <w:t>A execução deste plano contribui para o entendimento científico de riscos e impactos associados a desastres geo-hidrológicos e para a geração de evidências aplicáveis a medidas de prevenção, resiliência e resposta, em conformidade com os objetivos do Programa. Os produtos terão natureza técnico-científica e não substituirão os sistemas oficiais de monitoramento e alerta hidrológico nem as competências legais dos órgãos de proteção e defesa civil.</w:t>
       </w:r>
     </w:p>
     <w:p>
       <w:pPr>
-        <w:spacing w:line="360" w:lineRule="auto" w:before="360" w:after="200"/>
+        <w:spacing w:line="360" w:lineRule="auto" w:before="0" w:after="160"/>
+        <w:ind w:firstLine="709"/>
+        <w:jc w:val="both"/>
+      </w:pPr>
+      <w:r>
+        <w:rPr>
+          <w:rFonts w:ascii="Times New Roman" w:hAnsi="Times New Roman" w:eastAsia="Times New Roman"/>
+          <w:b w:val="0"/>
+          <w:i w:val="0"/>
+          <w:color w:val="000000"/>
+          <w:sz w:val="24"/>
+        </w:rPr>
+        <w:t>A área de estudo corresponde à bacia hidrográfica. Os municípios de Santa Tereza e Muçum serão adotados como recortes de detalhamento metodológico, por reunirem séries hidrológicas, representações espaciais experimentais de inundação e bases territoriais já estruturadas pelo projeto. Perigo, exposição e vulnerabilidade serão tratados como componentes analiticamente distintos, procedendo-se à integração espacial apenas quando verificada a compatibilidade geométrica, temporal e de sistema de referência.</w:t>
+      </w:r>
+    </w:p>
+    <w:p>
+      <w:pPr>
+        <w:spacing w:line="360" w:lineRule="auto" w:before="280" w:after="160"/>
       </w:pPr>
       <w:r>
         <w:rPr>
@@ -600,6 +736,7 @@
       <w:pPr>
         <w:spacing w:line="360" w:lineRule="auto" w:before="0" w:after="160"/>
         <w:ind w:firstLine="709"/>
+        <w:jc w:val="both"/>
       </w:pPr>
       <w:r>
         <w:rPr>
@@ -609,12 +746,12 @@
           <w:color w:val="000000"/>
           <w:sz w:val="24"/>
         </w:rPr>
-        <w:t>Desenvolver e aplicar, em recorte da Bacia Hidrográfica do Rio Taquari-Antas, uma abordagem multi-risco em ambiente de Sistema de Informações Geográficas (SIG), associando perigo hidrológico e de movimentos de massa a indicadores de exposição e de vulnerabilidade social, com produtos de pesquisa replicáveis para os municípios da bacia.</w:t>
+        <w:t>Desenvolver e aplicar, na Bacia Hidrográfica do Rio Taquari-Antas, procedimento de análise de riscos múltiplos em Sistema de Informações Geográficas, associando o perigo hidrológico e o perigo de movimentos de massa a indicadores de exposição e de vulnerabilidade social, de modo a obter produtos técnico-científicos replicáveis no conjunto de municípios da bacia.</w:t>
       </w:r>
     </w:p>
     <w:p>
       <w:pPr>
-        <w:spacing w:line="360" w:lineRule="auto" w:before="360" w:after="200"/>
+        <w:spacing w:line="360" w:lineRule="auto" w:before="280" w:after="160"/>
       </w:pPr>
       <w:r>
         <w:rPr>
@@ -630,6 +767,8 @@
     <w:p>
       <w:pPr>
         <w:spacing w:line="360" w:lineRule="auto" w:before="0" w:after="120"/>
+        <w:ind w:left="425"/>
+        <w:jc w:val="both"/>
       </w:pPr>
       <w:r>
         <w:rPr>
@@ -639,12 +778,14 @@
           <w:color w:val="000000"/>
           <w:sz w:val="24"/>
         </w:rPr>
-        <w:t>OE1. Caracterizar os perigos de inundação, enxurrada e movimentos de massa no recorte de estudo, a partir de séries hidrológicas, manchas experimentais, setorização de risco disponível e mapeamento de cicatrizes.</w:t>
+        <w:t>a) Caracterizar os perigos de inundação, enxurrada e movimentos de massa na área de estudo, com fundamento em séries hidrológicas, representações espaciais de inundação, setorização oficial de risco, quando disponível, e mapeamento de cicatrizes de escorregamento.</w:t>
       </w:r>
     </w:p>
     <w:p>
       <w:pPr>
         <w:spacing w:line="360" w:lineRule="auto" w:before="0" w:after="120"/>
+        <w:ind w:left="425"/>
+        <w:jc w:val="both"/>
       </w:pPr>
       <w:r>
         <w:rPr>
@@ -654,12 +795,14 @@
           <w:color w:val="000000"/>
           <w:sz w:val="24"/>
         </w:rPr>
-        <w:t>OE2. Compilar, documentar e calcular indicadores de exposição e de vulnerabilidade social reutilizáveis (população, faixa etária, infraestrutura domiciliar, renda, densidade e capacidade municipal), com denominadores e recortes espaciais explícitos.</w:t>
+        <w:t>b) Selecionar, documentar e calcular indicadores de exposição e de vulnerabilidade social — população, composição etária, condições de infraestrutura domiciliar, rendimento, densidade demográfica e capacidade institucional municipal — especificando fontes, recortes territoriais e denominadores.</w:t>
       </w:r>
     </w:p>
     <w:p>
       <w:pPr>
         <w:spacing w:line="360" w:lineRule="auto" w:before="0" w:after="120"/>
+        <w:ind w:left="425"/>
+        <w:jc w:val="both"/>
       </w:pPr>
       <w:r>
         <w:rPr>
@@ -669,12 +812,14 @@
           <w:color w:val="000000"/>
           <w:sz w:val="24"/>
         </w:rPr>
-        <w:t>OE3. Integrar, em SIG, as camadas de perigo, exposição e vulnerabilidade somente onde geometria, datum e data de referência forem compatíveis.</w:t>
+        <w:t>c) Integrar, em ambiente de geoprocessamento, as informações de perigo, exposição e vulnerabilidade exclusivamente nos recortes em que forem atendidos os requisitos de compatibilidade espacial e temporal.</w:t>
       </w:r>
     </w:p>
     <w:p>
       <w:pPr>
         <w:spacing w:line="360" w:lineRule="auto" w:before="0" w:after="120"/>
+        <w:ind w:left="425"/>
+        <w:jc w:val="both"/>
       </w:pPr>
       <w:r>
         <w:rPr>
@@ -684,12 +829,14 @@
           <w:color w:val="000000"/>
           <w:sz w:val="24"/>
         </w:rPr>
-        <w:t>OE4. Elaborar cenários espaciais de pesquisa para as leituras-piloto, identificando setores, grupos populacionais e equipamentos potencialmente afetados.</w:t>
+        <w:t>d) Elaborar cenários territoriais de caráter científico para Santa Tereza e Muçum, identificando setores censitários, grupos populacionais e equipamentos públicos potencialmente afetados.</w:t>
       </w:r>
     </w:p>
     <w:p>
       <w:pPr>
         <w:spacing w:line="360" w:lineRule="auto" w:before="0" w:after="120"/>
+        <w:ind w:left="425"/>
+        <w:jc w:val="both"/>
       </w:pPr>
       <w:r>
         <w:rPr>
@@ -699,12 +846,12 @@
           <w:color w:val="000000"/>
           <w:sz w:val="24"/>
         </w:rPr>
-        <w:t>OE5. Sistematizar incertezas, lacunas de dados e recomendações metodológicas para expansão da abordagem aos demais municípios da bacia.</w:t>
+        <w:t>e) Sistematizar incertezas, lacunas informacionais e recomendações metodológicas para a progressiva extensão do procedimento aos demais municípios da bacia.</w:t>
       </w:r>
     </w:p>
     <w:p>
       <w:pPr>
-        <w:spacing w:line="360" w:lineRule="auto" w:before="360" w:after="200"/>
+        <w:spacing w:line="360" w:lineRule="auto" w:before="280" w:after="160"/>
       </w:pPr>
       <w:r>
         <w:rPr>
@@ -721,6 +868,7 @@
       <w:pPr>
         <w:spacing w:line="360" w:lineRule="auto" w:before="0" w:after="160"/>
         <w:ind w:firstLine="709"/>
+        <w:jc w:val="both"/>
       </w:pPr>
       <w:r>
         <w:rPr>
@@ -730,13 +878,14 @@
           <w:color w:val="000000"/>
           <w:sz w:val="24"/>
         </w:rPr>
-        <w:t>A pesquisa será desenvolvida em SIG, com camadas vetoriais e raster já produzidas ou em produção pelo PREVINE, complementadas por fontes oficiais. O perigo hidrológico será tratado a partir de níveis observados (ANA/SGB), cotas de referência por estação e manchas experimentais derivadas de modelo digital do terreno e HAND, interpretadas como hipótese espacial e não como profundidade de via. O perigo de encosta utilizará pontos de iniciação e polígonos de deslizamento mapeados em 2024 e, quando existir, a setorização de risco do SGB; a cobertura hoje disponível para Santa Tereza não será extrapolada aos demais municípios.</w:t>
+        <w:t>A pesquisa será conduzida em Sistema de Informações Geográficas, utilizando informações vetoriais e matriciais produzidas no âmbito do PREVINE e bases oficiais complementares. O perigo hidrológico será caracterizado a partir de cotas e séries de nível da Agência Nacional de Águas e Saneamento Básico e do Serviço Geológico do Brasil, bem como de representações espaciais experimentais de inundação derivadas de modelo digital do terreno e do índice Height Above Nearest Drainage (HAND). Tais representações serão interpretadas como hipótese espacial de inundação, e não como estimativa de profundidade em via pública.</w:t>
       </w:r>
     </w:p>
     <w:p>
       <w:pPr>
         <w:spacing w:line="360" w:lineRule="auto" w:before="0" w:after="160"/>
         <w:ind w:firstLine="709"/>
+        <w:jc w:val="both"/>
       </w:pPr>
       <w:r>
         <w:rPr>
@@ -746,13 +895,14 @@
           <w:color w:val="000000"/>
           <w:sz w:val="24"/>
         </w:rPr>
-        <w:t>A exposição e a vulnerabilidade social utilizarão o Censo Demográfico 2022 (IBGE) em município, setor censitário e, quando pertinente, grade estatística, além de equipamentos pontuais do IEDE-RS e do Indicador de Capacidade Municipal (ICM/MIDR). Valores omitidos por sigilo estatístico permanecerão nulos. Indicadores municipais não serão somados a indicadores setoriais. Não se construirá um índice único de “risco total” sem método, pesos e validação documentados.</w:t>
+        <w:t>O perigo associado a movimentos de massa será caracterizado com base em pontos de ruptura e polígonos de cicatrizes identificados para o ano de 2024 e, quando existente, na setorização de risco do Serviço Geológico do Brasil. A cobertura atualmente disponível para Santa Tereza não será objeto de extrapolação para os demais municípios.</w:t>
       </w:r>
     </w:p>
     <w:p>
       <w:pPr>
         <w:spacing w:line="360" w:lineRule="auto" w:before="0" w:after="160"/>
         <w:ind w:firstLine="709"/>
+        <w:jc w:val="both"/>
       </w:pPr>
       <w:r>
         <w:rPr>
@@ -762,12 +912,29 @@
           <w:color w:val="000000"/>
           <w:sz w:val="24"/>
         </w:rPr>
-        <w:t>O cruzamento espacial (sobreposição e consultas) será restrito às áreas em que as camadas forem compatíveis. Os cenários resultantes são produtos de pesquisa para apoio à análise territorial e à formação de recursos humanos; não constituem alerta, rota liberada, confirmação de abrigo ou despacho.</w:t>
+        <w:t>A exposição e a vulnerabilidade social serão quantificadas a partir do Censo Demográfico 2022 do Instituto Brasileiro de Geografia e Estatística, nas unidades município, setor censitário e, quando pertinente, grade estatística, bem como de registros pontuais de equipamentos públicos do Instituto Estadual de Desenvolvimento Territorial e do Indicador de Capacidade Municipal da Secretaria Nacional de Proteção e Defesa Civil. Valores omitidos em razão de sigilo estatístico serão preservados como informação não disponível. Indicadores de granularidade municipal não serão agregados a indicadores setoriais. Não será formulado índice sintético de risco na ausência de método, ponderação e validação expressamente documentados.</w:t>
       </w:r>
     </w:p>
     <w:p>
       <w:pPr>
-        <w:spacing w:line="360" w:lineRule="auto" w:before="360" w:after="200"/>
+        <w:spacing w:line="360" w:lineRule="auto" w:before="0" w:after="160"/>
+        <w:ind w:firstLine="709"/>
+        <w:jc w:val="both"/>
+      </w:pPr>
+      <w:r>
+        <w:rPr>
+          <w:rFonts w:ascii="Times New Roman" w:hAnsi="Times New Roman" w:eastAsia="Times New Roman"/>
+          <w:b w:val="0"/>
+          <w:i w:val="0"/>
+          <w:color w:val="000000"/>
+          <w:sz w:val="24"/>
+        </w:rPr>
+        <w:t>A sobreposição espacial restringir-se-á às áreas em que as camadas atenderem aos requisitos de compatibilidade. Os cenários resultantes constituem subsídio à análise territorial e à formação de recursos humanos, sem valor de alerta, de determinação de rota, de confirmação de abrigo ou de despacho operacional.</w:t>
+      </w:r>
+    </w:p>
+    <w:p>
+      <w:pPr>
+        <w:spacing w:line="360" w:lineRule="auto" w:before="280" w:after="160"/>
       </w:pPr>
       <w:r>
         <w:rPr>
@@ -782,8 +949,19 @@
     </w:p>
     <w:p>
       <w:pPr>
-        <w:spacing w:line="360" w:lineRule="auto" w:before="0" w:after="120"/>
+        <w:spacing w:line="360" w:lineRule="auto" w:before="0" w:after="160"/>
+        <w:jc w:val="both"/>
       </w:pPr>
+      <w:r>
+        <w:rPr>
+          <w:rFonts w:ascii="Times New Roman" w:hAnsi="Times New Roman" w:eastAsia="Times New Roman"/>
+          <w:b/>
+          <w:i w:val="0"/>
+          <w:color w:val="000000"/>
+          <w:sz w:val="24"/>
+        </w:rPr>
+        <w:t xml:space="preserve">Atividade 1 — Fundamentação teórica e delimitação do objeto. </w:t>
+      </w:r>
       <w:r>
         <w:rPr>
           <w:rFonts w:ascii="Times New Roman" w:hAnsi="Times New Roman" w:eastAsia="Times New Roman"/>
@@ -792,13 +970,24 @@
           <w:color w:val="000000"/>
           <w:sz w:val="24"/>
         </w:rPr>
-        <w:t>A1. Revisar a literatura de análise multi-risco e de SIG aplicado a inundação e movimentos de massa, e delimitar a pergunta, o recorte e as unidades espaciais de análise.</w:t>
+        <w:t>Realizar revisão da literatura nacional e internacional relativa à análise de riscos múltiplos e ao emprego de sistemas de informações geográficas em estudos de inundação e de movimentos de massa, delimitando o problema de pesquisa, a área de estudo e as unidades espaciais de análise.</w:t>
       </w:r>
     </w:p>
     <w:p>
       <w:pPr>
-        <w:spacing w:line="360" w:lineRule="auto" w:before="0" w:after="120"/>
+        <w:spacing w:line="360" w:lineRule="auto" w:before="0" w:after="160"/>
+        <w:jc w:val="both"/>
       </w:pPr>
+      <w:r>
+        <w:rPr>
+          <w:rFonts w:ascii="Times New Roman" w:hAnsi="Times New Roman" w:eastAsia="Times New Roman"/>
+          <w:b/>
+          <w:i w:val="0"/>
+          <w:color w:val="000000"/>
+          <w:sz w:val="24"/>
+        </w:rPr>
+        <w:t xml:space="preserve">Atividade 2 — Organização da base de perigo. </w:t>
+      </w:r>
       <w:r>
         <w:rPr>
           <w:rFonts w:ascii="Times New Roman" w:hAnsi="Times New Roman" w:eastAsia="Times New Roman"/>
@@ -807,13 +996,24 @@
           <w:color w:val="000000"/>
           <w:sz w:val="24"/>
         </w:rPr>
-        <w:t>A2. Organizar o inventário de perigo: séries e cotas de nível, limiares por estação, manchas experimentais, setorização SGB disponível e cicatrizes de 2024, com metadados de fonte, data e CRS.</w:t>
+        <w:t>Estruturar o inventário de informações de perigo, compreendendo séries e cotas fluviométricas, limiares por estação, representações espaciais experimentais de inundação, setorização oficial de risco disponível e cicatrizes de movimentos de massa, com registro de fonte, data de referência e sistema de referência espacial.</w:t>
       </w:r>
     </w:p>
     <w:p>
       <w:pPr>
-        <w:spacing w:line="360" w:lineRule="auto" w:before="0" w:after="120"/>
+        <w:spacing w:line="360" w:lineRule="auto" w:before="0" w:after="160"/>
+        <w:jc w:val="both"/>
       </w:pPr>
+      <w:r>
+        <w:rPr>
+          <w:rFonts w:ascii="Times New Roman" w:hAnsi="Times New Roman" w:eastAsia="Times New Roman"/>
+          <w:b/>
+          <w:i w:val="0"/>
+          <w:color w:val="000000"/>
+          <w:sz w:val="24"/>
+        </w:rPr>
+        <w:t xml:space="preserve">Atividade 3 — Qualificação dos indicadores de exposição e de vulnerabilidade. </w:t>
+      </w:r>
       <w:r>
         <w:rPr>
           <w:rFonts w:ascii="Times New Roman" w:hAnsi="Times New Roman" w:eastAsia="Times New Roman"/>
@@ -822,13 +1022,24 @@
           <w:color w:val="000000"/>
           <w:sz w:val="24"/>
         </w:rPr>
-        <w:t>A3. Qualificar as bases de exposição e de vulnerabilidade (IBGE, IEDE-RS, ICM), definir o dicionário de indicadores e os denominadores, e produzir as tabelas e camadas de trabalho.</w:t>
+        <w:t>Examinar as bases do Instituto Brasileiro de Geografia e Estatística, do Instituto Estadual de Desenvolvimento Territorial e do Indicador de Capacidade Municipal; definir o dicionário de variáveis e os respectivos denominadores; e produzir as tabelas e as camadas geoespaciais de trabalho.</w:t>
       </w:r>
     </w:p>
     <w:p>
       <w:pPr>
-        <w:spacing w:line="360" w:lineRule="auto" w:before="0" w:after="120"/>
+        <w:spacing w:line="360" w:lineRule="auto" w:before="0" w:after="160"/>
+        <w:jc w:val="both"/>
       </w:pPr>
+      <w:r>
+        <w:rPr>
+          <w:rFonts w:ascii="Times New Roman" w:hAnsi="Times New Roman" w:eastAsia="Times New Roman"/>
+          <w:b/>
+          <w:i w:val="0"/>
+          <w:color w:val="000000"/>
+          <w:sz w:val="24"/>
+        </w:rPr>
+        <w:t xml:space="preserve">Atividade 4 — Integração geoespacial. </w:t>
+      </w:r>
       <w:r>
         <w:rPr>
           <w:rFonts w:ascii="Times New Roman" w:hAnsi="Times New Roman" w:eastAsia="Times New Roman"/>
@@ -837,13 +1048,24 @@
           <w:color w:val="000000"/>
           <w:sz w:val="24"/>
         </w:rPr>
-        <w:t>A4. Implementar o modelo de dados e as regras de cruzamento em SIG (compatibilidade geométrica, recorte da bacia, piloto Santa Tereza e Muçum).</w:t>
+        <w:t>Implementar o modelo de dados e as regras de cruzamento em Sistema de Informações Geográficas, verificando a compatibilidade geométrica e temporal das informações e procedendo ao recorte da bacia e ao detalhamento nos municípios de Santa Tereza e Muçum.</w:t>
       </w:r>
     </w:p>
     <w:p>
       <w:pPr>
-        <w:spacing w:line="360" w:lineRule="auto" w:before="0" w:after="120"/>
+        <w:spacing w:line="360" w:lineRule="auto" w:before="0" w:after="160"/>
+        <w:jc w:val="both"/>
       </w:pPr>
+      <w:r>
+        <w:rPr>
+          <w:rFonts w:ascii="Times New Roman" w:hAnsi="Times New Roman" w:eastAsia="Times New Roman"/>
+          <w:b/>
+          <w:i w:val="0"/>
+          <w:color w:val="000000"/>
+          <w:sz w:val="24"/>
+        </w:rPr>
+        <w:t xml:space="preserve">Atividade 5 — Elaboração de cenários territoriais. </w:t>
+      </w:r>
       <w:r>
         <w:rPr>
           <w:rFonts w:ascii="Times New Roman" w:hAnsi="Times New Roman" w:eastAsia="Times New Roman"/>
@@ -852,13 +1074,24 @@
           <w:color w:val="000000"/>
           <w:sz w:val="24"/>
         </w:rPr>
-        <w:t>A5. Gerar mapas e tabelas de cenário, com legenda, fonte, data e limitações, identificando setores e equipamentos potencialmente afetados.</w:t>
+        <w:t>Produzir mapas e quadros de cenário, contendo legenda, fonte, data de referência e limitações de uso, com identificação de setores censitários e de equipamentos públicos potencialmente afetados.</w:t>
       </w:r>
     </w:p>
     <w:p>
       <w:pPr>
-        <w:spacing w:line="360" w:lineRule="auto" w:before="0" w:after="120"/>
+        <w:spacing w:line="360" w:lineRule="auto" w:before="0" w:after="160"/>
+        <w:jc w:val="both"/>
       </w:pPr>
+      <w:r>
+        <w:rPr>
+          <w:rFonts w:ascii="Times New Roman" w:hAnsi="Times New Roman" w:eastAsia="Times New Roman"/>
+          <w:b/>
+          <w:i w:val="0"/>
+          <w:color w:val="000000"/>
+          <w:sz w:val="24"/>
+        </w:rPr>
+        <w:t xml:space="preserve">Atividade 6 — Validação, sistematização e divulgação científica. </w:t>
+      </w:r>
       <w:r>
         <w:rPr>
           <w:rFonts w:ascii="Times New Roman" w:hAnsi="Times New Roman" w:eastAsia="Times New Roman"/>
@@ -867,12 +1100,12 @@
           <w:color w:val="000000"/>
           <w:sz w:val="24"/>
         </w:rPr>
-        <w:t>A6. Validar internamente os produtos (consistência espacial, conferência amostral e registro de lacunas) e redigir o relatório técnico-científico, capítulos da dissertação e submissão de trabalho em evento ou periódico, com menção obrigatória à FAPERGS.</w:t>
+        <w:t>Proceder à verificação interna de consistência espacial e ao registro de lacunas; redigir o relatório técnico-científico, os capítulos da dissertação e comunicação científica para evento ou periódico, com menção obrigatória ao apoio da FAPERGS.</w:t>
       </w:r>
     </w:p>
     <w:p>
       <w:pPr>
-        <w:spacing w:line="360" w:lineRule="auto" w:before="360" w:after="200"/>
+        <w:spacing w:line="360" w:lineRule="auto" w:before="280" w:after="160"/>
       </w:pPr>
       <w:r>
         <w:rPr>
@@ -888,7 +1121,18 @@
     <w:p>
       <w:pPr>
         <w:spacing w:line="360" w:lineRule="auto" w:before="0" w:after="120"/>
+        <w:jc w:val="both"/>
       </w:pPr>
+      <w:r>
+        <w:rPr>
+          <w:rFonts w:ascii="Times New Roman" w:hAnsi="Times New Roman" w:eastAsia="Times New Roman"/>
+          <w:b/>
+          <w:i w:val="0"/>
+          <w:color w:val="000000"/>
+          <w:sz w:val="24"/>
+        </w:rPr>
+        <w:t xml:space="preserve">Meta 1. </w:t>
+      </w:r>
       <w:r>
         <w:rPr>
           <w:rFonts w:ascii="Times New Roman" w:hAnsi="Times New Roman" w:eastAsia="Times New Roman"/>
@@ -897,13 +1141,24 @@
           <w:color w:val="000000"/>
           <w:sz w:val="24"/>
         </w:rPr>
-        <w:t>M1. Inventário documentado das camadas de perigo, exposição e vulnerabilidade do recorte, com metadados.</w:t>
+        <w:t>Inventário técnico das informações de perigo, exposição e vulnerabilidade da área de estudo, acompanhado de metadados.</w:t>
       </w:r>
     </w:p>
     <w:p>
       <w:pPr>
         <w:spacing w:line="360" w:lineRule="auto" w:before="0" w:after="120"/>
+        <w:jc w:val="both"/>
       </w:pPr>
+      <w:r>
+        <w:rPr>
+          <w:rFonts w:ascii="Times New Roman" w:hAnsi="Times New Roman" w:eastAsia="Times New Roman"/>
+          <w:b/>
+          <w:i w:val="0"/>
+          <w:color w:val="000000"/>
+          <w:sz w:val="24"/>
+        </w:rPr>
+        <w:t xml:space="preserve">Meta 2. </w:t>
+      </w:r>
       <w:r>
         <w:rPr>
           <w:rFonts w:ascii="Times New Roman" w:hAnsi="Times New Roman" w:eastAsia="Times New Roman"/>
@@ -912,13 +1167,24 @@
           <w:color w:val="000000"/>
           <w:sz w:val="24"/>
         </w:rPr>
-        <w:t>M2. Catálogo de indicadores sociais e territoriais, com definição, fonte, recorte e regra de cálculo.</w:t>
+        <w:t>Catálogo de indicadores sociais e territoriais, contendo definição conceitual, fonte, recorte espacial e regra de cálculo.</w:t>
       </w:r>
     </w:p>
     <w:p>
       <w:pPr>
         <w:spacing w:line="360" w:lineRule="auto" w:before="0" w:after="120"/>
+        <w:jc w:val="both"/>
       </w:pPr>
+      <w:r>
+        <w:rPr>
+          <w:rFonts w:ascii="Times New Roman" w:hAnsi="Times New Roman" w:eastAsia="Times New Roman"/>
+          <w:b/>
+          <w:i w:val="0"/>
+          <w:color w:val="000000"/>
+          <w:sz w:val="24"/>
+        </w:rPr>
+        <w:t xml:space="preserve">Meta 3. </w:t>
+      </w:r>
       <w:r>
         <w:rPr>
           <w:rFonts w:ascii="Times New Roman" w:hAnsi="Times New Roman" w:eastAsia="Times New Roman"/>
@@ -927,13 +1193,24 @@
           <w:color w:val="000000"/>
           <w:sz w:val="24"/>
         </w:rPr>
-        <w:t>M3. Base geoespacial integrada das leituras-piloto, em formato aberto (GeoPackage/Shapefile), acompanhada de README de proveniência.</w:t>
+        <w:t>Base geoespacial integrada dos recortes de detalhamento, em formato aberto, acompanhada de documentação de proveniência.</w:t>
       </w:r>
     </w:p>
     <w:p>
       <w:pPr>
         <w:spacing w:line="360" w:lineRule="auto" w:before="0" w:after="120"/>
+        <w:jc w:val="both"/>
       </w:pPr>
+      <w:r>
+        <w:rPr>
+          <w:rFonts w:ascii="Times New Roman" w:hAnsi="Times New Roman" w:eastAsia="Times New Roman"/>
+          <w:b/>
+          <w:i w:val="0"/>
+          <w:color w:val="000000"/>
+          <w:sz w:val="24"/>
+        </w:rPr>
+        <w:t xml:space="preserve">Meta 4. </w:t>
+      </w:r>
       <w:r>
         <w:rPr>
           <w:rFonts w:ascii="Times New Roman" w:hAnsi="Times New Roman" w:eastAsia="Times New Roman"/>
@@ -942,13 +1219,24 @@
           <w:color w:val="000000"/>
           <w:sz w:val="24"/>
         </w:rPr>
-        <w:t>M4. Conjunto de mapas e tabelas de cenário multi-risco para Santa Tereza e Muçum.</w:t>
+        <w:t>Conjunto de mapas e quadros de cenário de riscos múltiplos para Santa Tereza e Muçum.</w:t>
       </w:r>
     </w:p>
     <w:p>
       <w:pPr>
         <w:spacing w:line="360" w:lineRule="auto" w:before="0" w:after="120"/>
+        <w:jc w:val="both"/>
       </w:pPr>
+      <w:r>
+        <w:rPr>
+          <w:rFonts w:ascii="Times New Roman" w:hAnsi="Times New Roman" w:eastAsia="Times New Roman"/>
+          <w:b/>
+          <w:i w:val="0"/>
+          <w:color w:val="000000"/>
+          <w:sz w:val="24"/>
+        </w:rPr>
+        <w:t xml:space="preserve">Meta 5. </w:t>
+      </w:r>
       <w:r>
         <w:rPr>
           <w:rFonts w:ascii="Times New Roman" w:hAnsi="Times New Roman" w:eastAsia="Times New Roman"/>
@@ -957,12 +1245,12 @@
           <w:color w:val="000000"/>
           <w:sz w:val="24"/>
         </w:rPr>
-        <w:t>M5. Relatório técnico-científico do bolsista (a cada 12 meses e ao final, conforme Regulamento PDTI) e manuscrito ou resumo expandido para divulgação científica.</w:t>
+        <w:t>Relatório técnico-científico do bolsista, apresentado a cada doze meses e ao término da vigência, nos termos do Regulamento PDTI, e ao menos uma comunicação científica (resumo expandido, trabalho completo ou manuscrito).</w:t>
       </w:r>
     </w:p>
     <w:p>
       <w:pPr>
-        <w:spacing w:line="360" w:lineRule="auto" w:before="360" w:after="200"/>
+        <w:spacing w:line="360" w:lineRule="auto" w:before="280" w:after="160"/>
       </w:pPr>
       <w:r>
         <w:rPr>
@@ -979,6 +1267,7 @@
       <w:pPr>
         <w:spacing w:line="360" w:lineRule="auto" w:before="0" w:after="160"/>
         <w:ind w:firstLine="709"/>
+        <w:jc w:val="both"/>
       </w:pPr>
       <w:r>
         <w:rPr>
@@ -988,12 +1277,29 @@
           <w:color w:val="000000"/>
           <w:sz w:val="24"/>
         </w:rPr>
-        <w:t>Espera-se um método replicável de leitura multi-risco para a Taquari-Antas, capaz de mostrar, com transparência de dados, onde o perigo se sobrepõe a população vulnerável e a equipamentos essenciais. O impacto pretendido é de apoio à prevenção e à resposta baseada em evidência, em linha com os objetivos do Edital 06/2024 e com os ODS 11 e 13. Os produtos permanecem no âmbito da pesquisa e da formação; a promoção a uso operacional depende de validação independente e de autorização institucional.</w:t>
+        <w:t>O desenvolvimento deste plano de trabalho resultará em procedimento documentado de análise de riscos múltiplos para a Bacia Hidrográfica do Rio Taquari-Antas, apto a evidenciar, com rastreabilidade das fontes, a sobreposição entre perigo geo-hidrológico, população em condição de vulnerabilidade e equipamentos públicos essenciais. Espera-se contribuir para a prevenção e a resposta a desastres climáticos fundamentadas em evidência científica, em alinhamento ao Edital FAPERGS nº 06/2024 e aos Objetivos de Desenvolvimento Sustentável 11 e 13 da Organização das Nações Unidas.</w:t>
       </w:r>
     </w:p>
     <w:p>
       <w:pPr>
-        <w:spacing w:line="360" w:lineRule="auto" w:before="360" w:after="200"/>
+        <w:spacing w:line="360" w:lineRule="auto" w:before="0" w:after="160"/>
+        <w:ind w:firstLine="709"/>
+        <w:jc w:val="both"/>
+      </w:pPr>
+      <w:r>
+        <w:rPr>
+          <w:rFonts w:ascii="Times New Roman" w:hAnsi="Times New Roman" w:eastAsia="Times New Roman"/>
+          <w:b w:val="0"/>
+          <w:i w:val="0"/>
+          <w:color w:val="000000"/>
+          <w:sz w:val="24"/>
+        </w:rPr>
+        <w:t>Os resultados situam-se no âmbito da pesquisa científica e da formação de recursos humanos. Eventual utilização operacional dependerá de validação independente e de deliberação da autoridade competente.</w:t>
+      </w:r>
+    </w:p>
+    <w:p>
+      <w:pPr>
+        <w:spacing w:line="360" w:lineRule="auto" w:before="280" w:after="160"/>
       </w:pPr>
       <w:r>
         <w:rPr>
@@ -1003,12 +1309,13 @@
           <w:color w:val="000000"/>
           <w:sz w:val="24"/>
         </w:rPr>
-        <w:t>9. Cronograma (24 meses)</w:t>
+        <w:t>9. Cronograma de execução</w:t>
       </w:r>
     </w:p>
     <w:p>
       <w:pPr>
         <w:spacing w:line="360" w:lineRule="auto" w:before="0" w:after="160"/>
+        <w:jc w:val="both"/>
       </w:pPr>
       <w:r>
         <w:rPr>
@@ -1018,14 +1325,14 @@
           <w:color w:val="000000"/>
           <w:sz w:val="22"/>
         </w:rPr>
-        <w:t>T1 a T8 correspondem a trimestres (T1 = meses 1 a 3).</w:t>
+        <w:t>Quadro 1 — Cronograma do bolsista de mestrado (24 meses). Os períodos T1 a T8 correspondem a trimestres sucessivos, sendo T1 relativo aos meses 1 a 3.</w:t>
       </w:r>
     </w:p>
     <w:tbl>
       <w:tblPr>
-        <w:tblStyle w:val="TableGrid"/>
         <w:tblW w:type="auto" w:w="0"/>
         <w:jc w:val="center"/>
+        <w:tblLayout w:type="autofit"/>
         <w:tblLook w:firstColumn="1" w:firstRow="1" w:lastColumn="0" w:lastRow="0" w:noHBand="0" w:noVBand="1" w:val="04A0"/>
       </w:tblPr>
       <w:tblGrid>
@@ -1043,11 +1350,17 @@
         <w:tc>
           <w:tcPr>
             <w:tcW w:type="dxa" w:w="1045"/>
-            <w:shd w:fill="D9E8D3" w:val="clear"/>
+            <w:tcBorders>
+              <w:top w:val="single" w:sz="4" w:space="0" w:color="000000"/>
+              <w:left w:val="single" w:sz="4" w:space="0" w:color="000000"/>
+              <w:bottom w:val="single" w:sz="4" w:space="0" w:color="000000"/>
+              <w:right w:val="single" w:sz="4" w:space="0" w:color="000000"/>
+            </w:tcBorders>
+            <w:shd w:fill="E7EEE8" w:val="clear"/>
           </w:tcPr>
           <w:p>
             <w:pPr>
-              <w:spacing w:line="240" w:lineRule="auto" w:after="0" w:before="0"/>
+              <w:spacing w:line="240" w:lineRule="auto" w:after="40" w:before="40"/>
               <w:jc w:val="center"/>
             </w:pPr>
             <w:r/>
@@ -1057,7 +1370,7 @@
                 <w:b/>
                 <w:i w:val="0"/>
                 <w:color w:val="000000"/>
-                <w:sz w:val="20"/>
+                <w:sz w:val="18"/>
               </w:rPr>
               <w:t>Atividade</w:t>
             </w:r>
@@ -1066,11 +1379,17 @@
         <w:tc>
           <w:tcPr>
             <w:tcW w:type="dxa" w:w="1045"/>
-            <w:shd w:fill="D9E8D3" w:val="clear"/>
+            <w:tcBorders>
+              <w:top w:val="single" w:sz="4" w:space="0" w:color="000000"/>
+              <w:left w:val="single" w:sz="4" w:space="0" w:color="000000"/>
+              <w:bottom w:val="single" w:sz="4" w:space="0" w:color="000000"/>
+              <w:right w:val="single" w:sz="4" w:space="0" w:color="000000"/>
+            </w:tcBorders>
+            <w:shd w:fill="E7EEE8" w:val="clear"/>
           </w:tcPr>
           <w:p>
             <w:pPr>
-              <w:spacing w:line="240" w:lineRule="auto" w:after="0" w:before="0"/>
+              <w:spacing w:line="240" w:lineRule="auto" w:after="40" w:before="40"/>
               <w:jc w:val="center"/>
             </w:pPr>
             <w:r/>
@@ -1080,7 +1399,7 @@
                 <w:b/>
                 <w:i w:val="0"/>
                 <w:color w:val="000000"/>
-                <w:sz w:val="20"/>
+                <w:sz w:val="18"/>
               </w:rPr>
               <w:t>T1</w:t>
             </w:r>
@@ -1089,11 +1408,17 @@
         <w:tc>
           <w:tcPr>
             <w:tcW w:type="dxa" w:w="1045"/>
-            <w:shd w:fill="D9E8D3" w:val="clear"/>
+            <w:tcBorders>
+              <w:top w:val="single" w:sz="4" w:space="0" w:color="000000"/>
+              <w:left w:val="single" w:sz="4" w:space="0" w:color="000000"/>
+              <w:bottom w:val="single" w:sz="4" w:space="0" w:color="000000"/>
+              <w:right w:val="single" w:sz="4" w:space="0" w:color="000000"/>
+            </w:tcBorders>
+            <w:shd w:fill="E7EEE8" w:val="clear"/>
           </w:tcPr>
           <w:p>
             <w:pPr>
-              <w:spacing w:line="240" w:lineRule="auto" w:after="0" w:before="0"/>
+              <w:spacing w:line="240" w:lineRule="auto" w:after="40" w:before="40"/>
               <w:jc w:val="center"/>
             </w:pPr>
             <w:r/>
@@ -1103,7 +1428,7 @@
                 <w:b/>
                 <w:i w:val="0"/>
                 <w:color w:val="000000"/>
-                <w:sz w:val="20"/>
+                <w:sz w:val="18"/>
               </w:rPr>
               <w:t>T2</w:t>
             </w:r>
@@ -1112,11 +1437,17 @@
         <w:tc>
           <w:tcPr>
             <w:tcW w:type="dxa" w:w="1045"/>
-            <w:shd w:fill="D9E8D3" w:val="clear"/>
+            <w:tcBorders>
+              <w:top w:val="single" w:sz="4" w:space="0" w:color="000000"/>
+              <w:left w:val="single" w:sz="4" w:space="0" w:color="000000"/>
+              <w:bottom w:val="single" w:sz="4" w:space="0" w:color="000000"/>
+              <w:right w:val="single" w:sz="4" w:space="0" w:color="000000"/>
+            </w:tcBorders>
+            <w:shd w:fill="E7EEE8" w:val="clear"/>
           </w:tcPr>
           <w:p>
             <w:pPr>
-              <w:spacing w:line="240" w:lineRule="auto" w:after="0" w:before="0"/>
+              <w:spacing w:line="240" w:lineRule="auto" w:after="40" w:before="40"/>
               <w:jc w:val="center"/>
             </w:pPr>
             <w:r/>
@@ -1126,7 +1457,7 @@
                 <w:b/>
                 <w:i w:val="0"/>
                 <w:color w:val="000000"/>
-                <w:sz w:val="20"/>
+                <w:sz w:val="18"/>
               </w:rPr>
               <w:t>T3</w:t>
             </w:r>
@@ -1135,11 +1466,17 @@
         <w:tc>
           <w:tcPr>
             <w:tcW w:type="dxa" w:w="1045"/>
-            <w:shd w:fill="D9E8D3" w:val="clear"/>
+            <w:tcBorders>
+              <w:top w:val="single" w:sz="4" w:space="0" w:color="000000"/>
+              <w:left w:val="single" w:sz="4" w:space="0" w:color="000000"/>
+              <w:bottom w:val="single" w:sz="4" w:space="0" w:color="000000"/>
+              <w:right w:val="single" w:sz="4" w:space="0" w:color="000000"/>
+            </w:tcBorders>
+            <w:shd w:fill="E7EEE8" w:val="clear"/>
           </w:tcPr>
           <w:p>
             <w:pPr>
-              <w:spacing w:line="240" w:lineRule="auto" w:after="0" w:before="0"/>
+              <w:spacing w:line="240" w:lineRule="auto" w:after="40" w:before="40"/>
               <w:jc w:val="center"/>
             </w:pPr>
             <w:r/>
@@ -1149,7 +1486,7 @@
                 <w:b/>
                 <w:i w:val="0"/>
                 <w:color w:val="000000"/>
-                <w:sz w:val="20"/>
+                <w:sz w:val="18"/>
               </w:rPr>
               <w:t>T4</w:t>
             </w:r>
@@ -1158,11 +1495,17 @@
         <w:tc>
           <w:tcPr>
             <w:tcW w:type="dxa" w:w="1045"/>
-            <w:shd w:fill="D9E8D3" w:val="clear"/>
+            <w:tcBorders>
+              <w:top w:val="single" w:sz="4" w:space="0" w:color="000000"/>
+              <w:left w:val="single" w:sz="4" w:space="0" w:color="000000"/>
+              <w:bottom w:val="single" w:sz="4" w:space="0" w:color="000000"/>
+              <w:right w:val="single" w:sz="4" w:space="0" w:color="000000"/>
+            </w:tcBorders>
+            <w:shd w:fill="E7EEE8" w:val="clear"/>
           </w:tcPr>
           <w:p>
             <w:pPr>
-              <w:spacing w:line="240" w:lineRule="auto" w:after="0" w:before="0"/>
+              <w:spacing w:line="240" w:lineRule="auto" w:after="40" w:before="40"/>
               <w:jc w:val="center"/>
             </w:pPr>
             <w:r/>
@@ -1172,7 +1515,7 @@
                 <w:b/>
                 <w:i w:val="0"/>
                 <w:color w:val="000000"/>
-                <w:sz w:val="20"/>
+                <w:sz w:val="18"/>
               </w:rPr>
               <w:t>T5</w:t>
             </w:r>
@@ -1181,11 +1524,17 @@
         <w:tc>
           <w:tcPr>
             <w:tcW w:type="dxa" w:w="1045"/>
-            <w:shd w:fill="D9E8D3" w:val="clear"/>
+            <w:tcBorders>
+              <w:top w:val="single" w:sz="4" w:space="0" w:color="000000"/>
+              <w:left w:val="single" w:sz="4" w:space="0" w:color="000000"/>
+              <w:bottom w:val="single" w:sz="4" w:space="0" w:color="000000"/>
+              <w:right w:val="single" w:sz="4" w:space="0" w:color="000000"/>
+            </w:tcBorders>
+            <w:shd w:fill="E7EEE8" w:val="clear"/>
           </w:tcPr>
           <w:p>
             <w:pPr>
-              <w:spacing w:line="240" w:lineRule="auto" w:after="0" w:before="0"/>
+              <w:spacing w:line="240" w:lineRule="auto" w:after="40" w:before="40"/>
               <w:jc w:val="center"/>
             </w:pPr>
             <w:r/>
@@ -1195,7 +1544,7 @@
                 <w:b/>
                 <w:i w:val="0"/>
                 <w:color w:val="000000"/>
-                <w:sz w:val="20"/>
+                <w:sz w:val="18"/>
               </w:rPr>
               <w:t>T6</w:t>
             </w:r>
@@ -1204,11 +1553,17 @@
         <w:tc>
           <w:tcPr>
             <w:tcW w:type="dxa" w:w="1045"/>
-            <w:shd w:fill="D9E8D3" w:val="clear"/>
+            <w:tcBorders>
+              <w:top w:val="single" w:sz="4" w:space="0" w:color="000000"/>
+              <w:left w:val="single" w:sz="4" w:space="0" w:color="000000"/>
+              <w:bottom w:val="single" w:sz="4" w:space="0" w:color="000000"/>
+              <w:right w:val="single" w:sz="4" w:space="0" w:color="000000"/>
+            </w:tcBorders>
+            <w:shd w:fill="E7EEE8" w:val="clear"/>
           </w:tcPr>
           <w:p>
             <w:pPr>
-              <w:spacing w:line="240" w:lineRule="auto" w:after="0" w:before="0"/>
+              <w:spacing w:line="240" w:lineRule="auto" w:after="40" w:before="40"/>
               <w:jc w:val="center"/>
             </w:pPr>
             <w:r/>
@@ -1218,7 +1573,7 @@
                 <w:b/>
                 <w:i w:val="0"/>
                 <w:color w:val="000000"/>
-                <w:sz w:val="20"/>
+                <w:sz w:val="18"/>
               </w:rPr>
               <w:t>T7</w:t>
             </w:r>
@@ -1227,11 +1582,17 @@
         <w:tc>
           <w:tcPr>
             <w:tcW w:type="dxa" w:w="1045"/>
-            <w:shd w:fill="D9E8D3" w:val="clear"/>
+            <w:tcBorders>
+              <w:top w:val="single" w:sz="4" w:space="0" w:color="000000"/>
+              <w:left w:val="single" w:sz="4" w:space="0" w:color="000000"/>
+              <w:bottom w:val="single" w:sz="4" w:space="0" w:color="000000"/>
+              <w:right w:val="single" w:sz="4" w:space="0" w:color="000000"/>
+            </w:tcBorders>
+            <w:shd w:fill="E7EEE8" w:val="clear"/>
           </w:tcPr>
           <w:p>
             <w:pPr>
-              <w:spacing w:line="240" w:lineRule="auto" w:after="0" w:before="0"/>
+              <w:spacing w:line="240" w:lineRule="auto" w:after="40" w:before="40"/>
               <w:jc w:val="center"/>
             </w:pPr>
             <w:r/>
@@ -1241,7 +1602,7 @@
                 <w:b/>
                 <w:i w:val="0"/>
                 <w:color w:val="000000"/>
-                <w:sz w:val="20"/>
+                <w:sz w:val="18"/>
               </w:rPr>
               <w:t>T8</w:t>
             </w:r>
@@ -1252,10 +1613,17 @@
         <w:tc>
           <w:tcPr>
             <w:tcW w:type="dxa" w:w="1045"/>
+            <w:tcBorders>
+              <w:top w:val="single" w:sz="4" w:space="0" w:color="000000"/>
+              <w:left w:val="single" w:sz="4" w:space="0" w:color="000000"/>
+              <w:bottom w:val="single" w:sz="4" w:space="0" w:color="000000"/>
+              <w:right w:val="single" w:sz="4" w:space="0" w:color="000000"/>
+            </w:tcBorders>
           </w:tcPr>
           <w:p>
             <w:pPr>
-              <w:spacing w:line="240" w:lineRule="auto" w:after="0" w:before="0"/>
+              <w:spacing w:line="240" w:lineRule="auto" w:after="40" w:before="40"/>
+              <w:jc w:val="left"/>
             </w:pPr>
             <w:r/>
             <w:r>
@@ -1264,19 +1632,25 @@
                 <w:b w:val="0"/>
                 <w:i w:val="0"/>
                 <w:color w:val="000000"/>
-                <w:sz w:val="20"/>
+                <w:sz w:val="18"/>
               </w:rPr>
-              <w:t>A1. Revisão e delimitações</w:t>
+              <w:t>1. Fundamentação teórica e delimitação do objeto</w:t>
             </w:r>
           </w:p>
         </w:tc>
         <w:tc>
           <w:tcPr>
             <w:tcW w:type="dxa" w:w="1045"/>
+            <w:tcBorders>
+              <w:top w:val="single" w:sz="4" w:space="0" w:color="000000"/>
+              <w:left w:val="single" w:sz="4" w:space="0" w:color="000000"/>
+              <w:bottom w:val="single" w:sz="4" w:space="0" w:color="000000"/>
+              <w:right w:val="single" w:sz="4" w:space="0" w:color="000000"/>
+            </w:tcBorders>
           </w:tcPr>
           <w:p>
             <w:pPr>
-              <w:spacing w:line="240" w:lineRule="auto" w:after="0" w:before="0"/>
+              <w:spacing w:line="240" w:lineRule="auto" w:after="40" w:before="40"/>
               <w:jc w:val="center"/>
             </w:pPr>
             <w:r/>
@@ -1286,7 +1660,7 @@
                 <w:b w:val="0"/>
                 <w:i w:val="0"/>
                 <w:color w:val="000000"/>
-                <w:sz w:val="20"/>
+                <w:sz w:val="18"/>
               </w:rPr>
               <w:t>X</w:t>
             </w:r>
@@ -1295,10 +1669,16 @@
         <w:tc>
           <w:tcPr>
             <w:tcW w:type="dxa" w:w="1045"/>
+            <w:tcBorders>
+              <w:top w:val="single" w:sz="4" w:space="0" w:color="000000"/>
+              <w:left w:val="single" w:sz="4" w:space="0" w:color="000000"/>
+              <w:bottom w:val="single" w:sz="4" w:space="0" w:color="000000"/>
+              <w:right w:val="single" w:sz="4" w:space="0" w:color="000000"/>
+            </w:tcBorders>
           </w:tcPr>
           <w:p>
             <w:pPr>
-              <w:spacing w:line="240" w:lineRule="auto" w:after="0" w:before="0"/>
+              <w:spacing w:line="240" w:lineRule="auto" w:after="40" w:before="40"/>
               <w:jc w:val="center"/>
             </w:pPr>
             <w:r/>
@@ -1308,7 +1688,7 @@
                 <w:b w:val="0"/>
                 <w:i w:val="0"/>
                 <w:color w:val="000000"/>
-                <w:sz w:val="20"/>
+                <w:sz w:val="18"/>
               </w:rPr>
               <w:t>X</w:t>
             </w:r>
@@ -1317,10 +1697,16 @@
         <w:tc>
           <w:tcPr>
             <w:tcW w:type="dxa" w:w="1045"/>
+            <w:tcBorders>
+              <w:top w:val="single" w:sz="4" w:space="0" w:color="000000"/>
+              <w:left w:val="single" w:sz="4" w:space="0" w:color="000000"/>
+              <w:bottom w:val="single" w:sz="4" w:space="0" w:color="000000"/>
+              <w:right w:val="single" w:sz="4" w:space="0" w:color="000000"/>
+            </w:tcBorders>
           </w:tcPr>
           <w:p>
             <w:pPr>
-              <w:spacing w:line="240" w:lineRule="auto" w:after="0" w:before="0"/>
+              <w:spacing w:line="240" w:lineRule="auto" w:after="40" w:before="40"/>
               <w:jc w:val="center"/>
             </w:pPr>
             <w:r/>
@@ -1330,7 +1716,7 @@
                 <w:b w:val="0"/>
                 <w:i w:val="0"/>
                 <w:color w:val="000000"/>
-                <w:sz w:val="20"/>
+                <w:sz w:val="18"/>
               </w:rPr>
             </w:r>
           </w:p>
@@ -1338,10 +1724,16 @@
         <w:tc>
           <w:tcPr>
             <w:tcW w:type="dxa" w:w="1045"/>
+            <w:tcBorders>
+              <w:top w:val="single" w:sz="4" w:space="0" w:color="000000"/>
+              <w:left w:val="single" w:sz="4" w:space="0" w:color="000000"/>
+              <w:bottom w:val="single" w:sz="4" w:space="0" w:color="000000"/>
+              <w:right w:val="single" w:sz="4" w:space="0" w:color="000000"/>
+            </w:tcBorders>
           </w:tcPr>
           <w:p>
             <w:pPr>
-              <w:spacing w:line="240" w:lineRule="auto" w:after="0" w:before="0"/>
+              <w:spacing w:line="240" w:lineRule="auto" w:after="40" w:before="40"/>
               <w:jc w:val="center"/>
             </w:pPr>
             <w:r/>
@@ -1351,7 +1743,7 @@
                 <w:b w:val="0"/>
                 <w:i w:val="0"/>
                 <w:color w:val="000000"/>
-                <w:sz w:val="20"/>
+                <w:sz w:val="18"/>
               </w:rPr>
             </w:r>
           </w:p>
@@ -1359,10 +1751,16 @@
         <w:tc>
           <w:tcPr>
             <w:tcW w:type="dxa" w:w="1045"/>
+            <w:tcBorders>
+              <w:top w:val="single" w:sz="4" w:space="0" w:color="000000"/>
+              <w:left w:val="single" w:sz="4" w:space="0" w:color="000000"/>
+              <w:bottom w:val="single" w:sz="4" w:space="0" w:color="000000"/>
+              <w:right w:val="single" w:sz="4" w:space="0" w:color="000000"/>
+            </w:tcBorders>
           </w:tcPr>
           <w:p>
             <w:pPr>
-              <w:spacing w:line="240" w:lineRule="auto" w:after="0" w:before="0"/>
+              <w:spacing w:line="240" w:lineRule="auto" w:after="40" w:before="40"/>
               <w:jc w:val="center"/>
             </w:pPr>
             <w:r/>
@@ -1372,7 +1770,7 @@
                 <w:b w:val="0"/>
                 <w:i w:val="0"/>
                 <w:color w:val="000000"/>
-                <w:sz w:val="20"/>
+                <w:sz w:val="18"/>
               </w:rPr>
             </w:r>
           </w:p>
@@ -1380,10 +1778,16 @@
         <w:tc>
           <w:tcPr>
             <w:tcW w:type="dxa" w:w="1045"/>
+            <w:tcBorders>
+              <w:top w:val="single" w:sz="4" w:space="0" w:color="000000"/>
+              <w:left w:val="single" w:sz="4" w:space="0" w:color="000000"/>
+              <w:bottom w:val="single" w:sz="4" w:space="0" w:color="000000"/>
+              <w:right w:val="single" w:sz="4" w:space="0" w:color="000000"/>
+            </w:tcBorders>
           </w:tcPr>
           <w:p>
             <w:pPr>
-              <w:spacing w:line="240" w:lineRule="auto" w:after="0" w:before="0"/>
+              <w:spacing w:line="240" w:lineRule="auto" w:after="40" w:before="40"/>
               <w:jc w:val="center"/>
             </w:pPr>
             <w:r/>
@@ -1393,7 +1797,7 @@
                 <w:b w:val="0"/>
                 <w:i w:val="0"/>
                 <w:color w:val="000000"/>
-                <w:sz w:val="20"/>
+                <w:sz w:val="18"/>
               </w:rPr>
             </w:r>
           </w:p>
@@ -1401,10 +1805,16 @@
         <w:tc>
           <w:tcPr>
             <w:tcW w:type="dxa" w:w="1045"/>
+            <w:tcBorders>
+              <w:top w:val="single" w:sz="4" w:space="0" w:color="000000"/>
+              <w:left w:val="single" w:sz="4" w:space="0" w:color="000000"/>
+              <w:bottom w:val="single" w:sz="4" w:space="0" w:color="000000"/>
+              <w:right w:val="single" w:sz="4" w:space="0" w:color="000000"/>
+            </w:tcBorders>
           </w:tcPr>
           <w:p>
             <w:pPr>
-              <w:spacing w:line="240" w:lineRule="auto" w:after="0" w:before="0"/>
+              <w:spacing w:line="240" w:lineRule="auto" w:after="40" w:before="40"/>
               <w:jc w:val="center"/>
             </w:pPr>
             <w:r/>
@@ -1414,7 +1824,7 @@
                 <w:b w:val="0"/>
                 <w:i w:val="0"/>
                 <w:color w:val="000000"/>
-                <w:sz w:val="20"/>
+                <w:sz w:val="18"/>
               </w:rPr>
             </w:r>
           </w:p>
@@ -1422,10 +1832,16 @@
         <w:tc>
           <w:tcPr>
             <w:tcW w:type="dxa" w:w="1045"/>
+            <w:tcBorders>
+              <w:top w:val="single" w:sz="4" w:space="0" w:color="000000"/>
+              <w:left w:val="single" w:sz="4" w:space="0" w:color="000000"/>
+              <w:bottom w:val="single" w:sz="4" w:space="0" w:color="000000"/>
+              <w:right w:val="single" w:sz="4" w:space="0" w:color="000000"/>
+            </w:tcBorders>
           </w:tcPr>
           <w:p>
             <w:pPr>
-              <w:spacing w:line="240" w:lineRule="auto" w:after="0" w:before="0"/>
+              <w:spacing w:line="240" w:lineRule="auto" w:after="40" w:before="40"/>
               <w:jc w:val="center"/>
             </w:pPr>
             <w:r/>
@@ -1435,7 +1851,7 @@
                 <w:b w:val="0"/>
                 <w:i w:val="0"/>
                 <w:color w:val="000000"/>
-                <w:sz w:val="20"/>
+                <w:sz w:val="18"/>
               </w:rPr>
             </w:r>
           </w:p>
@@ -1445,10 +1861,17 @@
         <w:tc>
           <w:tcPr>
             <w:tcW w:type="dxa" w:w="1045"/>
+            <w:tcBorders>
+              <w:top w:val="single" w:sz="4" w:space="0" w:color="000000"/>
+              <w:left w:val="single" w:sz="4" w:space="0" w:color="000000"/>
+              <w:bottom w:val="single" w:sz="4" w:space="0" w:color="000000"/>
+              <w:right w:val="single" w:sz="4" w:space="0" w:color="000000"/>
+            </w:tcBorders>
           </w:tcPr>
           <w:p>
             <w:pPr>
-              <w:spacing w:line="240" w:lineRule="auto" w:after="0" w:before="0"/>
+              <w:spacing w:line="240" w:lineRule="auto" w:after="40" w:before="40"/>
+              <w:jc w:val="left"/>
             </w:pPr>
             <w:r/>
             <w:r>
@@ -1457,19 +1880,25 @@
                 <w:b w:val="0"/>
                 <w:i w:val="0"/>
                 <w:color w:val="000000"/>
-                <w:sz w:val="20"/>
+                <w:sz w:val="18"/>
               </w:rPr>
-              <w:t>A2. Inventário de perigo</w:t>
+              <w:t>2. Organização da base de perigo</w:t>
             </w:r>
           </w:p>
         </w:tc>
         <w:tc>
           <w:tcPr>
             <w:tcW w:type="dxa" w:w="1045"/>
+            <w:tcBorders>
+              <w:top w:val="single" w:sz="4" w:space="0" w:color="000000"/>
+              <w:left w:val="single" w:sz="4" w:space="0" w:color="000000"/>
+              <w:bottom w:val="single" w:sz="4" w:space="0" w:color="000000"/>
+              <w:right w:val="single" w:sz="4" w:space="0" w:color="000000"/>
+            </w:tcBorders>
           </w:tcPr>
           <w:p>
             <w:pPr>
-              <w:spacing w:line="240" w:lineRule="auto" w:after="0" w:before="0"/>
+              <w:spacing w:line="240" w:lineRule="auto" w:after="40" w:before="40"/>
               <w:jc w:val="center"/>
             </w:pPr>
             <w:r/>
@@ -1479,7 +1908,7 @@
                 <w:b w:val="0"/>
                 <w:i w:val="0"/>
                 <w:color w:val="000000"/>
-                <w:sz w:val="20"/>
+                <w:sz w:val="18"/>
               </w:rPr>
               <w:t>X</w:t>
             </w:r>
@@ -1488,10 +1917,16 @@
         <w:tc>
           <w:tcPr>
             <w:tcW w:type="dxa" w:w="1045"/>
+            <w:tcBorders>
+              <w:top w:val="single" w:sz="4" w:space="0" w:color="000000"/>
+              <w:left w:val="single" w:sz="4" w:space="0" w:color="000000"/>
+              <w:bottom w:val="single" w:sz="4" w:space="0" w:color="000000"/>
+              <w:right w:val="single" w:sz="4" w:space="0" w:color="000000"/>
+            </w:tcBorders>
           </w:tcPr>
           <w:p>
             <w:pPr>
-              <w:spacing w:line="240" w:lineRule="auto" w:after="0" w:before="0"/>
+              <w:spacing w:line="240" w:lineRule="auto" w:after="40" w:before="40"/>
               <w:jc w:val="center"/>
             </w:pPr>
             <w:r/>
@@ -1501,7 +1936,7 @@
                 <w:b w:val="0"/>
                 <w:i w:val="0"/>
                 <w:color w:val="000000"/>
-                <w:sz w:val="20"/>
+                <w:sz w:val="18"/>
               </w:rPr>
               <w:t>X</w:t>
             </w:r>
@@ -1510,10 +1945,16 @@
         <w:tc>
           <w:tcPr>
             <w:tcW w:type="dxa" w:w="1045"/>
+            <w:tcBorders>
+              <w:top w:val="single" w:sz="4" w:space="0" w:color="000000"/>
+              <w:left w:val="single" w:sz="4" w:space="0" w:color="000000"/>
+              <w:bottom w:val="single" w:sz="4" w:space="0" w:color="000000"/>
+              <w:right w:val="single" w:sz="4" w:space="0" w:color="000000"/>
+            </w:tcBorders>
           </w:tcPr>
           <w:p>
             <w:pPr>
-              <w:spacing w:line="240" w:lineRule="auto" w:after="0" w:before="0"/>
+              <w:spacing w:line="240" w:lineRule="auto" w:after="40" w:before="40"/>
               <w:jc w:val="center"/>
             </w:pPr>
             <w:r/>
@@ -1523,7 +1964,7 @@
                 <w:b w:val="0"/>
                 <w:i w:val="0"/>
                 <w:color w:val="000000"/>
-                <w:sz w:val="20"/>
+                <w:sz w:val="18"/>
               </w:rPr>
               <w:t>X</w:t>
             </w:r>
@@ -1532,10 +1973,16 @@
         <w:tc>
           <w:tcPr>
             <w:tcW w:type="dxa" w:w="1045"/>
+            <w:tcBorders>
+              <w:top w:val="single" w:sz="4" w:space="0" w:color="000000"/>
+              <w:left w:val="single" w:sz="4" w:space="0" w:color="000000"/>
+              <w:bottom w:val="single" w:sz="4" w:space="0" w:color="000000"/>
+              <w:right w:val="single" w:sz="4" w:space="0" w:color="000000"/>
+            </w:tcBorders>
           </w:tcPr>
           <w:p>
             <w:pPr>
-              <w:spacing w:line="240" w:lineRule="auto" w:after="0" w:before="0"/>
+              <w:spacing w:line="240" w:lineRule="auto" w:after="40" w:before="40"/>
               <w:jc w:val="center"/>
             </w:pPr>
             <w:r/>
@@ -1545,7 +1992,7 @@
                 <w:b w:val="0"/>
                 <w:i w:val="0"/>
                 <w:color w:val="000000"/>
-                <w:sz w:val="20"/>
+                <w:sz w:val="18"/>
               </w:rPr>
             </w:r>
           </w:p>
@@ -1553,10 +2000,16 @@
         <w:tc>
           <w:tcPr>
             <w:tcW w:type="dxa" w:w="1045"/>
+            <w:tcBorders>
+              <w:top w:val="single" w:sz="4" w:space="0" w:color="000000"/>
+              <w:left w:val="single" w:sz="4" w:space="0" w:color="000000"/>
+              <w:bottom w:val="single" w:sz="4" w:space="0" w:color="000000"/>
+              <w:right w:val="single" w:sz="4" w:space="0" w:color="000000"/>
+            </w:tcBorders>
           </w:tcPr>
           <w:p>
             <w:pPr>
-              <w:spacing w:line="240" w:lineRule="auto" w:after="0" w:before="0"/>
+              <w:spacing w:line="240" w:lineRule="auto" w:after="40" w:before="40"/>
               <w:jc w:val="center"/>
             </w:pPr>
             <w:r/>
@@ -1566,7 +2019,7 @@
                 <w:b w:val="0"/>
                 <w:i w:val="0"/>
                 <w:color w:val="000000"/>
-                <w:sz w:val="20"/>
+                <w:sz w:val="18"/>
               </w:rPr>
             </w:r>
           </w:p>
@@ -1574,10 +2027,16 @@
         <w:tc>
           <w:tcPr>
             <w:tcW w:type="dxa" w:w="1045"/>
+            <w:tcBorders>
+              <w:top w:val="single" w:sz="4" w:space="0" w:color="000000"/>
+              <w:left w:val="single" w:sz="4" w:space="0" w:color="000000"/>
+              <w:bottom w:val="single" w:sz="4" w:space="0" w:color="000000"/>
+              <w:right w:val="single" w:sz="4" w:space="0" w:color="000000"/>
+            </w:tcBorders>
           </w:tcPr>
           <w:p>
             <w:pPr>
-              <w:spacing w:line="240" w:lineRule="auto" w:after="0" w:before="0"/>
+              <w:spacing w:line="240" w:lineRule="auto" w:after="40" w:before="40"/>
               <w:jc w:val="center"/>
             </w:pPr>
             <w:r/>
@@ -1587,7 +2046,7 @@
                 <w:b w:val="0"/>
                 <w:i w:val="0"/>
                 <w:color w:val="000000"/>
-                <w:sz w:val="20"/>
+                <w:sz w:val="18"/>
               </w:rPr>
             </w:r>
           </w:p>
@@ -1595,10 +2054,16 @@
         <w:tc>
           <w:tcPr>
             <w:tcW w:type="dxa" w:w="1045"/>
+            <w:tcBorders>
+              <w:top w:val="single" w:sz="4" w:space="0" w:color="000000"/>
+              <w:left w:val="single" w:sz="4" w:space="0" w:color="000000"/>
+              <w:bottom w:val="single" w:sz="4" w:space="0" w:color="000000"/>
+              <w:right w:val="single" w:sz="4" w:space="0" w:color="000000"/>
+            </w:tcBorders>
           </w:tcPr>
           <w:p>
             <w:pPr>
-              <w:spacing w:line="240" w:lineRule="auto" w:after="0" w:before="0"/>
+              <w:spacing w:line="240" w:lineRule="auto" w:after="40" w:before="40"/>
               <w:jc w:val="center"/>
             </w:pPr>
             <w:r/>
@@ -1608,7 +2073,7 @@
                 <w:b w:val="0"/>
                 <w:i w:val="0"/>
                 <w:color w:val="000000"/>
-                <w:sz w:val="20"/>
+                <w:sz w:val="18"/>
               </w:rPr>
             </w:r>
           </w:p>
@@ -1616,10 +2081,16 @@
         <w:tc>
           <w:tcPr>
             <w:tcW w:type="dxa" w:w="1045"/>
+            <w:tcBorders>
+              <w:top w:val="single" w:sz="4" w:space="0" w:color="000000"/>
+              <w:left w:val="single" w:sz="4" w:space="0" w:color="000000"/>
+              <w:bottom w:val="single" w:sz="4" w:space="0" w:color="000000"/>
+              <w:right w:val="single" w:sz="4" w:space="0" w:color="000000"/>
+            </w:tcBorders>
           </w:tcPr>
           <w:p>
             <w:pPr>
-              <w:spacing w:line="240" w:lineRule="auto" w:after="0" w:before="0"/>
+              <w:spacing w:line="240" w:lineRule="auto" w:after="40" w:before="40"/>
               <w:jc w:val="center"/>
             </w:pPr>
             <w:r/>
@@ -1629,7 +2100,7 @@
                 <w:b w:val="0"/>
                 <w:i w:val="0"/>
                 <w:color w:val="000000"/>
-                <w:sz w:val="20"/>
+                <w:sz w:val="18"/>
               </w:rPr>
             </w:r>
           </w:p>
@@ -1639,10 +2110,17 @@
         <w:tc>
           <w:tcPr>
             <w:tcW w:type="dxa" w:w="1045"/>
+            <w:tcBorders>
+              <w:top w:val="single" w:sz="4" w:space="0" w:color="000000"/>
+              <w:left w:val="single" w:sz="4" w:space="0" w:color="000000"/>
+              <w:bottom w:val="single" w:sz="4" w:space="0" w:color="000000"/>
+              <w:right w:val="single" w:sz="4" w:space="0" w:color="000000"/>
+            </w:tcBorders>
           </w:tcPr>
           <w:p>
             <w:pPr>
-              <w:spacing w:line="240" w:lineRule="auto" w:after="0" w:before="0"/>
+              <w:spacing w:line="240" w:lineRule="auto" w:after="40" w:before="40"/>
+              <w:jc w:val="left"/>
             </w:pPr>
             <w:r/>
             <w:r>
@@ -1651,19 +2129,25 @@
                 <w:b w:val="0"/>
                 <w:i w:val="0"/>
                 <w:color w:val="000000"/>
-                <w:sz w:val="20"/>
+                <w:sz w:val="18"/>
               </w:rPr>
-              <w:t>A3. Indicadores de exposição e vulnerabilidade</w:t>
+              <w:t>3. Indicadores de exposição e de vulnerabilidade</w:t>
             </w:r>
           </w:p>
         </w:tc>
         <w:tc>
           <w:tcPr>
             <w:tcW w:type="dxa" w:w="1045"/>
+            <w:tcBorders>
+              <w:top w:val="single" w:sz="4" w:space="0" w:color="000000"/>
+              <w:left w:val="single" w:sz="4" w:space="0" w:color="000000"/>
+              <w:bottom w:val="single" w:sz="4" w:space="0" w:color="000000"/>
+              <w:right w:val="single" w:sz="4" w:space="0" w:color="000000"/>
+            </w:tcBorders>
           </w:tcPr>
           <w:p>
             <w:pPr>
-              <w:spacing w:line="240" w:lineRule="auto" w:after="0" w:before="0"/>
+              <w:spacing w:line="240" w:lineRule="auto" w:after="40" w:before="40"/>
               <w:jc w:val="center"/>
             </w:pPr>
             <w:r/>
@@ -1673,7 +2157,7 @@
                 <w:b w:val="0"/>
                 <w:i w:val="0"/>
                 <w:color w:val="000000"/>
-                <w:sz w:val="20"/>
+                <w:sz w:val="18"/>
               </w:rPr>
             </w:r>
           </w:p>
@@ -1681,10 +2165,16 @@
         <w:tc>
           <w:tcPr>
             <w:tcW w:type="dxa" w:w="1045"/>
+            <w:tcBorders>
+              <w:top w:val="single" w:sz="4" w:space="0" w:color="000000"/>
+              <w:left w:val="single" w:sz="4" w:space="0" w:color="000000"/>
+              <w:bottom w:val="single" w:sz="4" w:space="0" w:color="000000"/>
+              <w:right w:val="single" w:sz="4" w:space="0" w:color="000000"/>
+            </w:tcBorders>
           </w:tcPr>
           <w:p>
             <w:pPr>
-              <w:spacing w:line="240" w:lineRule="auto" w:after="0" w:before="0"/>
+              <w:spacing w:line="240" w:lineRule="auto" w:after="40" w:before="40"/>
               <w:jc w:val="center"/>
             </w:pPr>
             <w:r/>
@@ -1694,7 +2184,7 @@
                 <w:b w:val="0"/>
                 <w:i w:val="0"/>
                 <w:color w:val="000000"/>
-                <w:sz w:val="20"/>
+                <w:sz w:val="18"/>
               </w:rPr>
               <w:t>X</w:t>
             </w:r>
@@ -1703,10 +2193,16 @@
         <w:tc>
           <w:tcPr>
             <w:tcW w:type="dxa" w:w="1045"/>
+            <w:tcBorders>
+              <w:top w:val="single" w:sz="4" w:space="0" w:color="000000"/>
+              <w:left w:val="single" w:sz="4" w:space="0" w:color="000000"/>
+              <w:bottom w:val="single" w:sz="4" w:space="0" w:color="000000"/>
+              <w:right w:val="single" w:sz="4" w:space="0" w:color="000000"/>
+            </w:tcBorders>
           </w:tcPr>
           <w:p>
             <w:pPr>
-              <w:spacing w:line="240" w:lineRule="auto" w:after="0" w:before="0"/>
+              <w:spacing w:line="240" w:lineRule="auto" w:after="40" w:before="40"/>
               <w:jc w:val="center"/>
             </w:pPr>
             <w:r/>
@@ -1716,7 +2212,7 @@
                 <w:b w:val="0"/>
                 <w:i w:val="0"/>
                 <w:color w:val="000000"/>
-                <w:sz w:val="20"/>
+                <w:sz w:val="18"/>
               </w:rPr>
               <w:t>X</w:t>
             </w:r>
@@ -1725,10 +2221,16 @@
         <w:tc>
           <w:tcPr>
             <w:tcW w:type="dxa" w:w="1045"/>
+            <w:tcBorders>
+              <w:top w:val="single" w:sz="4" w:space="0" w:color="000000"/>
+              <w:left w:val="single" w:sz="4" w:space="0" w:color="000000"/>
+              <w:bottom w:val="single" w:sz="4" w:space="0" w:color="000000"/>
+              <w:right w:val="single" w:sz="4" w:space="0" w:color="000000"/>
+            </w:tcBorders>
           </w:tcPr>
           <w:p>
             <w:pPr>
-              <w:spacing w:line="240" w:lineRule="auto" w:after="0" w:before="0"/>
+              <w:spacing w:line="240" w:lineRule="auto" w:after="40" w:before="40"/>
               <w:jc w:val="center"/>
             </w:pPr>
             <w:r/>
@@ -1738,7 +2240,7 @@
                 <w:b w:val="0"/>
                 <w:i w:val="0"/>
                 <w:color w:val="000000"/>
-                <w:sz w:val="20"/>
+                <w:sz w:val="18"/>
               </w:rPr>
               <w:t>X</w:t>
             </w:r>
@@ -1747,10 +2249,16 @@
         <w:tc>
           <w:tcPr>
             <w:tcW w:type="dxa" w:w="1045"/>
+            <w:tcBorders>
+              <w:top w:val="single" w:sz="4" w:space="0" w:color="000000"/>
+              <w:left w:val="single" w:sz="4" w:space="0" w:color="000000"/>
+              <w:bottom w:val="single" w:sz="4" w:space="0" w:color="000000"/>
+              <w:right w:val="single" w:sz="4" w:space="0" w:color="000000"/>
+            </w:tcBorders>
           </w:tcPr>
           <w:p>
             <w:pPr>
-              <w:spacing w:line="240" w:lineRule="auto" w:after="0" w:before="0"/>
+              <w:spacing w:line="240" w:lineRule="auto" w:after="40" w:before="40"/>
               <w:jc w:val="center"/>
             </w:pPr>
             <w:r/>
@@ -1760,7 +2268,7 @@
                 <w:b w:val="0"/>
                 <w:i w:val="0"/>
                 <w:color w:val="000000"/>
-                <w:sz w:val="20"/>
+                <w:sz w:val="18"/>
               </w:rPr>
             </w:r>
           </w:p>
@@ -1768,10 +2276,16 @@
         <w:tc>
           <w:tcPr>
             <w:tcW w:type="dxa" w:w="1045"/>
+            <w:tcBorders>
+              <w:top w:val="single" w:sz="4" w:space="0" w:color="000000"/>
+              <w:left w:val="single" w:sz="4" w:space="0" w:color="000000"/>
+              <w:bottom w:val="single" w:sz="4" w:space="0" w:color="000000"/>
+              <w:right w:val="single" w:sz="4" w:space="0" w:color="000000"/>
+            </w:tcBorders>
           </w:tcPr>
           <w:p>
             <w:pPr>
-              <w:spacing w:line="240" w:lineRule="auto" w:after="0" w:before="0"/>
+              <w:spacing w:line="240" w:lineRule="auto" w:after="40" w:before="40"/>
               <w:jc w:val="center"/>
             </w:pPr>
             <w:r/>
@@ -1781,7 +2295,7 @@
                 <w:b w:val="0"/>
                 <w:i w:val="0"/>
                 <w:color w:val="000000"/>
-                <w:sz w:val="20"/>
+                <w:sz w:val="18"/>
               </w:rPr>
             </w:r>
           </w:p>
@@ -1789,10 +2303,16 @@
         <w:tc>
           <w:tcPr>
             <w:tcW w:type="dxa" w:w="1045"/>
+            <w:tcBorders>
+              <w:top w:val="single" w:sz="4" w:space="0" w:color="000000"/>
+              <w:left w:val="single" w:sz="4" w:space="0" w:color="000000"/>
+              <w:bottom w:val="single" w:sz="4" w:space="0" w:color="000000"/>
+              <w:right w:val="single" w:sz="4" w:space="0" w:color="000000"/>
+            </w:tcBorders>
           </w:tcPr>
           <w:p>
             <w:pPr>
-              <w:spacing w:line="240" w:lineRule="auto" w:after="0" w:before="0"/>
+              <w:spacing w:line="240" w:lineRule="auto" w:after="40" w:before="40"/>
               <w:jc w:val="center"/>
             </w:pPr>
             <w:r/>
@@ -1802,7 +2322,7 @@
                 <w:b w:val="0"/>
                 <w:i w:val="0"/>
                 <w:color w:val="000000"/>
-                <w:sz w:val="20"/>
+                <w:sz w:val="18"/>
               </w:rPr>
             </w:r>
           </w:p>
@@ -1810,10 +2330,16 @@
         <w:tc>
           <w:tcPr>
             <w:tcW w:type="dxa" w:w="1045"/>
+            <w:tcBorders>
+              <w:top w:val="single" w:sz="4" w:space="0" w:color="000000"/>
+              <w:left w:val="single" w:sz="4" w:space="0" w:color="000000"/>
+              <w:bottom w:val="single" w:sz="4" w:space="0" w:color="000000"/>
+              <w:right w:val="single" w:sz="4" w:space="0" w:color="000000"/>
+            </w:tcBorders>
           </w:tcPr>
           <w:p>
             <w:pPr>
-              <w:spacing w:line="240" w:lineRule="auto" w:after="0" w:before="0"/>
+              <w:spacing w:line="240" w:lineRule="auto" w:after="40" w:before="40"/>
               <w:jc w:val="center"/>
             </w:pPr>
             <w:r/>
@@ -1823,7 +2349,7 @@
                 <w:b w:val="0"/>
                 <w:i w:val="0"/>
                 <w:color w:val="000000"/>
-                <w:sz w:val="20"/>
+                <w:sz w:val="18"/>
               </w:rPr>
             </w:r>
           </w:p>
@@ -1833,10 +2359,17 @@
         <w:tc>
           <w:tcPr>
             <w:tcW w:type="dxa" w:w="1045"/>
+            <w:tcBorders>
+              <w:top w:val="single" w:sz="4" w:space="0" w:color="000000"/>
+              <w:left w:val="single" w:sz="4" w:space="0" w:color="000000"/>
+              <w:bottom w:val="single" w:sz="4" w:space="0" w:color="000000"/>
+              <w:right w:val="single" w:sz="4" w:space="0" w:color="000000"/>
+            </w:tcBorders>
           </w:tcPr>
           <w:p>
             <w:pPr>
-              <w:spacing w:line="240" w:lineRule="auto" w:after="0" w:before="0"/>
+              <w:spacing w:line="240" w:lineRule="auto" w:after="40" w:before="40"/>
+              <w:jc w:val="left"/>
             </w:pPr>
             <w:r/>
             <w:r>
@@ -1845,19 +2378,25 @@
                 <w:b w:val="0"/>
                 <w:i w:val="0"/>
                 <w:color w:val="000000"/>
-                <w:sz w:val="20"/>
+                <w:sz w:val="18"/>
               </w:rPr>
-              <w:t>A4. Integração em SIG</w:t>
+              <w:t>4. Integração geoespacial</w:t>
             </w:r>
           </w:p>
         </w:tc>
         <w:tc>
           <w:tcPr>
             <w:tcW w:type="dxa" w:w="1045"/>
+            <w:tcBorders>
+              <w:top w:val="single" w:sz="4" w:space="0" w:color="000000"/>
+              <w:left w:val="single" w:sz="4" w:space="0" w:color="000000"/>
+              <w:bottom w:val="single" w:sz="4" w:space="0" w:color="000000"/>
+              <w:right w:val="single" w:sz="4" w:space="0" w:color="000000"/>
+            </w:tcBorders>
           </w:tcPr>
           <w:p>
             <w:pPr>
-              <w:spacing w:line="240" w:lineRule="auto" w:after="0" w:before="0"/>
+              <w:spacing w:line="240" w:lineRule="auto" w:after="40" w:before="40"/>
               <w:jc w:val="center"/>
             </w:pPr>
             <w:r/>
@@ -1867,7 +2406,7 @@
                 <w:b w:val="0"/>
                 <w:i w:val="0"/>
                 <w:color w:val="000000"/>
-                <w:sz w:val="20"/>
+                <w:sz w:val="18"/>
               </w:rPr>
             </w:r>
           </w:p>
@@ -1875,10 +2414,16 @@
         <w:tc>
           <w:tcPr>
             <w:tcW w:type="dxa" w:w="1045"/>
+            <w:tcBorders>
+              <w:top w:val="single" w:sz="4" w:space="0" w:color="000000"/>
+              <w:left w:val="single" w:sz="4" w:space="0" w:color="000000"/>
+              <w:bottom w:val="single" w:sz="4" w:space="0" w:color="000000"/>
+              <w:right w:val="single" w:sz="4" w:space="0" w:color="000000"/>
+            </w:tcBorders>
           </w:tcPr>
           <w:p>
             <w:pPr>
-              <w:spacing w:line="240" w:lineRule="auto" w:after="0" w:before="0"/>
+              <w:spacing w:line="240" w:lineRule="auto" w:after="40" w:before="40"/>
               <w:jc w:val="center"/>
             </w:pPr>
             <w:r/>
@@ -1888,7 +2433,7 @@
                 <w:b w:val="0"/>
                 <w:i w:val="0"/>
                 <w:color w:val="000000"/>
-                <w:sz w:val="20"/>
+                <w:sz w:val="18"/>
               </w:rPr>
             </w:r>
           </w:p>
@@ -1896,10 +2441,16 @@
         <w:tc>
           <w:tcPr>
             <w:tcW w:type="dxa" w:w="1045"/>
+            <w:tcBorders>
+              <w:top w:val="single" w:sz="4" w:space="0" w:color="000000"/>
+              <w:left w:val="single" w:sz="4" w:space="0" w:color="000000"/>
+              <w:bottom w:val="single" w:sz="4" w:space="0" w:color="000000"/>
+              <w:right w:val="single" w:sz="4" w:space="0" w:color="000000"/>
+            </w:tcBorders>
           </w:tcPr>
           <w:p>
             <w:pPr>
-              <w:spacing w:line="240" w:lineRule="auto" w:after="0" w:before="0"/>
+              <w:spacing w:line="240" w:lineRule="auto" w:after="40" w:before="40"/>
               <w:jc w:val="center"/>
             </w:pPr>
             <w:r/>
@@ -1909,7 +2460,7 @@
                 <w:b w:val="0"/>
                 <w:i w:val="0"/>
                 <w:color w:val="000000"/>
-                <w:sz w:val="20"/>
+                <w:sz w:val="18"/>
               </w:rPr>
               <w:t>X</w:t>
             </w:r>
@@ -1918,10 +2469,16 @@
         <w:tc>
           <w:tcPr>
             <w:tcW w:type="dxa" w:w="1045"/>
+            <w:tcBorders>
+              <w:top w:val="single" w:sz="4" w:space="0" w:color="000000"/>
+              <w:left w:val="single" w:sz="4" w:space="0" w:color="000000"/>
+              <w:bottom w:val="single" w:sz="4" w:space="0" w:color="000000"/>
+              <w:right w:val="single" w:sz="4" w:space="0" w:color="000000"/>
+            </w:tcBorders>
           </w:tcPr>
           <w:p>
             <w:pPr>
-              <w:spacing w:line="240" w:lineRule="auto" w:after="0" w:before="0"/>
+              <w:spacing w:line="240" w:lineRule="auto" w:after="40" w:before="40"/>
               <w:jc w:val="center"/>
             </w:pPr>
             <w:r/>
@@ -1931,7 +2488,7 @@
                 <w:b w:val="0"/>
                 <w:i w:val="0"/>
                 <w:color w:val="000000"/>
-                <w:sz w:val="20"/>
+                <w:sz w:val="18"/>
               </w:rPr>
               <w:t>X</w:t>
             </w:r>
@@ -1940,10 +2497,16 @@
         <w:tc>
           <w:tcPr>
             <w:tcW w:type="dxa" w:w="1045"/>
+            <w:tcBorders>
+              <w:top w:val="single" w:sz="4" w:space="0" w:color="000000"/>
+              <w:left w:val="single" w:sz="4" w:space="0" w:color="000000"/>
+              <w:bottom w:val="single" w:sz="4" w:space="0" w:color="000000"/>
+              <w:right w:val="single" w:sz="4" w:space="0" w:color="000000"/>
+            </w:tcBorders>
           </w:tcPr>
           <w:p>
             <w:pPr>
-              <w:spacing w:line="240" w:lineRule="auto" w:after="0" w:before="0"/>
+              <w:spacing w:line="240" w:lineRule="auto" w:after="40" w:before="40"/>
               <w:jc w:val="center"/>
             </w:pPr>
             <w:r/>
@@ -1953,7 +2516,7 @@
                 <w:b w:val="0"/>
                 <w:i w:val="0"/>
                 <w:color w:val="000000"/>
-                <w:sz w:val="20"/>
+                <w:sz w:val="18"/>
               </w:rPr>
               <w:t>X</w:t>
             </w:r>
@@ -1962,10 +2525,16 @@
         <w:tc>
           <w:tcPr>
             <w:tcW w:type="dxa" w:w="1045"/>
+            <w:tcBorders>
+              <w:top w:val="single" w:sz="4" w:space="0" w:color="000000"/>
+              <w:left w:val="single" w:sz="4" w:space="0" w:color="000000"/>
+              <w:bottom w:val="single" w:sz="4" w:space="0" w:color="000000"/>
+              <w:right w:val="single" w:sz="4" w:space="0" w:color="000000"/>
+            </w:tcBorders>
           </w:tcPr>
           <w:p>
             <w:pPr>
-              <w:spacing w:line="240" w:lineRule="auto" w:after="0" w:before="0"/>
+              <w:spacing w:line="240" w:lineRule="auto" w:after="40" w:before="40"/>
               <w:jc w:val="center"/>
             </w:pPr>
             <w:r/>
@@ -1975,7 +2544,7 @@
                 <w:b w:val="0"/>
                 <w:i w:val="0"/>
                 <w:color w:val="000000"/>
-                <w:sz w:val="20"/>
+                <w:sz w:val="18"/>
               </w:rPr>
             </w:r>
           </w:p>
@@ -1983,10 +2552,16 @@
         <w:tc>
           <w:tcPr>
             <w:tcW w:type="dxa" w:w="1045"/>
+            <w:tcBorders>
+              <w:top w:val="single" w:sz="4" w:space="0" w:color="000000"/>
+              <w:left w:val="single" w:sz="4" w:space="0" w:color="000000"/>
+              <w:bottom w:val="single" w:sz="4" w:space="0" w:color="000000"/>
+              <w:right w:val="single" w:sz="4" w:space="0" w:color="000000"/>
+            </w:tcBorders>
           </w:tcPr>
           <w:p>
             <w:pPr>
-              <w:spacing w:line="240" w:lineRule="auto" w:after="0" w:before="0"/>
+              <w:spacing w:line="240" w:lineRule="auto" w:after="40" w:before="40"/>
               <w:jc w:val="center"/>
             </w:pPr>
             <w:r/>
@@ -1996,7 +2571,7 @@
                 <w:b w:val="0"/>
                 <w:i w:val="0"/>
                 <w:color w:val="000000"/>
-                <w:sz w:val="20"/>
+                <w:sz w:val="18"/>
               </w:rPr>
             </w:r>
           </w:p>
@@ -2004,10 +2579,16 @@
         <w:tc>
           <w:tcPr>
             <w:tcW w:type="dxa" w:w="1045"/>
+            <w:tcBorders>
+              <w:top w:val="single" w:sz="4" w:space="0" w:color="000000"/>
+              <w:left w:val="single" w:sz="4" w:space="0" w:color="000000"/>
+              <w:bottom w:val="single" w:sz="4" w:space="0" w:color="000000"/>
+              <w:right w:val="single" w:sz="4" w:space="0" w:color="000000"/>
+            </w:tcBorders>
           </w:tcPr>
           <w:p>
             <w:pPr>
-              <w:spacing w:line="240" w:lineRule="auto" w:after="0" w:before="0"/>
+              <w:spacing w:line="240" w:lineRule="auto" w:after="40" w:before="40"/>
               <w:jc w:val="center"/>
             </w:pPr>
             <w:r/>
@@ -2017,7 +2598,7 @@
                 <w:b w:val="0"/>
                 <w:i w:val="0"/>
                 <w:color w:val="000000"/>
-                <w:sz w:val="20"/>
+                <w:sz w:val="18"/>
               </w:rPr>
             </w:r>
           </w:p>
@@ -2027,10 +2608,17 @@
         <w:tc>
           <w:tcPr>
             <w:tcW w:type="dxa" w:w="1045"/>
+            <w:tcBorders>
+              <w:top w:val="single" w:sz="4" w:space="0" w:color="000000"/>
+              <w:left w:val="single" w:sz="4" w:space="0" w:color="000000"/>
+              <w:bottom w:val="single" w:sz="4" w:space="0" w:color="000000"/>
+              <w:right w:val="single" w:sz="4" w:space="0" w:color="000000"/>
+            </w:tcBorders>
           </w:tcPr>
           <w:p>
             <w:pPr>
-              <w:spacing w:line="240" w:lineRule="auto" w:after="0" w:before="0"/>
+              <w:spacing w:line="240" w:lineRule="auto" w:after="40" w:before="40"/>
+              <w:jc w:val="left"/>
             </w:pPr>
             <w:r/>
             <w:r>
@@ -2039,19 +2627,25 @@
                 <w:b w:val="0"/>
                 <w:i w:val="0"/>
                 <w:color w:val="000000"/>
-                <w:sz w:val="20"/>
+                <w:sz w:val="18"/>
               </w:rPr>
-              <w:t>A5. Cenários, mapas e tabelas</w:t>
+              <w:t>5. Elaboração de cenários territoriais</w:t>
             </w:r>
           </w:p>
         </w:tc>
         <w:tc>
           <w:tcPr>
             <w:tcW w:type="dxa" w:w="1045"/>
+            <w:tcBorders>
+              <w:top w:val="single" w:sz="4" w:space="0" w:color="000000"/>
+              <w:left w:val="single" w:sz="4" w:space="0" w:color="000000"/>
+              <w:bottom w:val="single" w:sz="4" w:space="0" w:color="000000"/>
+              <w:right w:val="single" w:sz="4" w:space="0" w:color="000000"/>
+            </w:tcBorders>
           </w:tcPr>
           <w:p>
             <w:pPr>
-              <w:spacing w:line="240" w:lineRule="auto" w:after="0" w:before="0"/>
+              <w:spacing w:line="240" w:lineRule="auto" w:after="40" w:before="40"/>
               <w:jc w:val="center"/>
             </w:pPr>
             <w:r/>
@@ -2061,7 +2655,7 @@
                 <w:b w:val="0"/>
                 <w:i w:val="0"/>
                 <w:color w:val="000000"/>
-                <w:sz w:val="20"/>
+                <w:sz w:val="18"/>
               </w:rPr>
             </w:r>
           </w:p>
@@ -2069,10 +2663,16 @@
         <w:tc>
           <w:tcPr>
             <w:tcW w:type="dxa" w:w="1045"/>
+            <w:tcBorders>
+              <w:top w:val="single" w:sz="4" w:space="0" w:color="000000"/>
+              <w:left w:val="single" w:sz="4" w:space="0" w:color="000000"/>
+              <w:bottom w:val="single" w:sz="4" w:space="0" w:color="000000"/>
+              <w:right w:val="single" w:sz="4" w:space="0" w:color="000000"/>
+            </w:tcBorders>
           </w:tcPr>
           <w:p>
             <w:pPr>
-              <w:spacing w:line="240" w:lineRule="auto" w:after="0" w:before="0"/>
+              <w:spacing w:line="240" w:lineRule="auto" w:after="40" w:before="40"/>
               <w:jc w:val="center"/>
             </w:pPr>
             <w:r/>
@@ -2082,7 +2682,7 @@
                 <w:b w:val="0"/>
                 <w:i w:val="0"/>
                 <w:color w:val="000000"/>
-                <w:sz w:val="20"/>
+                <w:sz w:val="18"/>
               </w:rPr>
             </w:r>
           </w:p>
@@ -2090,10 +2690,16 @@
         <w:tc>
           <w:tcPr>
             <w:tcW w:type="dxa" w:w="1045"/>
+            <w:tcBorders>
+              <w:top w:val="single" w:sz="4" w:space="0" w:color="000000"/>
+              <w:left w:val="single" w:sz="4" w:space="0" w:color="000000"/>
+              <w:bottom w:val="single" w:sz="4" w:space="0" w:color="000000"/>
+              <w:right w:val="single" w:sz="4" w:space="0" w:color="000000"/>
+            </w:tcBorders>
           </w:tcPr>
           <w:p>
             <w:pPr>
-              <w:spacing w:line="240" w:lineRule="auto" w:after="0" w:before="0"/>
+              <w:spacing w:line="240" w:lineRule="auto" w:after="40" w:before="40"/>
               <w:jc w:val="center"/>
             </w:pPr>
             <w:r/>
@@ -2103,7 +2709,7 @@
                 <w:b w:val="0"/>
                 <w:i w:val="0"/>
                 <w:color w:val="000000"/>
-                <w:sz w:val="20"/>
+                <w:sz w:val="18"/>
               </w:rPr>
             </w:r>
           </w:p>
@@ -2111,10 +2717,16 @@
         <w:tc>
           <w:tcPr>
             <w:tcW w:type="dxa" w:w="1045"/>
+            <w:tcBorders>
+              <w:top w:val="single" w:sz="4" w:space="0" w:color="000000"/>
+              <w:left w:val="single" w:sz="4" w:space="0" w:color="000000"/>
+              <w:bottom w:val="single" w:sz="4" w:space="0" w:color="000000"/>
+              <w:right w:val="single" w:sz="4" w:space="0" w:color="000000"/>
+            </w:tcBorders>
           </w:tcPr>
           <w:p>
             <w:pPr>
-              <w:spacing w:line="240" w:lineRule="auto" w:after="0" w:before="0"/>
+              <w:spacing w:line="240" w:lineRule="auto" w:after="40" w:before="40"/>
               <w:jc w:val="center"/>
             </w:pPr>
             <w:r/>
@@ -2124,7 +2736,7 @@
                 <w:b w:val="0"/>
                 <w:i w:val="0"/>
                 <w:color w:val="000000"/>
-                <w:sz w:val="20"/>
+                <w:sz w:val="18"/>
               </w:rPr>
               <w:t>X</w:t>
             </w:r>
@@ -2133,10 +2745,16 @@
         <w:tc>
           <w:tcPr>
             <w:tcW w:type="dxa" w:w="1045"/>
+            <w:tcBorders>
+              <w:top w:val="single" w:sz="4" w:space="0" w:color="000000"/>
+              <w:left w:val="single" w:sz="4" w:space="0" w:color="000000"/>
+              <w:bottom w:val="single" w:sz="4" w:space="0" w:color="000000"/>
+              <w:right w:val="single" w:sz="4" w:space="0" w:color="000000"/>
+            </w:tcBorders>
           </w:tcPr>
           <w:p>
             <w:pPr>
-              <w:spacing w:line="240" w:lineRule="auto" w:after="0" w:before="0"/>
+              <w:spacing w:line="240" w:lineRule="auto" w:after="40" w:before="40"/>
               <w:jc w:val="center"/>
             </w:pPr>
             <w:r/>
@@ -2146,7 +2764,7 @@
                 <w:b w:val="0"/>
                 <w:i w:val="0"/>
                 <w:color w:val="000000"/>
-                <w:sz w:val="20"/>
+                <w:sz w:val="18"/>
               </w:rPr>
               <w:t>X</w:t>
             </w:r>
@@ -2155,10 +2773,16 @@
         <w:tc>
           <w:tcPr>
             <w:tcW w:type="dxa" w:w="1045"/>
+            <w:tcBorders>
+              <w:top w:val="single" w:sz="4" w:space="0" w:color="000000"/>
+              <w:left w:val="single" w:sz="4" w:space="0" w:color="000000"/>
+              <w:bottom w:val="single" w:sz="4" w:space="0" w:color="000000"/>
+              <w:right w:val="single" w:sz="4" w:space="0" w:color="000000"/>
+            </w:tcBorders>
           </w:tcPr>
           <w:p>
             <w:pPr>
-              <w:spacing w:line="240" w:lineRule="auto" w:after="0" w:before="0"/>
+              <w:spacing w:line="240" w:lineRule="auto" w:after="40" w:before="40"/>
               <w:jc w:val="center"/>
             </w:pPr>
             <w:r/>
@@ -2168,7 +2792,7 @@
                 <w:b w:val="0"/>
                 <w:i w:val="0"/>
                 <w:color w:val="000000"/>
-                <w:sz w:val="20"/>
+                <w:sz w:val="18"/>
               </w:rPr>
               <w:t>X</w:t>
             </w:r>
@@ -2177,10 +2801,16 @@
         <w:tc>
           <w:tcPr>
             <w:tcW w:type="dxa" w:w="1045"/>
+            <w:tcBorders>
+              <w:top w:val="single" w:sz="4" w:space="0" w:color="000000"/>
+              <w:left w:val="single" w:sz="4" w:space="0" w:color="000000"/>
+              <w:bottom w:val="single" w:sz="4" w:space="0" w:color="000000"/>
+              <w:right w:val="single" w:sz="4" w:space="0" w:color="000000"/>
+            </w:tcBorders>
           </w:tcPr>
           <w:p>
             <w:pPr>
-              <w:spacing w:line="240" w:lineRule="auto" w:after="0" w:before="0"/>
+              <w:spacing w:line="240" w:lineRule="auto" w:after="40" w:before="40"/>
               <w:jc w:val="center"/>
             </w:pPr>
             <w:r/>
@@ -2190,7 +2820,7 @@
                 <w:b w:val="0"/>
                 <w:i w:val="0"/>
                 <w:color w:val="000000"/>
-                <w:sz w:val="20"/>
+                <w:sz w:val="18"/>
               </w:rPr>
             </w:r>
           </w:p>
@@ -2198,10 +2828,16 @@
         <w:tc>
           <w:tcPr>
             <w:tcW w:type="dxa" w:w="1045"/>
+            <w:tcBorders>
+              <w:top w:val="single" w:sz="4" w:space="0" w:color="000000"/>
+              <w:left w:val="single" w:sz="4" w:space="0" w:color="000000"/>
+              <w:bottom w:val="single" w:sz="4" w:space="0" w:color="000000"/>
+              <w:right w:val="single" w:sz="4" w:space="0" w:color="000000"/>
+            </w:tcBorders>
           </w:tcPr>
           <w:p>
             <w:pPr>
-              <w:spacing w:line="240" w:lineRule="auto" w:after="0" w:before="0"/>
+              <w:spacing w:line="240" w:lineRule="auto" w:after="40" w:before="40"/>
               <w:jc w:val="center"/>
             </w:pPr>
             <w:r/>
@@ -2211,7 +2847,7 @@
                 <w:b w:val="0"/>
                 <w:i w:val="0"/>
                 <w:color w:val="000000"/>
-                <w:sz w:val="20"/>
+                <w:sz w:val="18"/>
               </w:rPr>
             </w:r>
           </w:p>
@@ -2221,10 +2857,17 @@
         <w:tc>
           <w:tcPr>
             <w:tcW w:type="dxa" w:w="1045"/>
+            <w:tcBorders>
+              <w:top w:val="single" w:sz="4" w:space="0" w:color="000000"/>
+              <w:left w:val="single" w:sz="4" w:space="0" w:color="000000"/>
+              <w:bottom w:val="single" w:sz="4" w:space="0" w:color="000000"/>
+              <w:right w:val="single" w:sz="4" w:space="0" w:color="000000"/>
+            </w:tcBorders>
           </w:tcPr>
           <w:p>
             <w:pPr>
-              <w:spacing w:line="240" w:lineRule="auto" w:after="0" w:before="0"/>
+              <w:spacing w:line="240" w:lineRule="auto" w:after="40" w:before="40"/>
+              <w:jc w:val="left"/>
             </w:pPr>
             <w:r/>
             <w:r>
@@ -2233,19 +2876,25 @@
                 <w:b w:val="0"/>
                 <w:i w:val="0"/>
                 <w:color w:val="000000"/>
-                <w:sz w:val="20"/>
+                <w:sz w:val="18"/>
               </w:rPr>
-              <w:t>A6. Validação, dissertação e divulgação</w:t>
+              <w:t>6. Validação, sistematização e divulgação</w:t>
             </w:r>
           </w:p>
         </w:tc>
         <w:tc>
           <w:tcPr>
             <w:tcW w:type="dxa" w:w="1045"/>
+            <w:tcBorders>
+              <w:top w:val="single" w:sz="4" w:space="0" w:color="000000"/>
+              <w:left w:val="single" w:sz="4" w:space="0" w:color="000000"/>
+              <w:bottom w:val="single" w:sz="4" w:space="0" w:color="000000"/>
+              <w:right w:val="single" w:sz="4" w:space="0" w:color="000000"/>
+            </w:tcBorders>
           </w:tcPr>
           <w:p>
             <w:pPr>
-              <w:spacing w:line="240" w:lineRule="auto" w:after="0" w:before="0"/>
+              <w:spacing w:line="240" w:lineRule="auto" w:after="40" w:before="40"/>
               <w:jc w:val="center"/>
             </w:pPr>
             <w:r/>
@@ -2255,7 +2904,7 @@
                 <w:b w:val="0"/>
                 <w:i w:val="0"/>
                 <w:color w:val="000000"/>
-                <w:sz w:val="20"/>
+                <w:sz w:val="18"/>
               </w:rPr>
             </w:r>
           </w:p>
@@ -2263,10 +2912,16 @@
         <w:tc>
           <w:tcPr>
             <w:tcW w:type="dxa" w:w="1045"/>
+            <w:tcBorders>
+              <w:top w:val="single" w:sz="4" w:space="0" w:color="000000"/>
+              <w:left w:val="single" w:sz="4" w:space="0" w:color="000000"/>
+              <w:bottom w:val="single" w:sz="4" w:space="0" w:color="000000"/>
+              <w:right w:val="single" w:sz="4" w:space="0" w:color="000000"/>
+            </w:tcBorders>
           </w:tcPr>
           <w:p>
             <w:pPr>
-              <w:spacing w:line="240" w:lineRule="auto" w:after="0" w:before="0"/>
+              <w:spacing w:line="240" w:lineRule="auto" w:after="40" w:before="40"/>
               <w:jc w:val="center"/>
             </w:pPr>
             <w:r/>
@@ -2276,7 +2931,7 @@
                 <w:b w:val="0"/>
                 <w:i w:val="0"/>
                 <w:color w:val="000000"/>
-                <w:sz w:val="20"/>
+                <w:sz w:val="18"/>
               </w:rPr>
             </w:r>
           </w:p>
@@ -2284,10 +2939,16 @@
         <w:tc>
           <w:tcPr>
             <w:tcW w:type="dxa" w:w="1045"/>
+            <w:tcBorders>
+              <w:top w:val="single" w:sz="4" w:space="0" w:color="000000"/>
+              <w:left w:val="single" w:sz="4" w:space="0" w:color="000000"/>
+              <w:bottom w:val="single" w:sz="4" w:space="0" w:color="000000"/>
+              <w:right w:val="single" w:sz="4" w:space="0" w:color="000000"/>
+            </w:tcBorders>
           </w:tcPr>
           <w:p>
             <w:pPr>
-              <w:spacing w:line="240" w:lineRule="auto" w:after="0" w:before="0"/>
+              <w:spacing w:line="240" w:lineRule="auto" w:after="40" w:before="40"/>
               <w:jc w:val="center"/>
             </w:pPr>
             <w:r/>
@@ -2297,7 +2958,7 @@
                 <w:b w:val="0"/>
                 <w:i w:val="0"/>
                 <w:color w:val="000000"/>
-                <w:sz w:val="20"/>
+                <w:sz w:val="18"/>
               </w:rPr>
             </w:r>
           </w:p>
@@ -2305,10 +2966,16 @@
         <w:tc>
           <w:tcPr>
             <w:tcW w:type="dxa" w:w="1045"/>
+            <w:tcBorders>
+              <w:top w:val="single" w:sz="4" w:space="0" w:color="000000"/>
+              <w:left w:val="single" w:sz="4" w:space="0" w:color="000000"/>
+              <w:bottom w:val="single" w:sz="4" w:space="0" w:color="000000"/>
+              <w:right w:val="single" w:sz="4" w:space="0" w:color="000000"/>
+            </w:tcBorders>
           </w:tcPr>
           <w:p>
             <w:pPr>
-              <w:spacing w:line="240" w:lineRule="auto" w:after="0" w:before="0"/>
+              <w:spacing w:line="240" w:lineRule="auto" w:after="40" w:before="40"/>
               <w:jc w:val="center"/>
             </w:pPr>
             <w:r/>
@@ -2318,7 +2985,7 @@
                 <w:b w:val="0"/>
                 <w:i w:val="0"/>
                 <w:color w:val="000000"/>
-                <w:sz w:val="20"/>
+                <w:sz w:val="18"/>
               </w:rPr>
             </w:r>
           </w:p>
@@ -2326,10 +2993,16 @@
         <w:tc>
           <w:tcPr>
             <w:tcW w:type="dxa" w:w="1045"/>
+            <w:tcBorders>
+              <w:top w:val="single" w:sz="4" w:space="0" w:color="000000"/>
+              <w:left w:val="single" w:sz="4" w:space="0" w:color="000000"/>
+              <w:bottom w:val="single" w:sz="4" w:space="0" w:color="000000"/>
+              <w:right w:val="single" w:sz="4" w:space="0" w:color="000000"/>
+            </w:tcBorders>
           </w:tcPr>
           <w:p>
             <w:pPr>
-              <w:spacing w:line="240" w:lineRule="auto" w:after="0" w:before="0"/>
+              <w:spacing w:line="240" w:lineRule="auto" w:after="40" w:before="40"/>
               <w:jc w:val="center"/>
             </w:pPr>
             <w:r/>
@@ -2339,7 +3012,7 @@
                 <w:b w:val="0"/>
                 <w:i w:val="0"/>
                 <w:color w:val="000000"/>
-                <w:sz w:val="20"/>
+                <w:sz w:val="18"/>
               </w:rPr>
             </w:r>
           </w:p>
@@ -2347,10 +3020,16 @@
         <w:tc>
           <w:tcPr>
             <w:tcW w:type="dxa" w:w="1045"/>
+            <w:tcBorders>
+              <w:top w:val="single" w:sz="4" w:space="0" w:color="000000"/>
+              <w:left w:val="single" w:sz="4" w:space="0" w:color="000000"/>
+              <w:bottom w:val="single" w:sz="4" w:space="0" w:color="000000"/>
+              <w:right w:val="single" w:sz="4" w:space="0" w:color="000000"/>
+            </w:tcBorders>
           </w:tcPr>
           <w:p>
             <w:pPr>
-              <w:spacing w:line="240" w:lineRule="auto" w:after="0" w:before="0"/>
+              <w:spacing w:line="240" w:lineRule="auto" w:after="40" w:before="40"/>
               <w:jc w:val="center"/>
             </w:pPr>
             <w:r/>
@@ -2360,7 +3039,7 @@
                 <w:b w:val="0"/>
                 <w:i w:val="0"/>
                 <w:color w:val="000000"/>
-                <w:sz w:val="20"/>
+                <w:sz w:val="18"/>
               </w:rPr>
               <w:t>X</w:t>
             </w:r>
@@ -2369,10 +3048,16 @@
         <w:tc>
           <w:tcPr>
             <w:tcW w:type="dxa" w:w="1045"/>
+            <w:tcBorders>
+              <w:top w:val="single" w:sz="4" w:space="0" w:color="000000"/>
+              <w:left w:val="single" w:sz="4" w:space="0" w:color="000000"/>
+              <w:bottom w:val="single" w:sz="4" w:space="0" w:color="000000"/>
+              <w:right w:val="single" w:sz="4" w:space="0" w:color="000000"/>
+            </w:tcBorders>
           </w:tcPr>
           <w:p>
             <w:pPr>
-              <w:spacing w:line="240" w:lineRule="auto" w:after="0" w:before="0"/>
+              <w:spacing w:line="240" w:lineRule="auto" w:after="40" w:before="40"/>
               <w:jc w:val="center"/>
             </w:pPr>
             <w:r/>
@@ -2382,7 +3067,7 @@
                 <w:b w:val="0"/>
                 <w:i w:val="0"/>
                 <w:color w:val="000000"/>
-                <w:sz w:val="20"/>
+                <w:sz w:val="18"/>
               </w:rPr>
               <w:t>X</w:t>
             </w:r>
@@ -2391,10 +3076,16 @@
         <w:tc>
           <w:tcPr>
             <w:tcW w:type="dxa" w:w="1045"/>
+            <w:tcBorders>
+              <w:top w:val="single" w:sz="4" w:space="0" w:color="000000"/>
+              <w:left w:val="single" w:sz="4" w:space="0" w:color="000000"/>
+              <w:bottom w:val="single" w:sz="4" w:space="0" w:color="000000"/>
+              <w:right w:val="single" w:sz="4" w:space="0" w:color="000000"/>
+            </w:tcBorders>
           </w:tcPr>
           <w:p>
             <w:pPr>
-              <w:spacing w:line="240" w:lineRule="auto" w:after="0" w:before="0"/>
+              <w:spacing w:line="240" w:lineRule="auto" w:after="40" w:before="40"/>
               <w:jc w:val="center"/>
             </w:pPr>
             <w:r/>
@@ -2404,7 +3095,7 @@
                 <w:b w:val="0"/>
                 <w:i w:val="0"/>
                 <w:color w:val="000000"/>
-                <w:sz w:val="20"/>
+                <w:sz w:val="18"/>
               </w:rPr>
               <w:t>X</w:t>
             </w:r>
@@ -2415,10 +3106,17 @@
         <w:tc>
           <w:tcPr>
             <w:tcW w:type="dxa" w:w="1045"/>
+            <w:tcBorders>
+              <w:top w:val="single" w:sz="4" w:space="0" w:color="000000"/>
+              <w:left w:val="single" w:sz="4" w:space="0" w:color="000000"/>
+              <w:bottom w:val="single" w:sz="4" w:space="0" w:color="000000"/>
+              <w:right w:val="single" w:sz="4" w:space="0" w:color="000000"/>
+            </w:tcBorders>
           </w:tcPr>
           <w:p>
             <w:pPr>
-              <w:spacing w:line="240" w:lineRule="auto" w:after="0" w:before="0"/>
+              <w:spacing w:line="240" w:lineRule="auto" w:after="40" w:before="40"/>
+              <w:jc w:val="left"/>
             </w:pPr>
             <w:r/>
             <w:r>
@@ -2427,7 +3125,7 @@
                 <w:b w:val="0"/>
                 <w:i w:val="0"/>
                 <w:color w:val="000000"/>
-                <w:sz w:val="20"/>
+                <w:sz w:val="18"/>
               </w:rPr>
               <w:t>Relatório técnico-científico</w:t>
             </w:r>
@@ -2436,10 +3134,16 @@
         <w:tc>
           <w:tcPr>
             <w:tcW w:type="dxa" w:w="1045"/>
+            <w:tcBorders>
+              <w:top w:val="single" w:sz="4" w:space="0" w:color="000000"/>
+              <w:left w:val="single" w:sz="4" w:space="0" w:color="000000"/>
+              <w:bottom w:val="single" w:sz="4" w:space="0" w:color="000000"/>
+              <w:right w:val="single" w:sz="4" w:space="0" w:color="000000"/>
+            </w:tcBorders>
           </w:tcPr>
           <w:p>
             <w:pPr>
-              <w:spacing w:line="240" w:lineRule="auto" w:after="0" w:before="0"/>
+              <w:spacing w:line="240" w:lineRule="auto" w:after="40" w:before="40"/>
               <w:jc w:val="center"/>
             </w:pPr>
             <w:r/>
@@ -2449,7 +3153,7 @@
                 <w:b w:val="0"/>
                 <w:i w:val="0"/>
                 <w:color w:val="000000"/>
-                <w:sz w:val="20"/>
+                <w:sz w:val="18"/>
               </w:rPr>
             </w:r>
           </w:p>
@@ -2457,10 +3161,16 @@
         <w:tc>
           <w:tcPr>
             <w:tcW w:type="dxa" w:w="1045"/>
+            <w:tcBorders>
+              <w:top w:val="single" w:sz="4" w:space="0" w:color="000000"/>
+              <w:left w:val="single" w:sz="4" w:space="0" w:color="000000"/>
+              <w:bottom w:val="single" w:sz="4" w:space="0" w:color="000000"/>
+              <w:right w:val="single" w:sz="4" w:space="0" w:color="000000"/>
+            </w:tcBorders>
           </w:tcPr>
           <w:p>
             <w:pPr>
-              <w:spacing w:line="240" w:lineRule="auto" w:after="0" w:before="0"/>
+              <w:spacing w:line="240" w:lineRule="auto" w:after="40" w:before="40"/>
               <w:jc w:val="center"/>
             </w:pPr>
             <w:r/>
@@ -2470,7 +3180,7 @@
                 <w:b w:val="0"/>
                 <w:i w:val="0"/>
                 <w:color w:val="000000"/>
-                <w:sz w:val="20"/>
+                <w:sz w:val="18"/>
               </w:rPr>
             </w:r>
           </w:p>
@@ -2478,10 +3188,16 @@
         <w:tc>
           <w:tcPr>
             <w:tcW w:type="dxa" w:w="1045"/>
+            <w:tcBorders>
+              <w:top w:val="single" w:sz="4" w:space="0" w:color="000000"/>
+              <w:left w:val="single" w:sz="4" w:space="0" w:color="000000"/>
+              <w:bottom w:val="single" w:sz="4" w:space="0" w:color="000000"/>
+              <w:right w:val="single" w:sz="4" w:space="0" w:color="000000"/>
+            </w:tcBorders>
           </w:tcPr>
           <w:p>
             <w:pPr>
-              <w:spacing w:line="240" w:lineRule="auto" w:after="0" w:before="0"/>
+              <w:spacing w:line="240" w:lineRule="auto" w:after="40" w:before="40"/>
               <w:jc w:val="center"/>
             </w:pPr>
             <w:r/>
@@ -2491,7 +3207,7 @@
                 <w:b w:val="0"/>
                 <w:i w:val="0"/>
                 <w:color w:val="000000"/>
-                <w:sz w:val="20"/>
+                <w:sz w:val="18"/>
               </w:rPr>
             </w:r>
           </w:p>
@@ -2499,10 +3215,16 @@
         <w:tc>
           <w:tcPr>
             <w:tcW w:type="dxa" w:w="1045"/>
+            <w:tcBorders>
+              <w:top w:val="single" w:sz="4" w:space="0" w:color="000000"/>
+              <w:left w:val="single" w:sz="4" w:space="0" w:color="000000"/>
+              <w:bottom w:val="single" w:sz="4" w:space="0" w:color="000000"/>
+              <w:right w:val="single" w:sz="4" w:space="0" w:color="000000"/>
+            </w:tcBorders>
           </w:tcPr>
           <w:p>
             <w:pPr>
-              <w:spacing w:line="240" w:lineRule="auto" w:after="0" w:before="0"/>
+              <w:spacing w:line="240" w:lineRule="auto" w:after="40" w:before="40"/>
               <w:jc w:val="center"/>
             </w:pPr>
             <w:r/>
@@ -2512,7 +3234,7 @@
                 <w:b w:val="0"/>
                 <w:i w:val="0"/>
                 <w:color w:val="000000"/>
-                <w:sz w:val="20"/>
+                <w:sz w:val="18"/>
               </w:rPr>
               <w:t>X</w:t>
             </w:r>
@@ -2521,10 +3243,16 @@
         <w:tc>
           <w:tcPr>
             <w:tcW w:type="dxa" w:w="1045"/>
+            <w:tcBorders>
+              <w:top w:val="single" w:sz="4" w:space="0" w:color="000000"/>
+              <w:left w:val="single" w:sz="4" w:space="0" w:color="000000"/>
+              <w:bottom w:val="single" w:sz="4" w:space="0" w:color="000000"/>
+              <w:right w:val="single" w:sz="4" w:space="0" w:color="000000"/>
+            </w:tcBorders>
           </w:tcPr>
           <w:p>
             <w:pPr>
-              <w:spacing w:line="240" w:lineRule="auto" w:after="0" w:before="0"/>
+              <w:spacing w:line="240" w:lineRule="auto" w:after="40" w:before="40"/>
               <w:jc w:val="center"/>
             </w:pPr>
             <w:r/>
@@ -2534,7 +3262,7 @@
                 <w:b w:val="0"/>
                 <w:i w:val="0"/>
                 <w:color w:val="000000"/>
-                <w:sz w:val="20"/>
+                <w:sz w:val="18"/>
               </w:rPr>
             </w:r>
           </w:p>
@@ -2542,10 +3270,16 @@
         <w:tc>
           <w:tcPr>
             <w:tcW w:type="dxa" w:w="1045"/>
+            <w:tcBorders>
+              <w:top w:val="single" w:sz="4" w:space="0" w:color="000000"/>
+              <w:left w:val="single" w:sz="4" w:space="0" w:color="000000"/>
+              <w:bottom w:val="single" w:sz="4" w:space="0" w:color="000000"/>
+              <w:right w:val="single" w:sz="4" w:space="0" w:color="000000"/>
+            </w:tcBorders>
           </w:tcPr>
           <w:p>
             <w:pPr>
-              <w:spacing w:line="240" w:lineRule="auto" w:after="0" w:before="0"/>
+              <w:spacing w:line="240" w:lineRule="auto" w:after="40" w:before="40"/>
               <w:jc w:val="center"/>
             </w:pPr>
             <w:r/>
@@ -2555,7 +3289,7 @@
                 <w:b w:val="0"/>
                 <w:i w:val="0"/>
                 <w:color w:val="000000"/>
-                <w:sz w:val="20"/>
+                <w:sz w:val="18"/>
               </w:rPr>
             </w:r>
           </w:p>
@@ -2563,10 +3297,16 @@
         <w:tc>
           <w:tcPr>
             <w:tcW w:type="dxa" w:w="1045"/>
+            <w:tcBorders>
+              <w:top w:val="single" w:sz="4" w:space="0" w:color="000000"/>
+              <w:left w:val="single" w:sz="4" w:space="0" w:color="000000"/>
+              <w:bottom w:val="single" w:sz="4" w:space="0" w:color="000000"/>
+              <w:right w:val="single" w:sz="4" w:space="0" w:color="000000"/>
+            </w:tcBorders>
           </w:tcPr>
           <w:p>
             <w:pPr>
-              <w:spacing w:line="240" w:lineRule="auto" w:after="0" w:before="0"/>
+              <w:spacing w:line="240" w:lineRule="auto" w:after="40" w:before="40"/>
               <w:jc w:val="center"/>
             </w:pPr>
             <w:r/>
@@ -2576,7 +3316,7 @@
                 <w:b w:val="0"/>
                 <w:i w:val="0"/>
                 <w:color w:val="000000"/>
-                <w:sz w:val="20"/>
+                <w:sz w:val="18"/>
               </w:rPr>
             </w:r>
           </w:p>
@@ -2584,10 +3324,16 @@
         <w:tc>
           <w:tcPr>
             <w:tcW w:type="dxa" w:w="1045"/>
+            <w:tcBorders>
+              <w:top w:val="single" w:sz="4" w:space="0" w:color="000000"/>
+              <w:left w:val="single" w:sz="4" w:space="0" w:color="000000"/>
+              <w:bottom w:val="single" w:sz="4" w:space="0" w:color="000000"/>
+              <w:right w:val="single" w:sz="4" w:space="0" w:color="000000"/>
+            </w:tcBorders>
           </w:tcPr>
           <w:p>
             <w:pPr>
-              <w:spacing w:line="240" w:lineRule="auto" w:after="0" w:before="0"/>
+              <w:spacing w:line="240" w:lineRule="auto" w:after="40" w:before="40"/>
               <w:jc w:val="center"/>
             </w:pPr>
             <w:r/>
@@ -2597,7 +3343,7 @@
                 <w:b w:val="0"/>
                 <w:i w:val="0"/>
                 <w:color w:val="000000"/>
-                <w:sz w:val="20"/>
+                <w:sz w:val="18"/>
               </w:rPr>
               <w:t>X</w:t>
             </w:r>
@@ -2605,10 +3351,14 @@
         </w:tc>
       </w:tr>
     </w:tbl>
-    <w:p/>
     <w:p>
       <w:pPr>
-        <w:spacing w:line="360" w:lineRule="auto" w:before="360" w:after="200"/>
+        <w:spacing w:after="120"/>
+      </w:pPr>
+    </w:p>
+    <w:p>
+      <w:pPr>
+        <w:spacing w:line="360" w:lineRule="auto" w:before="280" w:after="160"/>
       </w:pPr>
       <w:r>
         <w:rPr>
@@ -2623,9 +3373,9 @@
     </w:p>
     <w:tbl>
       <w:tblPr>
-        <w:tblStyle w:val="TableGrid"/>
         <w:tblW w:type="auto" w:w="0"/>
         <w:jc w:val="center"/>
+        <w:tblLayout w:type="autofit"/>
         <w:tblLook w:firstColumn="1" w:firstRow="1" w:lastColumn="0" w:lastRow="0" w:noHBand="0" w:noVBand="1" w:val="04A0"/>
       </w:tblPr>
       <w:tblGrid>
@@ -2636,11 +3386,17 @@
         <w:tc>
           <w:tcPr>
             <w:tcW w:type="dxa" w:w="4702"/>
-            <w:shd w:fill="D9E8D3" w:val="clear"/>
+            <w:tcBorders>
+              <w:top w:val="single" w:sz="4" w:space="0" w:color="000000"/>
+              <w:left w:val="single" w:sz="4" w:space="0" w:color="000000"/>
+              <w:bottom w:val="single" w:sz="4" w:space="0" w:color="000000"/>
+              <w:right w:val="single" w:sz="4" w:space="0" w:color="000000"/>
+            </w:tcBorders>
+            <w:shd w:fill="E7EEE8" w:val="clear"/>
           </w:tcPr>
           <w:p>
             <w:pPr>
-              <w:spacing w:line="240" w:lineRule="auto" w:after="0" w:before="0"/>
+              <w:spacing w:line="240" w:lineRule="auto" w:after="40" w:before="40"/>
               <w:jc w:val="center"/>
             </w:pPr>
             <w:r/>
@@ -2650,7 +3406,7 @@
                 <w:b/>
                 <w:i w:val="0"/>
                 <w:color w:val="000000"/>
-                <w:sz w:val="20"/>
+                <w:sz w:val="18"/>
               </w:rPr>
               <w:t>Risco</w:t>
             </w:r>
@@ -2659,11 +3415,17 @@
         <w:tc>
           <w:tcPr>
             <w:tcW w:type="dxa" w:w="4702"/>
-            <w:shd w:fill="D9E8D3" w:val="clear"/>
+            <w:tcBorders>
+              <w:top w:val="single" w:sz="4" w:space="0" w:color="000000"/>
+              <w:left w:val="single" w:sz="4" w:space="0" w:color="000000"/>
+              <w:bottom w:val="single" w:sz="4" w:space="0" w:color="000000"/>
+              <w:right w:val="single" w:sz="4" w:space="0" w:color="000000"/>
+            </w:tcBorders>
+            <w:shd w:fill="E7EEE8" w:val="clear"/>
           </w:tcPr>
           <w:p>
             <w:pPr>
-              <w:spacing w:line="240" w:lineRule="auto" w:after="0" w:before="0"/>
+              <w:spacing w:line="240" w:lineRule="auto" w:after="40" w:before="40"/>
               <w:jc w:val="center"/>
             </w:pPr>
             <w:r/>
@@ -2673,9 +3435,9 @@
                 <w:b/>
                 <w:i w:val="0"/>
                 <w:color w:val="000000"/>
-                <w:sz w:val="20"/>
+                <w:sz w:val="18"/>
               </w:rPr>
-              <w:t>Mitigação</w:t>
+              <w:t>Estratégia de enfrentamento</w:t>
             </w:r>
           </w:p>
         </w:tc>
@@ -2684,10 +3446,17 @@
         <w:tc>
           <w:tcPr>
             <w:tcW w:type="dxa" w:w="4702"/>
+            <w:tcBorders>
+              <w:top w:val="single" w:sz="4" w:space="0" w:color="000000"/>
+              <w:left w:val="single" w:sz="4" w:space="0" w:color="000000"/>
+              <w:bottom w:val="single" w:sz="4" w:space="0" w:color="000000"/>
+              <w:right w:val="single" w:sz="4" w:space="0" w:color="000000"/>
+            </w:tcBorders>
           </w:tcPr>
           <w:p>
             <w:pPr>
-              <w:spacing w:line="240" w:lineRule="auto" w:after="0" w:before="0"/>
+              <w:spacing w:line="240" w:lineRule="auto" w:after="40" w:before="40"/>
+              <w:jc w:val="left"/>
             </w:pPr>
             <w:r/>
             <w:r>
@@ -2696,19 +3465,26 @@
                 <w:b w:val="0"/>
                 <w:i w:val="0"/>
                 <w:color w:val="000000"/>
-                <w:sz w:val="20"/>
+                <w:sz w:val="18"/>
               </w:rPr>
-              <w:t>Heterogeneidade de cobertura espacial (mancha, MDT ou setorização ausente em parte da bacia)</w:t>
+              <w:t>Heterogeneidade da cobertura espacial das informações de perigo, em especial a ausência de modelo digital do terreno, de representação de inundação ou de setorização oficial em parte da bacia</w:t>
             </w:r>
           </w:p>
         </w:tc>
         <w:tc>
           <w:tcPr>
             <w:tcW w:type="dxa" w:w="4702"/>
+            <w:tcBorders>
+              <w:top w:val="single" w:sz="4" w:space="0" w:color="000000"/>
+              <w:left w:val="single" w:sz="4" w:space="0" w:color="000000"/>
+              <w:bottom w:val="single" w:sz="4" w:space="0" w:color="000000"/>
+              <w:right w:val="single" w:sz="4" w:space="0" w:color="000000"/>
+            </w:tcBorders>
           </w:tcPr>
           <w:p>
             <w:pPr>
-              <w:spacing w:line="240" w:lineRule="auto" w:after="0" w:before="0"/>
+              <w:spacing w:line="240" w:lineRule="auto" w:after="40" w:before="40"/>
+              <w:jc w:val="left"/>
             </w:pPr>
             <w:r/>
             <w:r>
@@ -2717,9 +3493,9 @@
                 <w:b w:val="0"/>
                 <w:i w:val="0"/>
                 <w:color w:val="000000"/>
-                <w:sz w:val="20"/>
+                <w:sz w:val="18"/>
               </w:rPr>
-              <w:t>Manter o piloto Santa Tereza/Muçum; registrar lacuna; não extrapolar.</w:t>
+              <w:t>Circunscrever o detalhamento metodológico a Santa Tereza e Muçum; registrar expressamente as lacunas; abster-se de extrapolar resultados.</w:t>
             </w:r>
           </w:p>
         </w:tc>
@@ -2728,10 +3504,17 @@
         <w:tc>
           <w:tcPr>
             <w:tcW w:type="dxa" w:w="4702"/>
+            <w:tcBorders>
+              <w:top w:val="single" w:sz="4" w:space="0" w:color="000000"/>
+              <w:left w:val="single" w:sz="4" w:space="0" w:color="000000"/>
+              <w:bottom w:val="single" w:sz="4" w:space="0" w:color="000000"/>
+              <w:right w:val="single" w:sz="4" w:space="0" w:color="000000"/>
+            </w:tcBorders>
           </w:tcPr>
           <w:p>
             <w:pPr>
-              <w:spacing w:line="240" w:lineRule="auto" w:after="0" w:before="0"/>
+              <w:spacing w:line="240" w:lineRule="auto" w:after="40" w:before="40"/>
+              <w:jc w:val="left"/>
             </w:pPr>
             <w:r/>
             <w:r>
@@ -2740,19 +3523,26 @@
                 <w:b w:val="0"/>
                 <w:i w:val="0"/>
                 <w:color w:val="000000"/>
-                <w:sz w:val="20"/>
+                <w:sz w:val="18"/>
               </w:rPr>
-              <w:t>Incompatibilidade de datum, escala ou data entre camadas</w:t>
+              <w:t>Incompatibilidade de sistema de referência, escala ou data entre camadas geoespaciais</w:t>
             </w:r>
           </w:p>
         </w:tc>
         <w:tc>
           <w:tcPr>
             <w:tcW w:type="dxa" w:w="4702"/>
+            <w:tcBorders>
+              <w:top w:val="single" w:sz="4" w:space="0" w:color="000000"/>
+              <w:left w:val="single" w:sz="4" w:space="0" w:color="000000"/>
+              <w:bottom w:val="single" w:sz="4" w:space="0" w:color="000000"/>
+              <w:right w:val="single" w:sz="4" w:space="0" w:color="000000"/>
+            </w:tcBorders>
           </w:tcPr>
           <w:p>
             <w:pPr>
-              <w:spacing w:line="240" w:lineRule="auto" w:after="0" w:before="0"/>
+              <w:spacing w:line="240" w:lineRule="auto" w:after="40" w:before="40"/>
+              <w:jc w:val="left"/>
             </w:pPr>
             <w:r/>
             <w:r>
@@ -2761,9 +3551,9 @@
                 <w:b w:val="0"/>
                 <w:i w:val="0"/>
                 <w:color w:val="000000"/>
-                <w:sz w:val="20"/>
+                <w:sz w:val="18"/>
               </w:rPr>
-              <w:t>Cruzar somente camadas compatíveis; documentar recusa de sobreposição.</w:t>
+              <w:t>Promover a integração apenas entre informações compatíveis; documentar os casos em que a sobreposição for metodologicamente inviável.</w:t>
             </w:r>
           </w:p>
         </w:tc>
@@ -2772,10 +3562,17 @@
         <w:tc>
           <w:tcPr>
             <w:tcW w:type="dxa" w:w="4702"/>
+            <w:tcBorders>
+              <w:top w:val="single" w:sz="4" w:space="0" w:color="000000"/>
+              <w:left w:val="single" w:sz="4" w:space="0" w:color="000000"/>
+              <w:bottom w:val="single" w:sz="4" w:space="0" w:color="000000"/>
+              <w:right w:val="single" w:sz="4" w:space="0" w:color="000000"/>
+            </w:tcBorders>
           </w:tcPr>
           <w:p>
             <w:pPr>
-              <w:spacing w:line="240" w:lineRule="auto" w:after="0" w:before="0"/>
+              <w:spacing w:line="240" w:lineRule="auto" w:after="40" w:before="40"/>
+              <w:jc w:val="left"/>
             </w:pPr>
             <w:r/>
             <w:r>
@@ -2784,19 +3581,26 @@
                 <w:b w:val="0"/>
                 <w:i w:val="0"/>
                 <w:color w:val="000000"/>
-                <w:sz w:val="20"/>
+                <w:sz w:val="18"/>
               </w:rPr>
-              <w:t>Séries hidrológicas com falhas ou atraso</w:t>
+              <w:t>Descontinuidade ou atraso nas séries hidrológicas</w:t>
             </w:r>
           </w:p>
         </w:tc>
         <w:tc>
           <w:tcPr>
             <w:tcW w:type="dxa" w:w="4702"/>
+            <w:tcBorders>
+              <w:top w:val="single" w:sz="4" w:space="0" w:color="000000"/>
+              <w:left w:val="single" w:sz="4" w:space="0" w:color="000000"/>
+              <w:bottom w:val="single" w:sz="4" w:space="0" w:color="000000"/>
+              <w:right w:val="single" w:sz="4" w:space="0" w:color="000000"/>
+            </w:tcBorders>
           </w:tcPr>
           <w:p>
             <w:pPr>
-              <w:spacing w:line="240" w:lineRule="auto" w:after="0" w:before="0"/>
+              <w:spacing w:line="240" w:lineRule="auto" w:after="40" w:before="40"/>
+              <w:jc w:val="left"/>
             </w:pPr>
             <w:r/>
             <w:r>
@@ -2805,9 +3609,9 @@
                 <w:b w:val="0"/>
                 <w:i w:val="0"/>
                 <w:color w:val="000000"/>
-                <w:sz w:val="20"/>
+                <w:sz w:val="18"/>
               </w:rPr>
-              <w:t>Não interpolar lacunas como zero; usar o período contínuo disponível.</w:t>
+              <w:t>Conservar as descontinuidades sem preenchimento artificial; restringir as análises ao período contínuo disponível.</w:t>
             </w:r>
           </w:p>
         </w:tc>
@@ -2816,10 +3620,17 @@
         <w:tc>
           <w:tcPr>
             <w:tcW w:type="dxa" w:w="4702"/>
+            <w:tcBorders>
+              <w:top w:val="single" w:sz="4" w:space="0" w:color="000000"/>
+              <w:left w:val="single" w:sz="4" w:space="0" w:color="000000"/>
+              <w:bottom w:val="single" w:sz="4" w:space="0" w:color="000000"/>
+              <w:right w:val="single" w:sz="4" w:space="0" w:color="000000"/>
+            </w:tcBorders>
           </w:tcPr>
           <w:p>
             <w:pPr>
-              <w:spacing w:line="240" w:lineRule="auto" w:after="0" w:before="0"/>
+              <w:spacing w:line="240" w:lineRule="auto" w:after="40" w:before="40"/>
+              <w:jc w:val="left"/>
             </w:pPr>
             <w:r/>
             <w:r>
@@ -2828,19 +3639,26 @@
                 <w:b w:val="0"/>
                 <w:i w:val="0"/>
                 <w:color w:val="000000"/>
-                <w:sz w:val="20"/>
+                <w:sz w:val="18"/>
               </w:rPr>
-              <w:t>Interpretação dos cenários como alerta operacional</w:t>
+              <w:t>Interpretação indevida dos cenários como instrumento operacional de alerta</w:t>
             </w:r>
           </w:p>
         </w:tc>
         <w:tc>
           <w:tcPr>
             <w:tcW w:type="dxa" w:w="4702"/>
+            <w:tcBorders>
+              <w:top w:val="single" w:sz="4" w:space="0" w:color="000000"/>
+              <w:left w:val="single" w:sz="4" w:space="0" w:color="000000"/>
+              <w:bottom w:val="single" w:sz="4" w:space="0" w:color="000000"/>
+              <w:right w:val="single" w:sz="4" w:space="0" w:color="000000"/>
+            </w:tcBorders>
           </w:tcPr>
           <w:p>
             <w:pPr>
-              <w:spacing w:line="240" w:lineRule="auto" w:after="0" w:before="0"/>
+              <w:spacing w:line="240" w:lineRule="auto" w:after="40" w:before="40"/>
+              <w:jc w:val="left"/>
             </w:pPr>
             <w:r/>
             <w:r>
@@ -2849,15 +3667,19 @@
                 <w:b w:val="0"/>
                 <w:i w:val="0"/>
                 <w:color w:val="000000"/>
-                <w:sz w:val="20"/>
+                <w:sz w:val="18"/>
               </w:rPr>
-              <w:t>Explicitar no mapa e no relatório o caráter de pesquisa.</w:t>
+              <w:t>Fazer constar, nos mapas e nos relatórios, a natureza técnico-científica dos produtos.</w:t>
             </w:r>
           </w:p>
         </w:tc>
       </w:tr>
     </w:tbl>
-    <w:p/>
+    <w:p>
+      <w:pPr>
+        <w:spacing w:after="120"/>
+      </w:pPr>
+    </w:p>
     <w:p>
       <w:r>
         <w:br w:type="page"/>
@@ -2865,7 +3687,7 @@
     </w:p>
     <w:p>
       <w:pPr>
-        <w:spacing w:line="360" w:lineRule="auto" w:before="120" w:after="200"/>
+        <w:spacing w:line="360" w:lineRule="auto" w:before="120" w:after="240"/>
         <w:jc w:val="center"/>
       </w:pPr>
       <w:r>
@@ -2892,12 +3714,12 @@
           <w:color w:val="000000"/>
           <w:sz w:val="22"/>
         </w:rPr>
-        <w:t>Categoria sugerida: PDTI 5. Duração prevista: 12 meses. Carga horária de referência: 12 horas semanais.</w:t>
+        <w:t>Enquadramento: Bolsa PDTI, Nível 5. Prazo de execução: 12 (doze) meses. Carga horária: mínimo de 12 (doze) horas semanais.</w:t>
       </w:r>
     </w:p>
     <w:p>
       <w:pPr>
-        <w:spacing w:line="360" w:lineRule="auto" w:before="360" w:after="200"/>
+        <w:spacing w:line="360" w:lineRule="auto" w:before="280" w:after="160"/>
       </w:pPr>
       <w:r>
         <w:rPr>
@@ -2907,13 +3729,14 @@
           <w:color w:val="000000"/>
           <w:sz w:val="24"/>
         </w:rPr>
-        <w:t>1. Título do plano de trabalho</w:t>
+        <w:t>1. Título</w:t>
       </w:r>
     </w:p>
     <w:p>
       <w:pPr>
         <w:spacing w:line="360" w:lineRule="auto" w:before="0" w:after="160"/>
         <w:ind w:firstLine="709"/>
+        <w:jc w:val="both"/>
       </w:pPr>
       <w:r>
         <w:rPr>
@@ -2923,12 +3746,12 @@
           <w:color w:val="000000"/>
           <w:sz w:val="24"/>
         </w:rPr>
-        <w:t>Organização, análise de consistência e espacialização de dados hidrológicos e territoriais para a plataforma digital do PREVINE Taquari-Antas.</w:t>
+        <w:t>Organização, análise de consistência e espacialização de dados hidrológicos e territoriais para a plataforma digital do projeto PREVINE Taquari-Antas.</w:t>
       </w:r>
     </w:p>
     <w:p>
       <w:pPr>
-        <w:spacing w:line="360" w:lineRule="auto" w:before="360" w:after="200"/>
+        <w:spacing w:line="360" w:lineRule="auto" w:before="280" w:after="160"/>
       </w:pPr>
       <w:r>
         <w:rPr>
@@ -2938,13 +3761,14 @@
           <w:color w:val="000000"/>
           <w:sz w:val="24"/>
         </w:rPr>
-        <w:t>2. Articulação com o projeto</w:t>
+        <w:t>2. Articulação com o projeto de pesquisa</w:t>
       </w:r>
     </w:p>
     <w:p>
       <w:pPr>
         <w:spacing w:line="360" w:lineRule="auto" w:before="0" w:after="160"/>
         <w:ind w:firstLine="709"/>
+        <w:jc w:val="both"/>
       </w:pPr>
       <w:r>
         <w:rPr>
@@ -2954,12 +3778,29 @@
           <w:color w:val="000000"/>
           <w:sz w:val="24"/>
         </w:rPr>
-        <w:t>A execução da plataforma digital e dos mapeamentos do PREVINE depende de bases hidrológicas e territoriais organizadas, documentadas e consistentes. Este plano de IC atravessa vários objetivos do projeto: abastece a modelagem e o mapeamento (eixo 1) e os scripts da plataforma digital (eixo 3). As atividades são de pesquisa e de desenvolvimento tecnológico — inventário, download, padronização, consistência, produção de mapas e apoio à execução de códigos já especificados pela equipe — e não incluem tarefas administrativas, vedadas pelo Regulamento PDTI.</w:t>
+        <w:t>O presente plano de trabalho vincula-se ao projeto PREVINE Taquari-Antas e destina-se a assegurar a qualidade, a rastreabilidade e a atualização das bases hidrológicas e territoriais necessárias à modelagem, ao mapeamento e à plataforma digital. Articula-se, portanto, ao eixo de monitoramento, modelagem e mapeamento e ao eixo de alerta e comunicação de risco.</w:t>
       </w:r>
     </w:p>
     <w:p>
       <w:pPr>
-        <w:spacing w:line="360" w:lineRule="auto" w:before="360" w:after="200"/>
+        <w:spacing w:line="360" w:lineRule="auto" w:before="0" w:after="160"/>
+        <w:ind w:firstLine="709"/>
+        <w:jc w:val="both"/>
+      </w:pPr>
+      <w:r>
+        <w:rPr>
+          <w:rFonts w:ascii="Times New Roman" w:hAnsi="Times New Roman" w:eastAsia="Times New Roman"/>
+          <w:b w:val="0"/>
+          <w:i w:val="0"/>
+          <w:color w:val="000000"/>
+          <w:sz w:val="24"/>
+        </w:rPr>
+        <w:t>As atividades compreendem inventário, obtenção, padronização, análise de consistência, elaboração cartográfica e execução, sob orientação, das rotinas computacionais já especificadas pela equipe. Enquadram-se como pesquisa científica e desenvolvimento tecnológico. Não serão atribuídas ao bolsista tarefas de natureza administrativa, nos termos do Regulamento PDTI.</w:t>
+      </w:r>
+    </w:p>
+    <w:p>
+      <w:pPr>
+        <w:spacing w:line="360" w:lineRule="auto" w:before="280" w:after="160"/>
       </w:pPr>
       <w:r>
         <w:rPr>
@@ -2976,6 +3817,7 @@
       <w:pPr>
         <w:spacing w:line="360" w:lineRule="auto" w:before="0" w:after="160"/>
         <w:ind w:firstLine="709"/>
+        <w:jc w:val="both"/>
       </w:pPr>
       <w:r>
         <w:rPr>
@@ -2985,12 +3827,12 @@
           <w:color w:val="000000"/>
           <w:sz w:val="24"/>
         </w:rPr>
-        <w:t>Organizar, conferir e espacializar bases hidrológicas e territoriais da Bacia Hidrográfica do Rio Taquari-Antas, produzindo camadas e mapas auditáveis e apoiando a execução dos scripts da plataforma digital do PREVINE.</w:t>
+        <w:t>Organizar, verificar a consistência e espacializar bases hidrológicas e territoriais da Bacia Hidrográfica do Rio Taquari-Antas, produzindo informações geoespaciais documentadas e subsidiando a execução das rotinas computacionais da plataforma digital do projeto.</w:t>
       </w:r>
     </w:p>
     <w:p>
       <w:pPr>
-        <w:spacing w:line="360" w:lineRule="auto" w:before="360" w:after="200"/>
+        <w:spacing w:line="360" w:lineRule="auto" w:before="280" w:after="160"/>
       </w:pPr>
       <w:r>
         <w:rPr>
@@ -3006,6 +3848,8 @@
     <w:p>
       <w:pPr>
         <w:spacing w:line="360" w:lineRule="auto" w:before="0" w:after="120"/>
+        <w:ind w:left="425"/>
+        <w:jc w:val="both"/>
       </w:pPr>
       <w:r>
         <w:rPr>
@@ -3015,12 +3859,14 @@
           <w:color w:val="000000"/>
           <w:sz w:val="24"/>
         </w:rPr>
-        <w:t>OE1. Inventariar as bases utilizadas pelo projeto (telemetria hidrológica, limite da bacia, censo, serviços, MDT, manchas experimentais e movimentos de massa), com fonte, recorte, período, CRS e licença.</w:t>
+        <w:t>a) Inventariar as bases empregadas pelo projeto — telemetria hidrológica, limite da bacia, informações censitárias, equipamentos públicos, modelo digital do terreno, representações espaciais de inundação e movimentos de massa — especificando fonte, recorte territorial, período, sistema de referência espacial e condições de uso.</w:t>
       </w:r>
     </w:p>
     <w:p>
       <w:pPr>
         <w:spacing w:line="360" w:lineRule="auto" w:before="0" w:after="120"/>
+        <w:ind w:left="425"/>
+        <w:jc w:val="both"/>
       </w:pPr>
       <w:r>
         <w:rPr>
@@ -3030,12 +3876,14 @@
           <w:color w:val="000000"/>
           <w:sz w:val="24"/>
         </w:rPr>
-        <w:t>OE2. Baixar, recortar e padronizar as bases (mesmo sistema de referência, nulos preservados, nomes estáveis e formatos abertos).</w:t>
+        <w:t>b) Obter, recortar e padronizar as referidas bases, assegurando homogeneidade de sistema de referência, preservação de valores não disponíveis, nomenclatura estável e adoção de formatos abertos.</w:t>
       </w:r>
     </w:p>
     <w:p>
       <w:pPr>
         <w:spacing w:line="360" w:lineRule="auto" w:before="0" w:after="120"/>
+        <w:ind w:left="425"/>
+        <w:jc w:val="both"/>
       </w:pPr>
       <w:r>
         <w:rPr>
@@ -3045,12 +3893,14 @@
           <w:color w:val="000000"/>
           <w:sz w:val="24"/>
         </w:rPr>
-        <w:t>OE3. Realizar análises de consistência das séries hidrológicas e das camadas territoriais (estação, horário, fuso, lacunas, limiares por município e recorte da bacia).</w:t>
+        <w:t>c) Realizar análise de consistência das séries hidrológicas e das camadas territoriais, contemplando identificação de estação, horário, fuso, descontinuidades, limiares por município e aderência ao recorte da bacia.</w:t>
       </w:r>
     </w:p>
     <w:p>
       <w:pPr>
         <w:spacing w:line="360" w:lineRule="auto" w:before="0" w:after="120"/>
+        <w:ind w:left="425"/>
+        <w:jc w:val="both"/>
       </w:pPr>
       <w:r>
         <w:rPr>
@@ -3060,12 +3910,14 @@
           <w:color w:val="000000"/>
           <w:sz w:val="24"/>
         </w:rPr>
-        <w:t>OE4. Produzir mapas de pesquisa com legenda, fonte, data e limitações.</w:t>
+        <w:t>d) Elaborar representações cartográficas de caráter científico, contendo legenda, fonte, data de referência e limitações de uso.</w:t>
       </w:r>
     </w:p>
     <w:p>
       <w:pPr>
         <w:spacing w:line="360" w:lineRule="auto" w:before="0" w:after="120"/>
+        <w:ind w:left="425"/>
+        <w:jc w:val="both"/>
       </w:pPr>
       <w:r>
         <w:rPr>
@@ -3075,12 +3927,12 @@
           <w:color w:val="000000"/>
           <w:sz w:val="24"/>
         </w:rPr>
-        <w:t>OE5. Auxiliar, sob supervisão, a execução e a documentação dos scripts da plataforma digital (reprodução de rotinas, leitura de logs, testes de sanidade e atualização de metadados).</w:t>
+        <w:t>e) Executar, sob orientação da equipe responsável, as rotinas computacionais destinadas à atualização da plataforma digital, incluindo reprodução de procedimentos, verificação de integridade e documentação de metadados.</w:t>
       </w:r>
     </w:p>
     <w:p>
       <w:pPr>
-        <w:spacing w:line="360" w:lineRule="auto" w:before="360" w:after="200"/>
+        <w:spacing w:line="360" w:lineRule="auto" w:before="280" w:after="160"/>
       </w:pPr>
       <w:r>
         <w:rPr>
@@ -3097,6 +3949,7 @@
       <w:pPr>
         <w:spacing w:line="360" w:lineRule="auto" w:before="0" w:after="160"/>
         <w:ind w:firstLine="709"/>
+        <w:jc w:val="both"/>
       </w:pPr>
       <w:r>
         <w:rPr>
@@ -3106,13 +3959,14 @@
           <w:color w:val="000000"/>
           <w:sz w:val="24"/>
         </w:rPr>
-        <w:t>O trabalho seguirá o fluxo inventário, obtenção, padronização, consistência, publicação da camada e mapa. As fontes prioritárias são ANA/SGB (nível), IBGE (Censo Demográfico 2022), IEDE-RS/SEMA (bacia e serviços), SGB (setorização disponível) e os produtos de terreno e mancha já gerados pelo projeto. Cada conjunto de dados receberá ficha de metadados (origem, identificador, data de extração, CRS, recorte e restrições de uso).</w:t>
+        <w:t>Adotar-se-á a sequência metodológica de inventário, obtenção, padronização, análise de consistência, disponibilização da camada e elaboração cartográfica. Serão prioritárias as seguintes fontes: Agência Nacional de Águas e Saneamento Básico e Serviço Geológico do Brasil, para informação fluviométrica; Instituto Brasileiro de Geografia e Estatística, Censo Demográfico 2022; Instituto Estadual de Desenvolvimento Territorial e Secretaria do Meio Ambiente e Infraestrutura, para o recorte da bacia e para equipamentos públicos; Serviço Geológico do Brasil, para setorização de risco, quando disponível; e produtos de terreno e de inundação gerados no âmbito do projeto. Cada conjunto de dados será acompanhado de ficha de metadados contendo origem, identificador, data de extração, sistema de referência espacial, recorte territorial e restrições de uso.</w:t>
       </w:r>
     </w:p>
     <w:p>
       <w:pPr>
         <w:spacing w:line="360" w:lineRule="auto" w:before="0" w:after="160"/>
         <w:ind w:firstLine="709"/>
+        <w:jc w:val="both"/>
       </w:pPr>
       <w:r>
         <w:rPr>
@@ -3122,13 +3976,14 @@
           <w:color w:val="000000"/>
           <w:sz w:val="24"/>
         </w:rPr>
-        <w:t>A análise de consistência incluirá identificação da estação; conferência de horário e fuso; registro de falhas sem preenchimento artificial; comparação, quando couber, entre telemetria ANA e boletins SACE, sem misturar limiares de municípios diferentes; preservação do sigilo estatístico do IBGE; e distinção entre recorte oficial da bacia e envelopes aproximados.</w:t>
+        <w:t>A análise de consistência compreenderá a identificação inequívoca da estação fluviométrica; a conferência de horário e de fuso; o registro de falhas sem preenchimento artificial da série; a confrontação, quando pertinente, entre a telemetria da Agência Nacional de Águas e Saneamento Básico e os boletins do Sistema de Alerta de Eventos Críticos, sem transferência de limiares entre municípios; a preservação do sigilo estatístico do censo; e a distinção entre o recorte oficial da bacia e envelopes geográficos aproximados.</w:t>
       </w:r>
     </w:p>
     <w:p>
       <w:pPr>
         <w:spacing w:line="360" w:lineRule="auto" w:before="0" w:after="160"/>
         <w:ind w:firstLine="709"/>
+        <w:jc w:val="both"/>
       </w:pPr>
       <w:r>
         <w:rPr>
@@ -3138,12 +3993,12 @@
           <w:color w:val="000000"/>
           <w:sz w:val="24"/>
         </w:rPr>
-        <w:t>Os mapas serão elaborados em SIG (QGIS ou equivalente) a partir das camadas publicadas. Os scripts da plataforma serão executados no ambiente já utilizado pelo projeto (Python e fluxos automatizados), com supervisão do coordenador ou de membro da equipe. O bolsista não desenvolverá modelo hidrológico ou de inteligência artificial novo; poderá reproduzir rotinas e executar modelos já protocolados.</w:t>
+        <w:t>As representações cartográficas serão elaboradas em software de geoprocessamento a partir das camadas documentadas. As rotinas da plataforma digital serão executadas no ambiente computacional do projeto, sob orientação do coordenador ou de membro da equipe. Não constitui objeto deste plano o desenvolvimento de novo modelo hidrológico ou de novo modelo de inteligência artificial; admite-se a reprodução de procedimentos e a execução de modelos previamente protocolados.</w:t>
       </w:r>
     </w:p>
     <w:p>
       <w:pPr>
-        <w:spacing w:line="360" w:lineRule="auto" w:before="360" w:after="200"/>
+        <w:spacing w:line="360" w:lineRule="auto" w:before="280" w:after="160"/>
       </w:pPr>
       <w:r>
         <w:rPr>
@@ -3158,8 +4013,19 @@
     </w:p>
     <w:p>
       <w:pPr>
-        <w:spacing w:line="360" w:lineRule="auto" w:before="0" w:after="120"/>
+        <w:spacing w:line="360" w:lineRule="auto" w:before="0" w:after="160"/>
+        <w:jc w:val="both"/>
       </w:pPr>
+      <w:r>
+        <w:rPr>
+          <w:rFonts w:ascii="Times New Roman" w:hAnsi="Times New Roman" w:eastAsia="Times New Roman"/>
+          <w:b/>
+          <w:i w:val="0"/>
+          <w:color w:val="000000"/>
+          <w:sz w:val="24"/>
+        </w:rPr>
+        <w:t xml:space="preserve">Atividade 1 — Inventário e metadados. </w:t>
+      </w:r>
       <w:r>
         <w:rPr>
           <w:rFonts w:ascii="Times New Roman" w:hAnsi="Times New Roman" w:eastAsia="Times New Roman"/>
@@ -3168,13 +4034,24 @@
           <w:color w:val="000000"/>
           <w:sz w:val="24"/>
         </w:rPr>
-        <w:t>A1. Elaborar o inventário das bases hidrológicas e territoriais e as fichas de metadados.</w:t>
+        <w:t>Elaborar o inventário das bases hidrológicas e territoriais e as correspondentes fichas de metadados.</w:t>
       </w:r>
     </w:p>
     <w:p>
       <w:pPr>
-        <w:spacing w:line="360" w:lineRule="auto" w:before="0" w:after="120"/>
+        <w:spacing w:line="360" w:lineRule="auto" w:before="0" w:after="160"/>
+        <w:jc w:val="both"/>
       </w:pPr>
+      <w:r>
+        <w:rPr>
+          <w:rFonts w:ascii="Times New Roman" w:hAnsi="Times New Roman" w:eastAsia="Times New Roman"/>
+          <w:b/>
+          <w:i w:val="0"/>
+          <w:color w:val="000000"/>
+          <w:sz w:val="24"/>
+        </w:rPr>
+        <w:t xml:space="preserve">Atividade 2 — Obtenção e padronização. </w:t>
+      </w:r>
       <w:r>
         <w:rPr>
           <w:rFonts w:ascii="Times New Roman" w:hAnsi="Times New Roman" w:eastAsia="Times New Roman"/>
@@ -3183,13 +4060,24 @@
           <w:color w:val="000000"/>
           <w:sz w:val="24"/>
         </w:rPr>
-        <w:t>A2. Obter, recortar e padronizar as bases (download, reprojeção, recorte da bacia, exportação em GeoJSON, GeoPackage e CSV).</w:t>
+        <w:t>Obter, recortar e padronizar as bases, compreendendo a aquisição junto às fontes, a reprojeção ao sistema de referência adotado, o recorte da bacia e a exportação em formatos abertos tabulares e geoespaciais.</w:t>
       </w:r>
     </w:p>
     <w:p>
       <w:pPr>
-        <w:spacing w:line="360" w:lineRule="auto" w:before="0" w:after="120"/>
+        <w:spacing w:line="360" w:lineRule="auto" w:before="0" w:after="160"/>
+        <w:jc w:val="both"/>
       </w:pPr>
+      <w:r>
+        <w:rPr>
+          <w:rFonts w:ascii="Times New Roman" w:hAnsi="Times New Roman" w:eastAsia="Times New Roman"/>
+          <w:b/>
+          <w:i w:val="0"/>
+          <w:color w:val="000000"/>
+          <w:sz w:val="24"/>
+        </w:rPr>
+        <w:t xml:space="preserve">Atividade 3 — Análise de consistência. </w:t>
+      </w:r>
       <w:r>
         <w:rPr>
           <w:rFonts w:ascii="Times New Roman" w:hAnsi="Times New Roman" w:eastAsia="Times New Roman"/>
@@ -3198,13 +4086,24 @@
           <w:color w:val="000000"/>
           <w:sz w:val="24"/>
         </w:rPr>
-        <w:t>A3. Executar a análise de consistência das séries de nível e das camadas censitárias e de serviços; registrar divergências e pendências.</w:t>
+        <w:t>Proceder à verificação das séries de nível e das camadas censitárias e de equipamentos públicos, registrando divergências, descontinuidades e pendências.</w:t>
       </w:r>
     </w:p>
     <w:p>
       <w:pPr>
-        <w:spacing w:line="360" w:lineRule="auto" w:before="0" w:after="120"/>
+        <w:spacing w:line="360" w:lineRule="auto" w:before="0" w:after="160"/>
+        <w:jc w:val="both"/>
       </w:pPr>
+      <w:r>
+        <w:rPr>
+          <w:rFonts w:ascii="Times New Roman" w:hAnsi="Times New Roman" w:eastAsia="Times New Roman"/>
+          <w:b/>
+          <w:i w:val="0"/>
+          <w:color w:val="000000"/>
+          <w:sz w:val="24"/>
+        </w:rPr>
+        <w:t xml:space="preserve">Atividade 4 — Elaboração cartográfica. </w:t>
+      </w:r>
       <w:r>
         <w:rPr>
           <w:rFonts w:ascii="Times New Roman" w:hAnsi="Times New Roman" w:eastAsia="Times New Roman"/>
@@ -3213,13 +4112,24 @@
           <w:color w:val="000000"/>
           <w:sz w:val="24"/>
         </w:rPr>
-        <w:t>A4. Produzir mapas de pesquisa (hidrologia/piloto, vulnerabilidade, serviços e movimentos de massa), com ficha técnica no layout.</w:t>
+        <w:t>Produzir mapas de caráter científico relativos à hidrologia nos recortes de detalhamento, à vulnerabilidade social, aos equipamentos públicos e aos movimentos de massa, com ficha técnica incorporada ao layout.</w:t>
       </w:r>
     </w:p>
     <w:p>
       <w:pPr>
-        <w:spacing w:line="360" w:lineRule="auto" w:before="0" w:after="120"/>
+        <w:spacing w:line="360" w:lineRule="auto" w:before="0" w:after="160"/>
+        <w:jc w:val="both"/>
       </w:pPr>
+      <w:r>
+        <w:rPr>
+          <w:rFonts w:ascii="Times New Roman" w:hAnsi="Times New Roman" w:eastAsia="Times New Roman"/>
+          <w:b/>
+          <w:i w:val="0"/>
+          <w:color w:val="000000"/>
+          <w:sz w:val="24"/>
+        </w:rPr>
+        <w:t xml:space="preserve">Atividade 5 — Rotinas da plataforma digital. </w:t>
+      </w:r>
       <w:r>
         <w:rPr>
           <w:rFonts w:ascii="Times New Roman" w:hAnsi="Times New Roman" w:eastAsia="Times New Roman"/>
@@ -3228,13 +4138,24 @@
           <w:color w:val="000000"/>
           <w:sz w:val="24"/>
         </w:rPr>
-        <w:t>A5. Reproduzir e documentar os scripts da plataforma digital; reportar falhas com evidência; atualizar arquivos de fontes e procedimentos.</w:t>
+        <w:t>Reproduzir e documentar as rotinas computacionais da plataforma; comunicar à equipe as falhas observadas, com o respectivo registro de execução; e atualizar a documentação de fontes e de procedimentos.</w:t>
       </w:r>
     </w:p>
     <w:p>
       <w:pPr>
-        <w:spacing w:line="360" w:lineRule="auto" w:before="0" w:after="120"/>
+        <w:spacing w:line="360" w:lineRule="auto" w:before="0" w:after="160"/>
+        <w:jc w:val="both"/>
       </w:pPr>
+      <w:r>
+        <w:rPr>
+          <w:rFonts w:ascii="Times New Roman" w:hAnsi="Times New Roman" w:eastAsia="Times New Roman"/>
+          <w:b/>
+          <w:i w:val="0"/>
+          <w:color w:val="000000"/>
+          <w:sz w:val="24"/>
+        </w:rPr>
+        <w:t xml:space="preserve">Atividade 6 — Relatórios e divulgação. </w:t>
+      </w:r>
       <w:r>
         <w:rPr>
           <w:rFonts w:ascii="Times New Roman" w:hAnsi="Times New Roman" w:eastAsia="Times New Roman"/>
@@ -3243,12 +4164,12 @@
           <w:color w:val="000000"/>
           <w:sz w:val="24"/>
         </w:rPr>
-        <w:t>A6. Redigir relatórios parciais e o relatório técnico-científico final, e apresentar os resultados em seminário interno ou evento de iniciação científica, com menção à FAPERGS.</w:t>
+        <w:t>Redigir relatórios parciais e o relatório técnico-científico final, bem como apresentar os resultados em seminário interno ou em evento de iniciação científica, com menção obrigatória ao apoio da FAPERGS.</w:t>
       </w:r>
     </w:p>
     <w:p>
       <w:pPr>
-        <w:spacing w:line="360" w:lineRule="auto" w:before="360" w:after="200"/>
+        <w:spacing w:line="360" w:lineRule="auto" w:before="280" w:after="160"/>
       </w:pPr>
       <w:r>
         <w:rPr>
@@ -3264,7 +4185,18 @@
     <w:p>
       <w:pPr>
         <w:spacing w:line="360" w:lineRule="auto" w:before="0" w:after="120"/>
+        <w:jc w:val="both"/>
       </w:pPr>
+      <w:r>
+        <w:rPr>
+          <w:rFonts w:ascii="Times New Roman" w:hAnsi="Times New Roman" w:eastAsia="Times New Roman"/>
+          <w:b/>
+          <w:i w:val="0"/>
+          <w:color w:val="000000"/>
+          <w:sz w:val="24"/>
+        </w:rPr>
+        <w:t xml:space="preserve">Meta 1. </w:t>
+      </w:r>
       <w:r>
         <w:rPr>
           <w:rFonts w:ascii="Times New Roman" w:hAnsi="Times New Roman" w:eastAsia="Times New Roman"/>
@@ -3273,13 +4205,24 @@
           <w:color w:val="000000"/>
           <w:sz w:val="24"/>
         </w:rPr>
-        <w:t>M1. Catálogo de bases com metadados completos para o recorte da bacia.</w:t>
+        <w:t>Catálogo das bases da área de estudo, com metadados completos.</w:t>
       </w:r>
     </w:p>
     <w:p>
       <w:pPr>
         <w:spacing w:line="360" w:lineRule="auto" w:before="0" w:after="120"/>
+        <w:jc w:val="both"/>
       </w:pPr>
+      <w:r>
+        <w:rPr>
+          <w:rFonts w:ascii="Times New Roman" w:hAnsi="Times New Roman" w:eastAsia="Times New Roman"/>
+          <w:b/>
+          <w:i w:val="0"/>
+          <w:color w:val="000000"/>
+          <w:sz w:val="24"/>
+        </w:rPr>
+        <w:t xml:space="preserve">Meta 2. </w:t>
+      </w:r>
       <w:r>
         <w:rPr>
           <w:rFonts w:ascii="Times New Roman" w:hAnsi="Times New Roman" w:eastAsia="Times New Roman"/>
@@ -3288,13 +4231,24 @@
           <w:color w:val="000000"/>
           <w:sz w:val="24"/>
         </w:rPr>
-        <w:t>M2. Pacote de dados padronizados (tabelas e camadas) conferido por rotina de consistência.</w:t>
+        <w:t>Conjunto de dados padronizados, tabulares e geoespaciais, submetido a rotina de verificação de consistência.</w:t>
       </w:r>
     </w:p>
     <w:p>
       <w:pPr>
         <w:spacing w:line="360" w:lineRule="auto" w:before="0" w:after="120"/>
+        <w:jc w:val="both"/>
       </w:pPr>
+      <w:r>
+        <w:rPr>
+          <w:rFonts w:ascii="Times New Roman" w:hAnsi="Times New Roman" w:eastAsia="Times New Roman"/>
+          <w:b/>
+          <w:i w:val="0"/>
+          <w:color w:val="000000"/>
+          <w:sz w:val="24"/>
+        </w:rPr>
+        <w:t xml:space="preserve">Meta 3. </w:t>
+      </w:r>
       <w:r>
         <w:rPr>
           <w:rFonts w:ascii="Times New Roman" w:hAnsi="Times New Roman" w:eastAsia="Times New Roman"/>
@@ -3303,13 +4257,24 @@
           <w:color w:val="000000"/>
           <w:sz w:val="24"/>
         </w:rPr>
-        <w:t>M3. Relatório de consistência hidrológica e territorial, com falhas, divergências e período válido.</w:t>
+        <w:t>Relatório de consistência hidrológica e territorial, contendo descontinuidades, divergências e período considerado válido.</w:t>
       </w:r>
     </w:p>
     <w:p>
       <w:pPr>
         <w:spacing w:line="360" w:lineRule="auto" w:before="0" w:after="120"/>
+        <w:jc w:val="both"/>
       </w:pPr>
+      <w:r>
+        <w:rPr>
+          <w:rFonts w:ascii="Times New Roman" w:hAnsi="Times New Roman" w:eastAsia="Times New Roman"/>
+          <w:b/>
+          <w:i w:val="0"/>
+          <w:color w:val="000000"/>
+          <w:sz w:val="24"/>
+        </w:rPr>
+        <w:t xml:space="preserve">Meta 4. </w:t>
+      </w:r>
       <w:r>
         <w:rPr>
           <w:rFonts w:ascii="Times New Roman" w:hAnsi="Times New Roman" w:eastAsia="Times New Roman"/>
@@ -3318,13 +4283,24 @@
           <w:color w:val="000000"/>
           <w:sz w:val="24"/>
         </w:rPr>
-        <w:t>M4. Conjunto de mapas de pesquisa em PDF, com fonte e limitação visíveis.</w:t>
+        <w:t>Conjunto de mapas de caráter científico, em formato portátil, com indicação visível de fonte e de limitação de uso.</w:t>
       </w:r>
     </w:p>
     <w:p>
       <w:pPr>
         <w:spacing w:line="360" w:lineRule="auto" w:before="0" w:after="120"/>
+        <w:jc w:val="both"/>
       </w:pPr>
+      <w:r>
+        <w:rPr>
+          <w:rFonts w:ascii="Times New Roman" w:hAnsi="Times New Roman" w:eastAsia="Times New Roman"/>
+          <w:b/>
+          <w:i w:val="0"/>
+          <w:color w:val="000000"/>
+          <w:sz w:val="24"/>
+        </w:rPr>
+        <w:t xml:space="preserve">Meta 5. </w:t>
+      </w:r>
       <w:r>
         <w:rPr>
           <w:rFonts w:ascii="Times New Roman" w:hAnsi="Times New Roman" w:eastAsia="Times New Roman"/>
@@ -3333,12 +4309,12 @@
           <w:color w:val="000000"/>
           <w:sz w:val="24"/>
         </w:rPr>
-        <w:t>M5. Procedimento reproduzível dos scripts apoiados e relatório técnico-científico do bolsista.</w:t>
+        <w:t>Documentação reproduzível das rotinas computacionais executadas e relatório técnico-científico do bolsista.</w:t>
       </w:r>
     </w:p>
     <w:p>
       <w:pPr>
-        <w:spacing w:line="360" w:lineRule="auto" w:before="360" w:after="200"/>
+        <w:spacing w:line="360" w:lineRule="auto" w:before="280" w:after="160"/>
       </w:pPr>
       <w:r>
         <w:rPr>
@@ -3355,6 +4331,7 @@
       <w:pPr>
         <w:spacing w:line="360" w:lineRule="auto" w:before="0" w:after="160"/>
         <w:ind w:firstLine="709"/>
+        <w:jc w:val="both"/>
       </w:pPr>
       <w:r>
         <w:rPr>
@@ -3364,12 +4341,12 @@
           <w:color w:val="000000"/>
           <w:sz w:val="24"/>
         </w:rPr>
-        <w:t>Espera-se uma base hidrológica e territorial rastreável, capaz de alimentar a plataforma digital e os mapeamentos do projeto sem perda de proveniência. O impacto é instrumental: reduzir retrabalho, tornar as camadas auditáveis e formar o bolsista em organização de dados, SIG e rotinas de pesquisa. Os mapas e scripts permanecem produtos de pesquisa.</w:t>
+        <w:t>O desenvolvimento deste plano de trabalho resultará em infraestrutura de dados hidrológicos e territoriais rastreável, apta a subsidiar a plataforma digital e os mapeamentos do projeto sem perda de proveniência. Espera-se contribuir para a reprodutibilidade das análises, para a auditoria das camadas empregadas e para a formação do bolsista em organização de dados, geoprocessamento e procedimentos de pesquisa. Os produtos cartográficos e computacionais manterão natureza técnico-científica.</w:t>
       </w:r>
     </w:p>
     <w:p>
       <w:pPr>
-        <w:spacing w:line="360" w:lineRule="auto" w:before="360" w:after="200"/>
+        <w:spacing w:line="360" w:lineRule="auto" w:before="280" w:after="160"/>
       </w:pPr>
       <w:r>
         <w:rPr>
@@ -3379,14 +4356,30 @@
           <w:color w:val="000000"/>
           <w:sz w:val="24"/>
         </w:rPr>
-        <w:t>9. Cronograma (12 meses)</w:t>
+        <w:t>9. Cronograma de execução</w:t>
+      </w:r>
+    </w:p>
+    <w:p>
+      <w:pPr>
+        <w:spacing w:line="360" w:lineRule="auto" w:before="0" w:after="160"/>
+        <w:jc w:val="both"/>
+      </w:pPr>
+      <w:r>
+        <w:rPr>
+          <w:rFonts w:ascii="Times New Roman" w:hAnsi="Times New Roman" w:eastAsia="Times New Roman"/>
+          <w:b w:val="0"/>
+          <w:i/>
+          <w:color w:val="000000"/>
+          <w:sz w:val="22"/>
+        </w:rPr>
+        <w:t>Quadro 2 — Cronograma do bolsista de iniciação científica (12 meses).</w:t>
       </w:r>
     </w:p>
     <w:tbl>
       <w:tblPr>
-        <w:tblStyle w:val="TableGrid"/>
         <w:tblW w:type="auto" w:w="0"/>
         <w:jc w:val="center"/>
+        <w:tblLayout w:type="autofit"/>
         <w:tblLook w:firstColumn="1" w:firstRow="1" w:lastColumn="0" w:lastRow="0" w:noHBand="0" w:noVBand="1" w:val="04A0"/>
       </w:tblPr>
       <w:tblGrid>
@@ -3408,11 +4401,17 @@
         <w:tc>
           <w:tcPr>
             <w:tcW w:type="dxa" w:w="723"/>
-            <w:shd w:fill="D9E8D3" w:val="clear"/>
+            <w:tcBorders>
+              <w:top w:val="single" w:sz="4" w:space="0" w:color="000000"/>
+              <w:left w:val="single" w:sz="4" w:space="0" w:color="000000"/>
+              <w:bottom w:val="single" w:sz="4" w:space="0" w:color="000000"/>
+              <w:right w:val="single" w:sz="4" w:space="0" w:color="000000"/>
+            </w:tcBorders>
+            <w:shd w:fill="E7EEE8" w:val="clear"/>
           </w:tcPr>
           <w:p>
             <w:pPr>
-              <w:spacing w:line="240" w:lineRule="auto" w:after="0" w:before="0"/>
+              <w:spacing w:line="240" w:lineRule="auto" w:after="40" w:before="40"/>
               <w:jc w:val="center"/>
             </w:pPr>
             <w:r/>
@@ -3422,7 +4421,7 @@
                 <w:b/>
                 <w:i w:val="0"/>
                 <w:color w:val="000000"/>
-                <w:sz w:val="20"/>
+                <w:sz w:val="18"/>
               </w:rPr>
               <w:t>Atividade</w:t>
             </w:r>
@@ -3431,11 +4430,17 @@
         <w:tc>
           <w:tcPr>
             <w:tcW w:type="dxa" w:w="723"/>
-            <w:shd w:fill="D9E8D3" w:val="clear"/>
+            <w:tcBorders>
+              <w:top w:val="single" w:sz="4" w:space="0" w:color="000000"/>
+              <w:left w:val="single" w:sz="4" w:space="0" w:color="000000"/>
+              <w:bottom w:val="single" w:sz="4" w:space="0" w:color="000000"/>
+              <w:right w:val="single" w:sz="4" w:space="0" w:color="000000"/>
+            </w:tcBorders>
+            <w:shd w:fill="E7EEE8" w:val="clear"/>
           </w:tcPr>
           <w:p>
             <w:pPr>
-              <w:spacing w:line="240" w:lineRule="auto" w:after="0" w:before="0"/>
+              <w:spacing w:line="240" w:lineRule="auto" w:after="40" w:before="40"/>
               <w:jc w:val="center"/>
             </w:pPr>
             <w:r/>
@@ -3445,7 +4450,7 @@
                 <w:b/>
                 <w:i w:val="0"/>
                 <w:color w:val="000000"/>
-                <w:sz w:val="20"/>
+                <w:sz w:val="18"/>
               </w:rPr>
               <w:t>1</w:t>
             </w:r>
@@ -3454,11 +4459,17 @@
         <w:tc>
           <w:tcPr>
             <w:tcW w:type="dxa" w:w="723"/>
-            <w:shd w:fill="D9E8D3" w:val="clear"/>
+            <w:tcBorders>
+              <w:top w:val="single" w:sz="4" w:space="0" w:color="000000"/>
+              <w:left w:val="single" w:sz="4" w:space="0" w:color="000000"/>
+              <w:bottom w:val="single" w:sz="4" w:space="0" w:color="000000"/>
+              <w:right w:val="single" w:sz="4" w:space="0" w:color="000000"/>
+            </w:tcBorders>
+            <w:shd w:fill="E7EEE8" w:val="clear"/>
           </w:tcPr>
           <w:p>
             <w:pPr>
-              <w:spacing w:line="240" w:lineRule="auto" w:after="0" w:before="0"/>
+              <w:spacing w:line="240" w:lineRule="auto" w:after="40" w:before="40"/>
               <w:jc w:val="center"/>
             </w:pPr>
             <w:r/>
@@ -3468,7 +4479,7 @@
                 <w:b/>
                 <w:i w:val="0"/>
                 <w:color w:val="000000"/>
-                <w:sz w:val="20"/>
+                <w:sz w:val="18"/>
               </w:rPr>
               <w:t>2</w:t>
             </w:r>
@@ -3477,11 +4488,17 @@
         <w:tc>
           <w:tcPr>
             <w:tcW w:type="dxa" w:w="723"/>
-            <w:shd w:fill="D9E8D3" w:val="clear"/>
+            <w:tcBorders>
+              <w:top w:val="single" w:sz="4" w:space="0" w:color="000000"/>
+              <w:left w:val="single" w:sz="4" w:space="0" w:color="000000"/>
+              <w:bottom w:val="single" w:sz="4" w:space="0" w:color="000000"/>
+              <w:right w:val="single" w:sz="4" w:space="0" w:color="000000"/>
+            </w:tcBorders>
+            <w:shd w:fill="E7EEE8" w:val="clear"/>
           </w:tcPr>
           <w:p>
             <w:pPr>
-              <w:spacing w:line="240" w:lineRule="auto" w:after="0" w:before="0"/>
+              <w:spacing w:line="240" w:lineRule="auto" w:after="40" w:before="40"/>
               <w:jc w:val="center"/>
             </w:pPr>
             <w:r/>
@@ -3491,7 +4508,7 @@
                 <w:b/>
                 <w:i w:val="0"/>
                 <w:color w:val="000000"/>
-                <w:sz w:val="20"/>
+                <w:sz w:val="18"/>
               </w:rPr>
               <w:t>3</w:t>
             </w:r>
@@ -3500,11 +4517,17 @@
         <w:tc>
           <w:tcPr>
             <w:tcW w:type="dxa" w:w="723"/>
-            <w:shd w:fill="D9E8D3" w:val="clear"/>
+            <w:tcBorders>
+              <w:top w:val="single" w:sz="4" w:space="0" w:color="000000"/>
+              <w:left w:val="single" w:sz="4" w:space="0" w:color="000000"/>
+              <w:bottom w:val="single" w:sz="4" w:space="0" w:color="000000"/>
+              <w:right w:val="single" w:sz="4" w:space="0" w:color="000000"/>
+            </w:tcBorders>
+            <w:shd w:fill="E7EEE8" w:val="clear"/>
           </w:tcPr>
           <w:p>
             <w:pPr>
-              <w:spacing w:line="240" w:lineRule="auto" w:after="0" w:before="0"/>
+              <w:spacing w:line="240" w:lineRule="auto" w:after="40" w:before="40"/>
               <w:jc w:val="center"/>
             </w:pPr>
             <w:r/>
@@ -3514,7 +4537,7 @@
                 <w:b/>
                 <w:i w:val="0"/>
                 <w:color w:val="000000"/>
-                <w:sz w:val="20"/>
+                <w:sz w:val="18"/>
               </w:rPr>
               <w:t>4</w:t>
             </w:r>
@@ -3523,11 +4546,17 @@
         <w:tc>
           <w:tcPr>
             <w:tcW w:type="dxa" w:w="723"/>
-            <w:shd w:fill="D9E8D3" w:val="clear"/>
+            <w:tcBorders>
+              <w:top w:val="single" w:sz="4" w:space="0" w:color="000000"/>
+              <w:left w:val="single" w:sz="4" w:space="0" w:color="000000"/>
+              <w:bottom w:val="single" w:sz="4" w:space="0" w:color="000000"/>
+              <w:right w:val="single" w:sz="4" w:space="0" w:color="000000"/>
+            </w:tcBorders>
+            <w:shd w:fill="E7EEE8" w:val="clear"/>
           </w:tcPr>
           <w:p>
             <w:pPr>
-              <w:spacing w:line="240" w:lineRule="auto" w:after="0" w:before="0"/>
+              <w:spacing w:line="240" w:lineRule="auto" w:after="40" w:before="40"/>
               <w:jc w:val="center"/>
             </w:pPr>
             <w:r/>
@@ -3537,7 +4566,7 @@
                 <w:b/>
                 <w:i w:val="0"/>
                 <w:color w:val="000000"/>
-                <w:sz w:val="20"/>
+                <w:sz w:val="18"/>
               </w:rPr>
               <w:t>5</w:t>
             </w:r>
@@ -3546,11 +4575,17 @@
         <w:tc>
           <w:tcPr>
             <w:tcW w:type="dxa" w:w="723"/>
-            <w:shd w:fill="D9E8D3" w:val="clear"/>
+            <w:tcBorders>
+              <w:top w:val="single" w:sz="4" w:space="0" w:color="000000"/>
+              <w:left w:val="single" w:sz="4" w:space="0" w:color="000000"/>
+              <w:bottom w:val="single" w:sz="4" w:space="0" w:color="000000"/>
+              <w:right w:val="single" w:sz="4" w:space="0" w:color="000000"/>
+            </w:tcBorders>
+            <w:shd w:fill="E7EEE8" w:val="clear"/>
           </w:tcPr>
           <w:p>
             <w:pPr>
-              <w:spacing w:line="240" w:lineRule="auto" w:after="0" w:before="0"/>
+              <w:spacing w:line="240" w:lineRule="auto" w:after="40" w:before="40"/>
               <w:jc w:val="center"/>
             </w:pPr>
             <w:r/>
@@ -3560,7 +4595,7 @@
                 <w:b/>
                 <w:i w:val="0"/>
                 <w:color w:val="000000"/>
-                <w:sz w:val="20"/>
+                <w:sz w:val="18"/>
               </w:rPr>
               <w:t>6</w:t>
             </w:r>
@@ -3569,11 +4604,17 @@
         <w:tc>
           <w:tcPr>
             <w:tcW w:type="dxa" w:w="723"/>
-            <w:shd w:fill="D9E8D3" w:val="clear"/>
+            <w:tcBorders>
+              <w:top w:val="single" w:sz="4" w:space="0" w:color="000000"/>
+              <w:left w:val="single" w:sz="4" w:space="0" w:color="000000"/>
+              <w:bottom w:val="single" w:sz="4" w:space="0" w:color="000000"/>
+              <w:right w:val="single" w:sz="4" w:space="0" w:color="000000"/>
+            </w:tcBorders>
+            <w:shd w:fill="E7EEE8" w:val="clear"/>
           </w:tcPr>
           <w:p>
             <w:pPr>
-              <w:spacing w:line="240" w:lineRule="auto" w:after="0" w:before="0"/>
+              <w:spacing w:line="240" w:lineRule="auto" w:after="40" w:before="40"/>
               <w:jc w:val="center"/>
             </w:pPr>
             <w:r/>
@@ -3583,7 +4624,7 @@
                 <w:b/>
                 <w:i w:val="0"/>
                 <w:color w:val="000000"/>
-                <w:sz w:val="20"/>
+                <w:sz w:val="18"/>
               </w:rPr>
               <w:t>7</w:t>
             </w:r>
@@ -3592,11 +4633,17 @@
         <w:tc>
           <w:tcPr>
             <w:tcW w:type="dxa" w:w="723"/>
-            <w:shd w:fill="D9E8D3" w:val="clear"/>
+            <w:tcBorders>
+              <w:top w:val="single" w:sz="4" w:space="0" w:color="000000"/>
+              <w:left w:val="single" w:sz="4" w:space="0" w:color="000000"/>
+              <w:bottom w:val="single" w:sz="4" w:space="0" w:color="000000"/>
+              <w:right w:val="single" w:sz="4" w:space="0" w:color="000000"/>
+            </w:tcBorders>
+            <w:shd w:fill="E7EEE8" w:val="clear"/>
           </w:tcPr>
           <w:p>
             <w:pPr>
-              <w:spacing w:line="240" w:lineRule="auto" w:after="0" w:before="0"/>
+              <w:spacing w:line="240" w:lineRule="auto" w:after="40" w:before="40"/>
               <w:jc w:val="center"/>
             </w:pPr>
             <w:r/>
@@ -3606,7 +4653,7 @@
                 <w:b/>
                 <w:i w:val="0"/>
                 <w:color w:val="000000"/>
-                <w:sz w:val="20"/>
+                <w:sz w:val="18"/>
               </w:rPr>
               <w:t>8</w:t>
             </w:r>
@@ -3615,11 +4662,17 @@
         <w:tc>
           <w:tcPr>
             <w:tcW w:type="dxa" w:w="723"/>
-            <w:shd w:fill="D9E8D3" w:val="clear"/>
+            <w:tcBorders>
+              <w:top w:val="single" w:sz="4" w:space="0" w:color="000000"/>
+              <w:left w:val="single" w:sz="4" w:space="0" w:color="000000"/>
+              <w:bottom w:val="single" w:sz="4" w:space="0" w:color="000000"/>
+              <w:right w:val="single" w:sz="4" w:space="0" w:color="000000"/>
+            </w:tcBorders>
+            <w:shd w:fill="E7EEE8" w:val="clear"/>
           </w:tcPr>
           <w:p>
             <w:pPr>
-              <w:spacing w:line="240" w:lineRule="auto" w:after="0" w:before="0"/>
+              <w:spacing w:line="240" w:lineRule="auto" w:after="40" w:before="40"/>
               <w:jc w:val="center"/>
             </w:pPr>
             <w:r/>
@@ -3629,7 +4682,7 @@
                 <w:b/>
                 <w:i w:val="0"/>
                 <w:color w:val="000000"/>
-                <w:sz w:val="20"/>
+                <w:sz w:val="18"/>
               </w:rPr>
               <w:t>9</w:t>
             </w:r>
@@ -3638,11 +4691,17 @@
         <w:tc>
           <w:tcPr>
             <w:tcW w:type="dxa" w:w="723"/>
-            <w:shd w:fill="D9E8D3" w:val="clear"/>
+            <w:tcBorders>
+              <w:top w:val="single" w:sz="4" w:space="0" w:color="000000"/>
+              <w:left w:val="single" w:sz="4" w:space="0" w:color="000000"/>
+              <w:bottom w:val="single" w:sz="4" w:space="0" w:color="000000"/>
+              <w:right w:val="single" w:sz="4" w:space="0" w:color="000000"/>
+            </w:tcBorders>
+            <w:shd w:fill="E7EEE8" w:val="clear"/>
           </w:tcPr>
           <w:p>
             <w:pPr>
-              <w:spacing w:line="240" w:lineRule="auto" w:after="0" w:before="0"/>
+              <w:spacing w:line="240" w:lineRule="auto" w:after="40" w:before="40"/>
               <w:jc w:val="center"/>
             </w:pPr>
             <w:r/>
@@ -3652,7 +4711,7 @@
                 <w:b/>
                 <w:i w:val="0"/>
                 <w:color w:val="000000"/>
-                <w:sz w:val="20"/>
+                <w:sz w:val="18"/>
               </w:rPr>
               <w:t>10</w:t>
             </w:r>
@@ -3661,11 +4720,17 @@
         <w:tc>
           <w:tcPr>
             <w:tcW w:type="dxa" w:w="723"/>
-            <w:shd w:fill="D9E8D3" w:val="clear"/>
+            <w:tcBorders>
+              <w:top w:val="single" w:sz="4" w:space="0" w:color="000000"/>
+              <w:left w:val="single" w:sz="4" w:space="0" w:color="000000"/>
+              <w:bottom w:val="single" w:sz="4" w:space="0" w:color="000000"/>
+              <w:right w:val="single" w:sz="4" w:space="0" w:color="000000"/>
+            </w:tcBorders>
+            <w:shd w:fill="E7EEE8" w:val="clear"/>
           </w:tcPr>
           <w:p>
             <w:pPr>
-              <w:spacing w:line="240" w:lineRule="auto" w:after="0" w:before="0"/>
+              <w:spacing w:line="240" w:lineRule="auto" w:after="40" w:before="40"/>
               <w:jc w:val="center"/>
             </w:pPr>
             <w:r/>
@@ -3675,7 +4740,7 @@
                 <w:b/>
                 <w:i w:val="0"/>
                 <w:color w:val="000000"/>
-                <w:sz w:val="20"/>
+                <w:sz w:val="18"/>
               </w:rPr>
               <w:t>11</w:t>
             </w:r>
@@ -3684,11 +4749,17 @@
         <w:tc>
           <w:tcPr>
             <w:tcW w:type="dxa" w:w="723"/>
-            <w:shd w:fill="D9E8D3" w:val="clear"/>
+            <w:tcBorders>
+              <w:top w:val="single" w:sz="4" w:space="0" w:color="000000"/>
+              <w:left w:val="single" w:sz="4" w:space="0" w:color="000000"/>
+              <w:bottom w:val="single" w:sz="4" w:space="0" w:color="000000"/>
+              <w:right w:val="single" w:sz="4" w:space="0" w:color="000000"/>
+            </w:tcBorders>
+            <w:shd w:fill="E7EEE8" w:val="clear"/>
           </w:tcPr>
           <w:p>
             <w:pPr>
-              <w:spacing w:line="240" w:lineRule="auto" w:after="0" w:before="0"/>
+              <w:spacing w:line="240" w:lineRule="auto" w:after="40" w:before="40"/>
               <w:jc w:val="center"/>
             </w:pPr>
             <w:r/>
@@ -3698,7 +4769,7 @@
                 <w:b/>
                 <w:i w:val="0"/>
                 <w:color w:val="000000"/>
-                <w:sz w:val="20"/>
+                <w:sz w:val="18"/>
               </w:rPr>
               <w:t>12</w:t>
             </w:r>
@@ -3709,10 +4780,17 @@
         <w:tc>
           <w:tcPr>
             <w:tcW w:type="dxa" w:w="723"/>
+            <w:tcBorders>
+              <w:top w:val="single" w:sz="4" w:space="0" w:color="000000"/>
+              <w:left w:val="single" w:sz="4" w:space="0" w:color="000000"/>
+              <w:bottom w:val="single" w:sz="4" w:space="0" w:color="000000"/>
+              <w:right w:val="single" w:sz="4" w:space="0" w:color="000000"/>
+            </w:tcBorders>
           </w:tcPr>
           <w:p>
             <w:pPr>
-              <w:spacing w:line="240" w:lineRule="auto" w:after="0" w:before="0"/>
+              <w:spacing w:line="240" w:lineRule="auto" w:after="40" w:before="40"/>
+              <w:jc w:val="left"/>
             </w:pPr>
             <w:r/>
             <w:r>
@@ -3721,19 +4799,25 @@
                 <w:b w:val="0"/>
                 <w:i w:val="0"/>
                 <w:color w:val="000000"/>
-                <w:sz w:val="20"/>
+                <w:sz w:val="18"/>
               </w:rPr>
-              <w:t>A1. Inventário e metadados</w:t>
+              <w:t>1. Inventário e metadados</w:t>
             </w:r>
           </w:p>
         </w:tc>
         <w:tc>
           <w:tcPr>
             <w:tcW w:type="dxa" w:w="723"/>
+            <w:tcBorders>
+              <w:top w:val="single" w:sz="4" w:space="0" w:color="000000"/>
+              <w:left w:val="single" w:sz="4" w:space="0" w:color="000000"/>
+              <w:bottom w:val="single" w:sz="4" w:space="0" w:color="000000"/>
+              <w:right w:val="single" w:sz="4" w:space="0" w:color="000000"/>
+            </w:tcBorders>
           </w:tcPr>
           <w:p>
             <w:pPr>
-              <w:spacing w:line="240" w:lineRule="auto" w:after="0" w:before="0"/>
+              <w:spacing w:line="240" w:lineRule="auto" w:after="40" w:before="40"/>
               <w:jc w:val="center"/>
             </w:pPr>
             <w:r/>
@@ -3743,7 +4827,7 @@
                 <w:b w:val="0"/>
                 <w:i w:val="0"/>
                 <w:color w:val="000000"/>
-                <w:sz w:val="20"/>
+                <w:sz w:val="18"/>
               </w:rPr>
               <w:t>X</w:t>
             </w:r>
@@ -3752,10 +4836,16 @@
         <w:tc>
           <w:tcPr>
             <w:tcW w:type="dxa" w:w="723"/>
+            <w:tcBorders>
+              <w:top w:val="single" w:sz="4" w:space="0" w:color="000000"/>
+              <w:left w:val="single" w:sz="4" w:space="0" w:color="000000"/>
+              <w:bottom w:val="single" w:sz="4" w:space="0" w:color="000000"/>
+              <w:right w:val="single" w:sz="4" w:space="0" w:color="000000"/>
+            </w:tcBorders>
           </w:tcPr>
           <w:p>
             <w:pPr>
-              <w:spacing w:line="240" w:lineRule="auto" w:after="0" w:before="0"/>
+              <w:spacing w:line="240" w:lineRule="auto" w:after="40" w:before="40"/>
               <w:jc w:val="center"/>
             </w:pPr>
             <w:r/>
@@ -3765,7 +4855,7 @@
                 <w:b w:val="0"/>
                 <w:i w:val="0"/>
                 <w:color w:val="000000"/>
-                <w:sz w:val="20"/>
+                <w:sz w:val="18"/>
               </w:rPr>
               <w:t>X</w:t>
             </w:r>
@@ -3774,10 +4864,16 @@
         <w:tc>
           <w:tcPr>
             <w:tcW w:type="dxa" w:w="723"/>
+            <w:tcBorders>
+              <w:top w:val="single" w:sz="4" w:space="0" w:color="000000"/>
+              <w:left w:val="single" w:sz="4" w:space="0" w:color="000000"/>
+              <w:bottom w:val="single" w:sz="4" w:space="0" w:color="000000"/>
+              <w:right w:val="single" w:sz="4" w:space="0" w:color="000000"/>
+            </w:tcBorders>
           </w:tcPr>
           <w:p>
             <w:pPr>
-              <w:spacing w:line="240" w:lineRule="auto" w:after="0" w:before="0"/>
+              <w:spacing w:line="240" w:lineRule="auto" w:after="40" w:before="40"/>
               <w:jc w:val="center"/>
             </w:pPr>
             <w:r/>
@@ -3787,7 +4883,7 @@
                 <w:b w:val="0"/>
                 <w:i w:val="0"/>
                 <w:color w:val="000000"/>
-                <w:sz w:val="20"/>
+                <w:sz w:val="18"/>
               </w:rPr>
               <w:t>X</w:t>
             </w:r>
@@ -3796,10 +4892,16 @@
         <w:tc>
           <w:tcPr>
             <w:tcW w:type="dxa" w:w="723"/>
+            <w:tcBorders>
+              <w:top w:val="single" w:sz="4" w:space="0" w:color="000000"/>
+              <w:left w:val="single" w:sz="4" w:space="0" w:color="000000"/>
+              <w:bottom w:val="single" w:sz="4" w:space="0" w:color="000000"/>
+              <w:right w:val="single" w:sz="4" w:space="0" w:color="000000"/>
+            </w:tcBorders>
           </w:tcPr>
           <w:p>
             <w:pPr>
-              <w:spacing w:line="240" w:lineRule="auto" w:after="0" w:before="0"/>
+              <w:spacing w:line="240" w:lineRule="auto" w:after="40" w:before="40"/>
               <w:jc w:val="center"/>
             </w:pPr>
             <w:r/>
@@ -3809,7 +4911,7 @@
                 <w:b w:val="0"/>
                 <w:i w:val="0"/>
                 <w:color w:val="000000"/>
-                <w:sz w:val="20"/>
+                <w:sz w:val="18"/>
               </w:rPr>
             </w:r>
           </w:p>
@@ -3817,10 +4919,16 @@
         <w:tc>
           <w:tcPr>
             <w:tcW w:type="dxa" w:w="723"/>
+            <w:tcBorders>
+              <w:top w:val="single" w:sz="4" w:space="0" w:color="000000"/>
+              <w:left w:val="single" w:sz="4" w:space="0" w:color="000000"/>
+              <w:bottom w:val="single" w:sz="4" w:space="0" w:color="000000"/>
+              <w:right w:val="single" w:sz="4" w:space="0" w:color="000000"/>
+            </w:tcBorders>
           </w:tcPr>
           <w:p>
             <w:pPr>
-              <w:spacing w:line="240" w:lineRule="auto" w:after="0" w:before="0"/>
+              <w:spacing w:line="240" w:lineRule="auto" w:after="40" w:before="40"/>
               <w:jc w:val="center"/>
             </w:pPr>
             <w:r/>
@@ -3830,7 +4938,7 @@
                 <w:b w:val="0"/>
                 <w:i w:val="0"/>
                 <w:color w:val="000000"/>
-                <w:sz w:val="20"/>
+                <w:sz w:val="18"/>
               </w:rPr>
             </w:r>
           </w:p>
@@ -3838,10 +4946,16 @@
         <w:tc>
           <w:tcPr>
             <w:tcW w:type="dxa" w:w="723"/>
+            <w:tcBorders>
+              <w:top w:val="single" w:sz="4" w:space="0" w:color="000000"/>
+              <w:left w:val="single" w:sz="4" w:space="0" w:color="000000"/>
+              <w:bottom w:val="single" w:sz="4" w:space="0" w:color="000000"/>
+              <w:right w:val="single" w:sz="4" w:space="0" w:color="000000"/>
+            </w:tcBorders>
           </w:tcPr>
           <w:p>
             <w:pPr>
-              <w:spacing w:line="240" w:lineRule="auto" w:after="0" w:before="0"/>
+              <w:spacing w:line="240" w:lineRule="auto" w:after="40" w:before="40"/>
               <w:jc w:val="center"/>
             </w:pPr>
             <w:r/>
@@ -3851,7 +4965,7 @@
                 <w:b w:val="0"/>
                 <w:i w:val="0"/>
                 <w:color w:val="000000"/>
-                <w:sz w:val="20"/>
+                <w:sz w:val="18"/>
               </w:rPr>
             </w:r>
           </w:p>
@@ -3859,10 +4973,16 @@
         <w:tc>
           <w:tcPr>
             <w:tcW w:type="dxa" w:w="723"/>
+            <w:tcBorders>
+              <w:top w:val="single" w:sz="4" w:space="0" w:color="000000"/>
+              <w:left w:val="single" w:sz="4" w:space="0" w:color="000000"/>
+              <w:bottom w:val="single" w:sz="4" w:space="0" w:color="000000"/>
+              <w:right w:val="single" w:sz="4" w:space="0" w:color="000000"/>
+            </w:tcBorders>
           </w:tcPr>
           <w:p>
             <w:pPr>
-              <w:spacing w:line="240" w:lineRule="auto" w:after="0" w:before="0"/>
+              <w:spacing w:line="240" w:lineRule="auto" w:after="40" w:before="40"/>
               <w:jc w:val="center"/>
             </w:pPr>
             <w:r/>
@@ -3872,7 +4992,7 @@
                 <w:b w:val="0"/>
                 <w:i w:val="0"/>
                 <w:color w:val="000000"/>
-                <w:sz w:val="20"/>
+                <w:sz w:val="18"/>
               </w:rPr>
             </w:r>
           </w:p>
@@ -3880,10 +5000,16 @@
         <w:tc>
           <w:tcPr>
             <w:tcW w:type="dxa" w:w="723"/>
+            <w:tcBorders>
+              <w:top w:val="single" w:sz="4" w:space="0" w:color="000000"/>
+              <w:left w:val="single" w:sz="4" w:space="0" w:color="000000"/>
+              <w:bottom w:val="single" w:sz="4" w:space="0" w:color="000000"/>
+              <w:right w:val="single" w:sz="4" w:space="0" w:color="000000"/>
+            </w:tcBorders>
           </w:tcPr>
           <w:p>
             <w:pPr>
-              <w:spacing w:line="240" w:lineRule="auto" w:after="0" w:before="0"/>
+              <w:spacing w:line="240" w:lineRule="auto" w:after="40" w:before="40"/>
               <w:jc w:val="center"/>
             </w:pPr>
             <w:r/>
@@ -3893,7 +5019,7 @@
                 <w:b w:val="0"/>
                 <w:i w:val="0"/>
                 <w:color w:val="000000"/>
-                <w:sz w:val="20"/>
+                <w:sz w:val="18"/>
               </w:rPr>
             </w:r>
           </w:p>
@@ -3901,10 +5027,16 @@
         <w:tc>
           <w:tcPr>
             <w:tcW w:type="dxa" w:w="723"/>
+            <w:tcBorders>
+              <w:top w:val="single" w:sz="4" w:space="0" w:color="000000"/>
+              <w:left w:val="single" w:sz="4" w:space="0" w:color="000000"/>
+              <w:bottom w:val="single" w:sz="4" w:space="0" w:color="000000"/>
+              <w:right w:val="single" w:sz="4" w:space="0" w:color="000000"/>
+            </w:tcBorders>
           </w:tcPr>
           <w:p>
             <w:pPr>
-              <w:spacing w:line="240" w:lineRule="auto" w:after="0" w:before="0"/>
+              <w:spacing w:line="240" w:lineRule="auto" w:after="40" w:before="40"/>
               <w:jc w:val="center"/>
             </w:pPr>
             <w:r/>
@@ -3914,7 +5046,7 @@
                 <w:b w:val="0"/>
                 <w:i w:val="0"/>
                 <w:color w:val="000000"/>
-                <w:sz w:val="20"/>
+                <w:sz w:val="18"/>
               </w:rPr>
             </w:r>
           </w:p>
@@ -3922,10 +5054,16 @@
         <w:tc>
           <w:tcPr>
             <w:tcW w:type="dxa" w:w="723"/>
+            <w:tcBorders>
+              <w:top w:val="single" w:sz="4" w:space="0" w:color="000000"/>
+              <w:left w:val="single" w:sz="4" w:space="0" w:color="000000"/>
+              <w:bottom w:val="single" w:sz="4" w:space="0" w:color="000000"/>
+              <w:right w:val="single" w:sz="4" w:space="0" w:color="000000"/>
+            </w:tcBorders>
           </w:tcPr>
           <w:p>
             <w:pPr>
-              <w:spacing w:line="240" w:lineRule="auto" w:after="0" w:before="0"/>
+              <w:spacing w:line="240" w:lineRule="auto" w:after="40" w:before="40"/>
               <w:jc w:val="center"/>
             </w:pPr>
             <w:r/>
@@ -3935,7 +5073,7 @@
                 <w:b w:val="0"/>
                 <w:i w:val="0"/>
                 <w:color w:val="000000"/>
-                <w:sz w:val="20"/>
+                <w:sz w:val="18"/>
               </w:rPr>
             </w:r>
           </w:p>
@@ -3943,10 +5081,16 @@
         <w:tc>
           <w:tcPr>
             <w:tcW w:type="dxa" w:w="723"/>
+            <w:tcBorders>
+              <w:top w:val="single" w:sz="4" w:space="0" w:color="000000"/>
+              <w:left w:val="single" w:sz="4" w:space="0" w:color="000000"/>
+              <w:bottom w:val="single" w:sz="4" w:space="0" w:color="000000"/>
+              <w:right w:val="single" w:sz="4" w:space="0" w:color="000000"/>
+            </w:tcBorders>
           </w:tcPr>
           <w:p>
             <w:pPr>
-              <w:spacing w:line="240" w:lineRule="auto" w:after="0" w:before="0"/>
+              <w:spacing w:line="240" w:lineRule="auto" w:after="40" w:before="40"/>
               <w:jc w:val="center"/>
             </w:pPr>
             <w:r/>
@@ -3956,7 +5100,7 @@
                 <w:b w:val="0"/>
                 <w:i w:val="0"/>
                 <w:color w:val="000000"/>
-                <w:sz w:val="20"/>
+                <w:sz w:val="18"/>
               </w:rPr>
             </w:r>
           </w:p>
@@ -3964,10 +5108,16 @@
         <w:tc>
           <w:tcPr>
             <w:tcW w:type="dxa" w:w="723"/>
+            <w:tcBorders>
+              <w:top w:val="single" w:sz="4" w:space="0" w:color="000000"/>
+              <w:left w:val="single" w:sz="4" w:space="0" w:color="000000"/>
+              <w:bottom w:val="single" w:sz="4" w:space="0" w:color="000000"/>
+              <w:right w:val="single" w:sz="4" w:space="0" w:color="000000"/>
+            </w:tcBorders>
           </w:tcPr>
           <w:p>
             <w:pPr>
-              <w:spacing w:line="240" w:lineRule="auto" w:after="0" w:before="0"/>
+              <w:spacing w:line="240" w:lineRule="auto" w:after="40" w:before="40"/>
               <w:jc w:val="center"/>
             </w:pPr>
             <w:r/>
@@ -3977,7 +5127,7 @@
                 <w:b w:val="0"/>
                 <w:i w:val="0"/>
                 <w:color w:val="000000"/>
-                <w:sz w:val="20"/>
+                <w:sz w:val="18"/>
               </w:rPr>
             </w:r>
           </w:p>
@@ -3987,10 +5137,17 @@
         <w:tc>
           <w:tcPr>
             <w:tcW w:type="dxa" w:w="723"/>
+            <w:tcBorders>
+              <w:top w:val="single" w:sz="4" w:space="0" w:color="000000"/>
+              <w:left w:val="single" w:sz="4" w:space="0" w:color="000000"/>
+              <w:bottom w:val="single" w:sz="4" w:space="0" w:color="000000"/>
+              <w:right w:val="single" w:sz="4" w:space="0" w:color="000000"/>
+            </w:tcBorders>
           </w:tcPr>
           <w:p>
             <w:pPr>
-              <w:spacing w:line="240" w:lineRule="auto" w:after="0" w:before="0"/>
+              <w:spacing w:line="240" w:lineRule="auto" w:after="40" w:before="40"/>
+              <w:jc w:val="left"/>
             </w:pPr>
             <w:r/>
             <w:r>
@@ -3999,19 +5156,25 @@
                 <w:b w:val="0"/>
                 <w:i w:val="0"/>
                 <w:color w:val="000000"/>
-                <w:sz w:val="20"/>
+                <w:sz w:val="18"/>
               </w:rPr>
-              <w:t>A2. Download, recorte e padronização</w:t>
+              <w:t>2. Obtenção e padronização</w:t>
             </w:r>
           </w:p>
         </w:tc>
         <w:tc>
           <w:tcPr>
             <w:tcW w:type="dxa" w:w="723"/>
+            <w:tcBorders>
+              <w:top w:val="single" w:sz="4" w:space="0" w:color="000000"/>
+              <w:left w:val="single" w:sz="4" w:space="0" w:color="000000"/>
+              <w:bottom w:val="single" w:sz="4" w:space="0" w:color="000000"/>
+              <w:right w:val="single" w:sz="4" w:space="0" w:color="000000"/>
+            </w:tcBorders>
           </w:tcPr>
           <w:p>
             <w:pPr>
-              <w:spacing w:line="240" w:lineRule="auto" w:after="0" w:before="0"/>
+              <w:spacing w:line="240" w:lineRule="auto" w:after="40" w:before="40"/>
               <w:jc w:val="center"/>
             </w:pPr>
             <w:r/>
@@ -4021,7 +5184,7 @@
                 <w:b w:val="0"/>
                 <w:i w:val="0"/>
                 <w:color w:val="000000"/>
-                <w:sz w:val="20"/>
+                <w:sz w:val="18"/>
               </w:rPr>
             </w:r>
           </w:p>
@@ -4029,10 +5192,16 @@
         <w:tc>
           <w:tcPr>
             <w:tcW w:type="dxa" w:w="723"/>
+            <w:tcBorders>
+              <w:top w:val="single" w:sz="4" w:space="0" w:color="000000"/>
+              <w:left w:val="single" w:sz="4" w:space="0" w:color="000000"/>
+              <w:bottom w:val="single" w:sz="4" w:space="0" w:color="000000"/>
+              <w:right w:val="single" w:sz="4" w:space="0" w:color="000000"/>
+            </w:tcBorders>
           </w:tcPr>
           <w:p>
             <w:pPr>
-              <w:spacing w:line="240" w:lineRule="auto" w:after="0" w:before="0"/>
+              <w:spacing w:line="240" w:lineRule="auto" w:after="40" w:before="40"/>
               <w:jc w:val="center"/>
             </w:pPr>
             <w:r/>
@@ -4042,7 +5211,7 @@
                 <w:b w:val="0"/>
                 <w:i w:val="0"/>
                 <w:color w:val="000000"/>
-                <w:sz w:val="20"/>
+                <w:sz w:val="18"/>
               </w:rPr>
               <w:t>X</w:t>
             </w:r>
@@ -4051,10 +5220,16 @@
         <w:tc>
           <w:tcPr>
             <w:tcW w:type="dxa" w:w="723"/>
+            <w:tcBorders>
+              <w:top w:val="single" w:sz="4" w:space="0" w:color="000000"/>
+              <w:left w:val="single" w:sz="4" w:space="0" w:color="000000"/>
+              <w:bottom w:val="single" w:sz="4" w:space="0" w:color="000000"/>
+              <w:right w:val="single" w:sz="4" w:space="0" w:color="000000"/>
+            </w:tcBorders>
           </w:tcPr>
           <w:p>
             <w:pPr>
-              <w:spacing w:line="240" w:lineRule="auto" w:after="0" w:before="0"/>
+              <w:spacing w:line="240" w:lineRule="auto" w:after="40" w:before="40"/>
               <w:jc w:val="center"/>
             </w:pPr>
             <w:r/>
@@ -4064,7 +5239,7 @@
                 <w:b w:val="0"/>
                 <w:i w:val="0"/>
                 <w:color w:val="000000"/>
-                <w:sz w:val="20"/>
+                <w:sz w:val="18"/>
               </w:rPr>
               <w:t>X</w:t>
             </w:r>
@@ -4073,10 +5248,16 @@
         <w:tc>
           <w:tcPr>
             <w:tcW w:type="dxa" w:w="723"/>
+            <w:tcBorders>
+              <w:top w:val="single" w:sz="4" w:space="0" w:color="000000"/>
+              <w:left w:val="single" w:sz="4" w:space="0" w:color="000000"/>
+              <w:bottom w:val="single" w:sz="4" w:space="0" w:color="000000"/>
+              <w:right w:val="single" w:sz="4" w:space="0" w:color="000000"/>
+            </w:tcBorders>
           </w:tcPr>
           <w:p>
             <w:pPr>
-              <w:spacing w:line="240" w:lineRule="auto" w:after="0" w:before="0"/>
+              <w:spacing w:line="240" w:lineRule="auto" w:after="40" w:before="40"/>
               <w:jc w:val="center"/>
             </w:pPr>
             <w:r/>
@@ -4086,7 +5267,7 @@
                 <w:b w:val="0"/>
                 <w:i w:val="0"/>
                 <w:color w:val="000000"/>
-                <w:sz w:val="20"/>
+                <w:sz w:val="18"/>
               </w:rPr>
               <w:t>X</w:t>
             </w:r>
@@ -4095,10 +5276,16 @@
         <w:tc>
           <w:tcPr>
             <w:tcW w:type="dxa" w:w="723"/>
+            <w:tcBorders>
+              <w:top w:val="single" w:sz="4" w:space="0" w:color="000000"/>
+              <w:left w:val="single" w:sz="4" w:space="0" w:color="000000"/>
+              <w:bottom w:val="single" w:sz="4" w:space="0" w:color="000000"/>
+              <w:right w:val="single" w:sz="4" w:space="0" w:color="000000"/>
+            </w:tcBorders>
           </w:tcPr>
           <w:p>
             <w:pPr>
-              <w:spacing w:line="240" w:lineRule="auto" w:after="0" w:before="0"/>
+              <w:spacing w:line="240" w:lineRule="auto" w:after="40" w:before="40"/>
               <w:jc w:val="center"/>
             </w:pPr>
             <w:r/>
@@ -4108,7 +5295,7 @@
                 <w:b w:val="0"/>
                 <w:i w:val="0"/>
                 <w:color w:val="000000"/>
-                <w:sz w:val="20"/>
+                <w:sz w:val="18"/>
               </w:rPr>
               <w:t>X</w:t>
             </w:r>
@@ -4117,10 +5304,16 @@
         <w:tc>
           <w:tcPr>
             <w:tcW w:type="dxa" w:w="723"/>
+            <w:tcBorders>
+              <w:top w:val="single" w:sz="4" w:space="0" w:color="000000"/>
+              <w:left w:val="single" w:sz="4" w:space="0" w:color="000000"/>
+              <w:bottom w:val="single" w:sz="4" w:space="0" w:color="000000"/>
+              <w:right w:val="single" w:sz="4" w:space="0" w:color="000000"/>
+            </w:tcBorders>
           </w:tcPr>
           <w:p>
             <w:pPr>
-              <w:spacing w:line="240" w:lineRule="auto" w:after="0" w:before="0"/>
+              <w:spacing w:line="240" w:lineRule="auto" w:after="40" w:before="40"/>
               <w:jc w:val="center"/>
             </w:pPr>
             <w:r/>
@@ -4130,7 +5323,7 @@
                 <w:b w:val="0"/>
                 <w:i w:val="0"/>
                 <w:color w:val="000000"/>
-                <w:sz w:val="20"/>
+                <w:sz w:val="18"/>
               </w:rPr>
             </w:r>
           </w:p>
@@ -4138,10 +5331,16 @@
         <w:tc>
           <w:tcPr>
             <w:tcW w:type="dxa" w:w="723"/>
+            <w:tcBorders>
+              <w:top w:val="single" w:sz="4" w:space="0" w:color="000000"/>
+              <w:left w:val="single" w:sz="4" w:space="0" w:color="000000"/>
+              <w:bottom w:val="single" w:sz="4" w:space="0" w:color="000000"/>
+              <w:right w:val="single" w:sz="4" w:space="0" w:color="000000"/>
+            </w:tcBorders>
           </w:tcPr>
           <w:p>
             <w:pPr>
-              <w:spacing w:line="240" w:lineRule="auto" w:after="0" w:before="0"/>
+              <w:spacing w:line="240" w:lineRule="auto" w:after="40" w:before="40"/>
               <w:jc w:val="center"/>
             </w:pPr>
             <w:r/>
@@ -4151,7 +5350,7 @@
                 <w:b w:val="0"/>
                 <w:i w:val="0"/>
                 <w:color w:val="000000"/>
-                <w:sz w:val="20"/>
+                <w:sz w:val="18"/>
               </w:rPr>
             </w:r>
           </w:p>
@@ -4159,10 +5358,16 @@
         <w:tc>
           <w:tcPr>
             <w:tcW w:type="dxa" w:w="723"/>
+            <w:tcBorders>
+              <w:top w:val="single" w:sz="4" w:space="0" w:color="000000"/>
+              <w:left w:val="single" w:sz="4" w:space="0" w:color="000000"/>
+              <w:bottom w:val="single" w:sz="4" w:space="0" w:color="000000"/>
+              <w:right w:val="single" w:sz="4" w:space="0" w:color="000000"/>
+            </w:tcBorders>
           </w:tcPr>
           <w:p>
             <w:pPr>
-              <w:spacing w:line="240" w:lineRule="auto" w:after="0" w:before="0"/>
+              <w:spacing w:line="240" w:lineRule="auto" w:after="40" w:before="40"/>
               <w:jc w:val="center"/>
             </w:pPr>
             <w:r/>
@@ -4172,7 +5377,7 @@
                 <w:b w:val="0"/>
                 <w:i w:val="0"/>
                 <w:color w:val="000000"/>
-                <w:sz w:val="20"/>
+                <w:sz w:val="18"/>
               </w:rPr>
             </w:r>
           </w:p>
@@ -4180,10 +5385,16 @@
         <w:tc>
           <w:tcPr>
             <w:tcW w:type="dxa" w:w="723"/>
+            <w:tcBorders>
+              <w:top w:val="single" w:sz="4" w:space="0" w:color="000000"/>
+              <w:left w:val="single" w:sz="4" w:space="0" w:color="000000"/>
+              <w:bottom w:val="single" w:sz="4" w:space="0" w:color="000000"/>
+              <w:right w:val="single" w:sz="4" w:space="0" w:color="000000"/>
+            </w:tcBorders>
           </w:tcPr>
           <w:p>
             <w:pPr>
-              <w:spacing w:line="240" w:lineRule="auto" w:after="0" w:before="0"/>
+              <w:spacing w:line="240" w:lineRule="auto" w:after="40" w:before="40"/>
               <w:jc w:val="center"/>
             </w:pPr>
             <w:r/>
@@ -4193,7 +5404,7 @@
                 <w:b w:val="0"/>
                 <w:i w:val="0"/>
                 <w:color w:val="000000"/>
-                <w:sz w:val="20"/>
+                <w:sz w:val="18"/>
               </w:rPr>
             </w:r>
           </w:p>
@@ -4201,10 +5412,16 @@
         <w:tc>
           <w:tcPr>
             <w:tcW w:type="dxa" w:w="723"/>
+            <w:tcBorders>
+              <w:top w:val="single" w:sz="4" w:space="0" w:color="000000"/>
+              <w:left w:val="single" w:sz="4" w:space="0" w:color="000000"/>
+              <w:bottom w:val="single" w:sz="4" w:space="0" w:color="000000"/>
+              <w:right w:val="single" w:sz="4" w:space="0" w:color="000000"/>
+            </w:tcBorders>
           </w:tcPr>
           <w:p>
             <w:pPr>
-              <w:spacing w:line="240" w:lineRule="auto" w:after="0" w:before="0"/>
+              <w:spacing w:line="240" w:lineRule="auto" w:after="40" w:before="40"/>
               <w:jc w:val="center"/>
             </w:pPr>
             <w:r/>
@@ -4214,7 +5431,7 @@
                 <w:b w:val="0"/>
                 <w:i w:val="0"/>
                 <w:color w:val="000000"/>
-                <w:sz w:val="20"/>
+                <w:sz w:val="18"/>
               </w:rPr>
             </w:r>
           </w:p>
@@ -4222,10 +5439,16 @@
         <w:tc>
           <w:tcPr>
             <w:tcW w:type="dxa" w:w="723"/>
+            <w:tcBorders>
+              <w:top w:val="single" w:sz="4" w:space="0" w:color="000000"/>
+              <w:left w:val="single" w:sz="4" w:space="0" w:color="000000"/>
+              <w:bottom w:val="single" w:sz="4" w:space="0" w:color="000000"/>
+              <w:right w:val="single" w:sz="4" w:space="0" w:color="000000"/>
+            </w:tcBorders>
           </w:tcPr>
           <w:p>
             <w:pPr>
-              <w:spacing w:line="240" w:lineRule="auto" w:after="0" w:before="0"/>
+              <w:spacing w:line="240" w:lineRule="auto" w:after="40" w:before="40"/>
               <w:jc w:val="center"/>
             </w:pPr>
             <w:r/>
@@ -4235,7 +5458,7 @@
                 <w:b w:val="0"/>
                 <w:i w:val="0"/>
                 <w:color w:val="000000"/>
-                <w:sz w:val="20"/>
+                <w:sz w:val="18"/>
               </w:rPr>
             </w:r>
           </w:p>
@@ -4243,10 +5466,16 @@
         <w:tc>
           <w:tcPr>
             <w:tcW w:type="dxa" w:w="723"/>
+            <w:tcBorders>
+              <w:top w:val="single" w:sz="4" w:space="0" w:color="000000"/>
+              <w:left w:val="single" w:sz="4" w:space="0" w:color="000000"/>
+              <w:bottom w:val="single" w:sz="4" w:space="0" w:color="000000"/>
+              <w:right w:val="single" w:sz="4" w:space="0" w:color="000000"/>
+            </w:tcBorders>
           </w:tcPr>
           <w:p>
             <w:pPr>
-              <w:spacing w:line="240" w:lineRule="auto" w:after="0" w:before="0"/>
+              <w:spacing w:line="240" w:lineRule="auto" w:after="40" w:before="40"/>
               <w:jc w:val="center"/>
             </w:pPr>
             <w:r/>
@@ -4256,7 +5485,7 @@
                 <w:b w:val="0"/>
                 <w:i w:val="0"/>
                 <w:color w:val="000000"/>
-                <w:sz w:val="20"/>
+                <w:sz w:val="18"/>
               </w:rPr>
             </w:r>
           </w:p>
@@ -4266,10 +5495,17 @@
         <w:tc>
           <w:tcPr>
             <w:tcW w:type="dxa" w:w="723"/>
+            <w:tcBorders>
+              <w:top w:val="single" w:sz="4" w:space="0" w:color="000000"/>
+              <w:left w:val="single" w:sz="4" w:space="0" w:color="000000"/>
+              <w:bottom w:val="single" w:sz="4" w:space="0" w:color="000000"/>
+              <w:right w:val="single" w:sz="4" w:space="0" w:color="000000"/>
+            </w:tcBorders>
           </w:tcPr>
           <w:p>
             <w:pPr>
-              <w:spacing w:line="240" w:lineRule="auto" w:after="0" w:before="0"/>
+              <w:spacing w:line="240" w:lineRule="auto" w:after="40" w:before="40"/>
+              <w:jc w:val="left"/>
             </w:pPr>
             <w:r/>
             <w:r>
@@ -4278,19 +5514,25 @@
                 <w:b w:val="0"/>
                 <w:i w:val="0"/>
                 <w:color w:val="000000"/>
-                <w:sz w:val="20"/>
+                <w:sz w:val="18"/>
               </w:rPr>
-              <w:t>A3. Análise de consistência</w:t>
+              <w:t>3. Análise de consistência</w:t>
             </w:r>
           </w:p>
         </w:tc>
         <w:tc>
           <w:tcPr>
             <w:tcW w:type="dxa" w:w="723"/>
+            <w:tcBorders>
+              <w:top w:val="single" w:sz="4" w:space="0" w:color="000000"/>
+              <w:left w:val="single" w:sz="4" w:space="0" w:color="000000"/>
+              <w:bottom w:val="single" w:sz="4" w:space="0" w:color="000000"/>
+              <w:right w:val="single" w:sz="4" w:space="0" w:color="000000"/>
+            </w:tcBorders>
           </w:tcPr>
           <w:p>
             <w:pPr>
-              <w:spacing w:line="240" w:lineRule="auto" w:after="0" w:before="0"/>
+              <w:spacing w:line="240" w:lineRule="auto" w:after="40" w:before="40"/>
               <w:jc w:val="center"/>
             </w:pPr>
             <w:r/>
@@ -4300,7 +5542,7 @@
                 <w:b w:val="0"/>
                 <w:i w:val="0"/>
                 <w:color w:val="000000"/>
-                <w:sz w:val="20"/>
+                <w:sz w:val="18"/>
               </w:rPr>
             </w:r>
           </w:p>
@@ -4308,10 +5550,16 @@
         <w:tc>
           <w:tcPr>
             <w:tcW w:type="dxa" w:w="723"/>
+            <w:tcBorders>
+              <w:top w:val="single" w:sz="4" w:space="0" w:color="000000"/>
+              <w:left w:val="single" w:sz="4" w:space="0" w:color="000000"/>
+              <w:bottom w:val="single" w:sz="4" w:space="0" w:color="000000"/>
+              <w:right w:val="single" w:sz="4" w:space="0" w:color="000000"/>
+            </w:tcBorders>
           </w:tcPr>
           <w:p>
             <w:pPr>
-              <w:spacing w:line="240" w:lineRule="auto" w:after="0" w:before="0"/>
+              <w:spacing w:line="240" w:lineRule="auto" w:after="40" w:before="40"/>
               <w:jc w:val="center"/>
             </w:pPr>
             <w:r/>
@@ -4321,7 +5569,7 @@
                 <w:b w:val="0"/>
                 <w:i w:val="0"/>
                 <w:color w:val="000000"/>
-                <w:sz w:val="20"/>
+                <w:sz w:val="18"/>
               </w:rPr>
             </w:r>
           </w:p>
@@ -4329,10 +5577,16 @@
         <w:tc>
           <w:tcPr>
             <w:tcW w:type="dxa" w:w="723"/>
+            <w:tcBorders>
+              <w:top w:val="single" w:sz="4" w:space="0" w:color="000000"/>
+              <w:left w:val="single" w:sz="4" w:space="0" w:color="000000"/>
+              <w:bottom w:val="single" w:sz="4" w:space="0" w:color="000000"/>
+              <w:right w:val="single" w:sz="4" w:space="0" w:color="000000"/>
+            </w:tcBorders>
           </w:tcPr>
           <w:p>
             <w:pPr>
-              <w:spacing w:line="240" w:lineRule="auto" w:after="0" w:before="0"/>
+              <w:spacing w:line="240" w:lineRule="auto" w:after="40" w:before="40"/>
               <w:jc w:val="center"/>
             </w:pPr>
             <w:r/>
@@ -4342,7 +5596,7 @@
                 <w:b w:val="0"/>
                 <w:i w:val="0"/>
                 <w:color w:val="000000"/>
-                <w:sz w:val="20"/>
+                <w:sz w:val="18"/>
               </w:rPr>
               <w:t>X</w:t>
             </w:r>
@@ -4351,10 +5605,16 @@
         <w:tc>
           <w:tcPr>
             <w:tcW w:type="dxa" w:w="723"/>
+            <w:tcBorders>
+              <w:top w:val="single" w:sz="4" w:space="0" w:color="000000"/>
+              <w:left w:val="single" w:sz="4" w:space="0" w:color="000000"/>
+              <w:bottom w:val="single" w:sz="4" w:space="0" w:color="000000"/>
+              <w:right w:val="single" w:sz="4" w:space="0" w:color="000000"/>
+            </w:tcBorders>
           </w:tcPr>
           <w:p>
             <w:pPr>
-              <w:spacing w:line="240" w:lineRule="auto" w:after="0" w:before="0"/>
+              <w:spacing w:line="240" w:lineRule="auto" w:after="40" w:before="40"/>
               <w:jc w:val="center"/>
             </w:pPr>
             <w:r/>
@@ -4364,7 +5624,7 @@
                 <w:b w:val="0"/>
                 <w:i w:val="0"/>
                 <w:color w:val="000000"/>
-                <w:sz w:val="20"/>
+                <w:sz w:val="18"/>
               </w:rPr>
               <w:t>X</w:t>
             </w:r>
@@ -4373,10 +5633,16 @@
         <w:tc>
           <w:tcPr>
             <w:tcW w:type="dxa" w:w="723"/>
+            <w:tcBorders>
+              <w:top w:val="single" w:sz="4" w:space="0" w:color="000000"/>
+              <w:left w:val="single" w:sz="4" w:space="0" w:color="000000"/>
+              <w:bottom w:val="single" w:sz="4" w:space="0" w:color="000000"/>
+              <w:right w:val="single" w:sz="4" w:space="0" w:color="000000"/>
+            </w:tcBorders>
           </w:tcPr>
           <w:p>
             <w:pPr>
-              <w:spacing w:line="240" w:lineRule="auto" w:after="0" w:before="0"/>
+              <w:spacing w:line="240" w:lineRule="auto" w:after="40" w:before="40"/>
               <w:jc w:val="center"/>
             </w:pPr>
             <w:r/>
@@ -4386,7 +5652,7 @@
                 <w:b w:val="0"/>
                 <w:i w:val="0"/>
                 <w:color w:val="000000"/>
-                <w:sz w:val="20"/>
+                <w:sz w:val="18"/>
               </w:rPr>
               <w:t>X</w:t>
             </w:r>
@@ -4395,10 +5661,16 @@
         <w:tc>
           <w:tcPr>
             <w:tcW w:type="dxa" w:w="723"/>
+            <w:tcBorders>
+              <w:top w:val="single" w:sz="4" w:space="0" w:color="000000"/>
+              <w:left w:val="single" w:sz="4" w:space="0" w:color="000000"/>
+              <w:bottom w:val="single" w:sz="4" w:space="0" w:color="000000"/>
+              <w:right w:val="single" w:sz="4" w:space="0" w:color="000000"/>
+            </w:tcBorders>
           </w:tcPr>
           <w:p>
             <w:pPr>
-              <w:spacing w:line="240" w:lineRule="auto" w:after="0" w:before="0"/>
+              <w:spacing w:line="240" w:lineRule="auto" w:after="40" w:before="40"/>
               <w:jc w:val="center"/>
             </w:pPr>
             <w:r/>
@@ -4408,7 +5680,7 @@
                 <w:b w:val="0"/>
                 <w:i w:val="0"/>
                 <w:color w:val="000000"/>
-                <w:sz w:val="20"/>
+                <w:sz w:val="18"/>
               </w:rPr>
               <w:t>X</w:t>
             </w:r>
@@ -4417,10 +5689,16 @@
         <w:tc>
           <w:tcPr>
             <w:tcW w:type="dxa" w:w="723"/>
+            <w:tcBorders>
+              <w:top w:val="single" w:sz="4" w:space="0" w:color="000000"/>
+              <w:left w:val="single" w:sz="4" w:space="0" w:color="000000"/>
+              <w:bottom w:val="single" w:sz="4" w:space="0" w:color="000000"/>
+              <w:right w:val="single" w:sz="4" w:space="0" w:color="000000"/>
+            </w:tcBorders>
           </w:tcPr>
           <w:p>
             <w:pPr>
-              <w:spacing w:line="240" w:lineRule="auto" w:after="0" w:before="0"/>
+              <w:spacing w:line="240" w:lineRule="auto" w:after="40" w:before="40"/>
               <w:jc w:val="center"/>
             </w:pPr>
             <w:r/>
@@ -4430,7 +5708,7 @@
                 <w:b w:val="0"/>
                 <w:i w:val="0"/>
                 <w:color w:val="000000"/>
-                <w:sz w:val="20"/>
+                <w:sz w:val="18"/>
               </w:rPr>
             </w:r>
           </w:p>
@@ -4438,10 +5716,16 @@
         <w:tc>
           <w:tcPr>
             <w:tcW w:type="dxa" w:w="723"/>
+            <w:tcBorders>
+              <w:top w:val="single" w:sz="4" w:space="0" w:color="000000"/>
+              <w:left w:val="single" w:sz="4" w:space="0" w:color="000000"/>
+              <w:bottom w:val="single" w:sz="4" w:space="0" w:color="000000"/>
+              <w:right w:val="single" w:sz="4" w:space="0" w:color="000000"/>
+            </w:tcBorders>
           </w:tcPr>
           <w:p>
             <w:pPr>
-              <w:spacing w:line="240" w:lineRule="auto" w:after="0" w:before="0"/>
+              <w:spacing w:line="240" w:lineRule="auto" w:after="40" w:before="40"/>
               <w:jc w:val="center"/>
             </w:pPr>
             <w:r/>
@@ -4451,7 +5735,7 @@
                 <w:b w:val="0"/>
                 <w:i w:val="0"/>
                 <w:color w:val="000000"/>
-                <w:sz w:val="20"/>
+                <w:sz w:val="18"/>
               </w:rPr>
             </w:r>
           </w:p>
@@ -4459,10 +5743,16 @@
         <w:tc>
           <w:tcPr>
             <w:tcW w:type="dxa" w:w="723"/>
+            <w:tcBorders>
+              <w:top w:val="single" w:sz="4" w:space="0" w:color="000000"/>
+              <w:left w:val="single" w:sz="4" w:space="0" w:color="000000"/>
+              <w:bottom w:val="single" w:sz="4" w:space="0" w:color="000000"/>
+              <w:right w:val="single" w:sz="4" w:space="0" w:color="000000"/>
+            </w:tcBorders>
           </w:tcPr>
           <w:p>
             <w:pPr>
-              <w:spacing w:line="240" w:lineRule="auto" w:after="0" w:before="0"/>
+              <w:spacing w:line="240" w:lineRule="auto" w:after="40" w:before="40"/>
               <w:jc w:val="center"/>
             </w:pPr>
             <w:r/>
@@ -4472,7 +5762,7 @@
                 <w:b w:val="0"/>
                 <w:i w:val="0"/>
                 <w:color w:val="000000"/>
-                <w:sz w:val="20"/>
+                <w:sz w:val="18"/>
               </w:rPr>
             </w:r>
           </w:p>
@@ -4480,10 +5770,16 @@
         <w:tc>
           <w:tcPr>
             <w:tcW w:type="dxa" w:w="723"/>
+            <w:tcBorders>
+              <w:top w:val="single" w:sz="4" w:space="0" w:color="000000"/>
+              <w:left w:val="single" w:sz="4" w:space="0" w:color="000000"/>
+              <w:bottom w:val="single" w:sz="4" w:space="0" w:color="000000"/>
+              <w:right w:val="single" w:sz="4" w:space="0" w:color="000000"/>
+            </w:tcBorders>
           </w:tcPr>
           <w:p>
             <w:pPr>
-              <w:spacing w:line="240" w:lineRule="auto" w:after="0" w:before="0"/>
+              <w:spacing w:line="240" w:lineRule="auto" w:after="40" w:before="40"/>
               <w:jc w:val="center"/>
             </w:pPr>
             <w:r/>
@@ -4493,7 +5789,7 @@
                 <w:b w:val="0"/>
                 <w:i w:val="0"/>
                 <w:color w:val="000000"/>
-                <w:sz w:val="20"/>
+                <w:sz w:val="18"/>
               </w:rPr>
             </w:r>
           </w:p>
@@ -4501,10 +5797,16 @@
         <w:tc>
           <w:tcPr>
             <w:tcW w:type="dxa" w:w="723"/>
+            <w:tcBorders>
+              <w:top w:val="single" w:sz="4" w:space="0" w:color="000000"/>
+              <w:left w:val="single" w:sz="4" w:space="0" w:color="000000"/>
+              <w:bottom w:val="single" w:sz="4" w:space="0" w:color="000000"/>
+              <w:right w:val="single" w:sz="4" w:space="0" w:color="000000"/>
+            </w:tcBorders>
           </w:tcPr>
           <w:p>
             <w:pPr>
-              <w:spacing w:line="240" w:lineRule="auto" w:after="0" w:before="0"/>
+              <w:spacing w:line="240" w:lineRule="auto" w:after="40" w:before="40"/>
               <w:jc w:val="center"/>
             </w:pPr>
             <w:r/>
@@ -4514,7 +5816,7 @@
                 <w:b w:val="0"/>
                 <w:i w:val="0"/>
                 <w:color w:val="000000"/>
-                <w:sz w:val="20"/>
+                <w:sz w:val="18"/>
               </w:rPr>
             </w:r>
           </w:p>
@@ -4522,10 +5824,16 @@
         <w:tc>
           <w:tcPr>
             <w:tcW w:type="dxa" w:w="723"/>
+            <w:tcBorders>
+              <w:top w:val="single" w:sz="4" w:space="0" w:color="000000"/>
+              <w:left w:val="single" w:sz="4" w:space="0" w:color="000000"/>
+              <w:bottom w:val="single" w:sz="4" w:space="0" w:color="000000"/>
+              <w:right w:val="single" w:sz="4" w:space="0" w:color="000000"/>
+            </w:tcBorders>
           </w:tcPr>
           <w:p>
             <w:pPr>
-              <w:spacing w:line="240" w:lineRule="auto" w:after="0" w:before="0"/>
+              <w:spacing w:line="240" w:lineRule="auto" w:after="40" w:before="40"/>
               <w:jc w:val="center"/>
             </w:pPr>
             <w:r/>
@@ -4535,7 +5843,7 @@
                 <w:b w:val="0"/>
                 <w:i w:val="0"/>
                 <w:color w:val="000000"/>
-                <w:sz w:val="20"/>
+                <w:sz w:val="18"/>
               </w:rPr>
             </w:r>
           </w:p>
@@ -4545,10 +5853,17 @@
         <w:tc>
           <w:tcPr>
             <w:tcW w:type="dxa" w:w="723"/>
+            <w:tcBorders>
+              <w:top w:val="single" w:sz="4" w:space="0" w:color="000000"/>
+              <w:left w:val="single" w:sz="4" w:space="0" w:color="000000"/>
+              <w:bottom w:val="single" w:sz="4" w:space="0" w:color="000000"/>
+              <w:right w:val="single" w:sz="4" w:space="0" w:color="000000"/>
+            </w:tcBorders>
           </w:tcPr>
           <w:p>
             <w:pPr>
-              <w:spacing w:line="240" w:lineRule="auto" w:after="0" w:before="0"/>
+              <w:spacing w:line="240" w:lineRule="auto" w:after="40" w:before="40"/>
+              <w:jc w:val="left"/>
             </w:pPr>
             <w:r/>
             <w:r>
@@ -4557,19 +5872,25 @@
                 <w:b w:val="0"/>
                 <w:i w:val="0"/>
                 <w:color w:val="000000"/>
-                <w:sz w:val="20"/>
+                <w:sz w:val="18"/>
               </w:rPr>
-              <w:t>A4. Produção de mapas</w:t>
+              <w:t>4. Elaboração cartográfica</w:t>
             </w:r>
           </w:p>
         </w:tc>
         <w:tc>
           <w:tcPr>
             <w:tcW w:type="dxa" w:w="723"/>
+            <w:tcBorders>
+              <w:top w:val="single" w:sz="4" w:space="0" w:color="000000"/>
+              <w:left w:val="single" w:sz="4" w:space="0" w:color="000000"/>
+              <w:bottom w:val="single" w:sz="4" w:space="0" w:color="000000"/>
+              <w:right w:val="single" w:sz="4" w:space="0" w:color="000000"/>
+            </w:tcBorders>
           </w:tcPr>
           <w:p>
             <w:pPr>
-              <w:spacing w:line="240" w:lineRule="auto" w:after="0" w:before="0"/>
+              <w:spacing w:line="240" w:lineRule="auto" w:after="40" w:before="40"/>
               <w:jc w:val="center"/>
             </w:pPr>
             <w:r/>
@@ -4579,7 +5900,7 @@
                 <w:b w:val="0"/>
                 <w:i w:val="0"/>
                 <w:color w:val="000000"/>
-                <w:sz w:val="20"/>
+                <w:sz w:val="18"/>
               </w:rPr>
             </w:r>
           </w:p>
@@ -4587,10 +5908,16 @@
         <w:tc>
           <w:tcPr>
             <w:tcW w:type="dxa" w:w="723"/>
+            <w:tcBorders>
+              <w:top w:val="single" w:sz="4" w:space="0" w:color="000000"/>
+              <w:left w:val="single" w:sz="4" w:space="0" w:color="000000"/>
+              <w:bottom w:val="single" w:sz="4" w:space="0" w:color="000000"/>
+              <w:right w:val="single" w:sz="4" w:space="0" w:color="000000"/>
+            </w:tcBorders>
           </w:tcPr>
           <w:p>
             <w:pPr>
-              <w:spacing w:line="240" w:lineRule="auto" w:after="0" w:before="0"/>
+              <w:spacing w:line="240" w:lineRule="auto" w:after="40" w:before="40"/>
               <w:jc w:val="center"/>
             </w:pPr>
             <w:r/>
@@ -4600,7 +5927,7 @@
                 <w:b w:val="0"/>
                 <w:i w:val="0"/>
                 <w:color w:val="000000"/>
-                <w:sz w:val="20"/>
+                <w:sz w:val="18"/>
               </w:rPr>
             </w:r>
           </w:p>
@@ -4608,10 +5935,16 @@
         <w:tc>
           <w:tcPr>
             <w:tcW w:type="dxa" w:w="723"/>
+            <w:tcBorders>
+              <w:top w:val="single" w:sz="4" w:space="0" w:color="000000"/>
+              <w:left w:val="single" w:sz="4" w:space="0" w:color="000000"/>
+              <w:bottom w:val="single" w:sz="4" w:space="0" w:color="000000"/>
+              <w:right w:val="single" w:sz="4" w:space="0" w:color="000000"/>
+            </w:tcBorders>
           </w:tcPr>
           <w:p>
             <w:pPr>
-              <w:spacing w:line="240" w:lineRule="auto" w:after="0" w:before="0"/>
+              <w:spacing w:line="240" w:lineRule="auto" w:after="40" w:before="40"/>
               <w:jc w:val="center"/>
             </w:pPr>
             <w:r/>
@@ -4621,7 +5954,7 @@
                 <w:b w:val="0"/>
                 <w:i w:val="0"/>
                 <w:color w:val="000000"/>
-                <w:sz w:val="20"/>
+                <w:sz w:val="18"/>
               </w:rPr>
             </w:r>
           </w:p>
@@ -4629,10 +5962,16 @@
         <w:tc>
           <w:tcPr>
             <w:tcW w:type="dxa" w:w="723"/>
+            <w:tcBorders>
+              <w:top w:val="single" w:sz="4" w:space="0" w:color="000000"/>
+              <w:left w:val="single" w:sz="4" w:space="0" w:color="000000"/>
+              <w:bottom w:val="single" w:sz="4" w:space="0" w:color="000000"/>
+              <w:right w:val="single" w:sz="4" w:space="0" w:color="000000"/>
+            </w:tcBorders>
           </w:tcPr>
           <w:p>
             <w:pPr>
-              <w:spacing w:line="240" w:lineRule="auto" w:after="0" w:before="0"/>
+              <w:spacing w:line="240" w:lineRule="auto" w:after="40" w:before="40"/>
               <w:jc w:val="center"/>
             </w:pPr>
             <w:r/>
@@ -4642,7 +5981,7 @@
                 <w:b w:val="0"/>
                 <w:i w:val="0"/>
                 <w:color w:val="000000"/>
-                <w:sz w:val="20"/>
+                <w:sz w:val="18"/>
               </w:rPr>
             </w:r>
           </w:p>
@@ -4650,10 +5989,16 @@
         <w:tc>
           <w:tcPr>
             <w:tcW w:type="dxa" w:w="723"/>
+            <w:tcBorders>
+              <w:top w:val="single" w:sz="4" w:space="0" w:color="000000"/>
+              <w:left w:val="single" w:sz="4" w:space="0" w:color="000000"/>
+              <w:bottom w:val="single" w:sz="4" w:space="0" w:color="000000"/>
+              <w:right w:val="single" w:sz="4" w:space="0" w:color="000000"/>
+            </w:tcBorders>
           </w:tcPr>
           <w:p>
             <w:pPr>
-              <w:spacing w:line="240" w:lineRule="auto" w:after="0" w:before="0"/>
+              <w:spacing w:line="240" w:lineRule="auto" w:after="40" w:before="40"/>
               <w:jc w:val="center"/>
             </w:pPr>
             <w:r/>
@@ -4663,7 +6008,7 @@
                 <w:b w:val="0"/>
                 <w:i w:val="0"/>
                 <w:color w:val="000000"/>
-                <w:sz w:val="20"/>
+                <w:sz w:val="18"/>
               </w:rPr>
               <w:t>X</w:t>
             </w:r>
@@ -4672,10 +6017,16 @@
         <w:tc>
           <w:tcPr>
             <w:tcW w:type="dxa" w:w="723"/>
+            <w:tcBorders>
+              <w:top w:val="single" w:sz="4" w:space="0" w:color="000000"/>
+              <w:left w:val="single" w:sz="4" w:space="0" w:color="000000"/>
+              <w:bottom w:val="single" w:sz="4" w:space="0" w:color="000000"/>
+              <w:right w:val="single" w:sz="4" w:space="0" w:color="000000"/>
+            </w:tcBorders>
           </w:tcPr>
           <w:p>
             <w:pPr>
-              <w:spacing w:line="240" w:lineRule="auto" w:after="0" w:before="0"/>
+              <w:spacing w:line="240" w:lineRule="auto" w:after="40" w:before="40"/>
               <w:jc w:val="center"/>
             </w:pPr>
             <w:r/>
@@ -4685,7 +6036,7 @@
                 <w:b w:val="0"/>
                 <w:i w:val="0"/>
                 <w:color w:val="000000"/>
-                <w:sz w:val="20"/>
+                <w:sz w:val="18"/>
               </w:rPr>
               <w:t>X</w:t>
             </w:r>
@@ -4694,10 +6045,16 @@
         <w:tc>
           <w:tcPr>
             <w:tcW w:type="dxa" w:w="723"/>
+            <w:tcBorders>
+              <w:top w:val="single" w:sz="4" w:space="0" w:color="000000"/>
+              <w:left w:val="single" w:sz="4" w:space="0" w:color="000000"/>
+              <w:bottom w:val="single" w:sz="4" w:space="0" w:color="000000"/>
+              <w:right w:val="single" w:sz="4" w:space="0" w:color="000000"/>
+            </w:tcBorders>
           </w:tcPr>
           <w:p>
             <w:pPr>
-              <w:spacing w:line="240" w:lineRule="auto" w:after="0" w:before="0"/>
+              <w:spacing w:line="240" w:lineRule="auto" w:after="40" w:before="40"/>
               <w:jc w:val="center"/>
             </w:pPr>
             <w:r/>
@@ -4707,7 +6064,7 @@
                 <w:b w:val="0"/>
                 <w:i w:val="0"/>
                 <w:color w:val="000000"/>
-                <w:sz w:val="20"/>
+                <w:sz w:val="18"/>
               </w:rPr>
               <w:t>X</w:t>
             </w:r>
@@ -4716,10 +6073,16 @@
         <w:tc>
           <w:tcPr>
             <w:tcW w:type="dxa" w:w="723"/>
+            <w:tcBorders>
+              <w:top w:val="single" w:sz="4" w:space="0" w:color="000000"/>
+              <w:left w:val="single" w:sz="4" w:space="0" w:color="000000"/>
+              <w:bottom w:val="single" w:sz="4" w:space="0" w:color="000000"/>
+              <w:right w:val="single" w:sz="4" w:space="0" w:color="000000"/>
+            </w:tcBorders>
           </w:tcPr>
           <w:p>
             <w:pPr>
-              <w:spacing w:line="240" w:lineRule="auto" w:after="0" w:before="0"/>
+              <w:spacing w:line="240" w:lineRule="auto" w:after="40" w:before="40"/>
               <w:jc w:val="center"/>
             </w:pPr>
             <w:r/>
@@ -4729,7 +6092,7 @@
                 <w:b w:val="0"/>
                 <w:i w:val="0"/>
                 <w:color w:val="000000"/>
-                <w:sz w:val="20"/>
+                <w:sz w:val="18"/>
               </w:rPr>
               <w:t>X</w:t>
             </w:r>
@@ -4738,10 +6101,16 @@
         <w:tc>
           <w:tcPr>
             <w:tcW w:type="dxa" w:w="723"/>
+            <w:tcBorders>
+              <w:top w:val="single" w:sz="4" w:space="0" w:color="000000"/>
+              <w:left w:val="single" w:sz="4" w:space="0" w:color="000000"/>
+              <w:bottom w:val="single" w:sz="4" w:space="0" w:color="000000"/>
+              <w:right w:val="single" w:sz="4" w:space="0" w:color="000000"/>
+            </w:tcBorders>
           </w:tcPr>
           <w:p>
             <w:pPr>
-              <w:spacing w:line="240" w:lineRule="auto" w:after="0" w:before="0"/>
+              <w:spacing w:line="240" w:lineRule="auto" w:after="40" w:before="40"/>
               <w:jc w:val="center"/>
             </w:pPr>
             <w:r/>
@@ -4751,7 +6120,7 @@
                 <w:b w:val="0"/>
                 <w:i w:val="0"/>
                 <w:color w:val="000000"/>
-                <w:sz w:val="20"/>
+                <w:sz w:val="18"/>
               </w:rPr>
             </w:r>
           </w:p>
@@ -4759,10 +6128,16 @@
         <w:tc>
           <w:tcPr>
             <w:tcW w:type="dxa" w:w="723"/>
+            <w:tcBorders>
+              <w:top w:val="single" w:sz="4" w:space="0" w:color="000000"/>
+              <w:left w:val="single" w:sz="4" w:space="0" w:color="000000"/>
+              <w:bottom w:val="single" w:sz="4" w:space="0" w:color="000000"/>
+              <w:right w:val="single" w:sz="4" w:space="0" w:color="000000"/>
+            </w:tcBorders>
           </w:tcPr>
           <w:p>
             <w:pPr>
-              <w:spacing w:line="240" w:lineRule="auto" w:after="0" w:before="0"/>
+              <w:spacing w:line="240" w:lineRule="auto" w:after="40" w:before="40"/>
               <w:jc w:val="center"/>
             </w:pPr>
             <w:r/>
@@ -4772,7 +6147,7 @@
                 <w:b w:val="0"/>
                 <w:i w:val="0"/>
                 <w:color w:val="000000"/>
-                <w:sz w:val="20"/>
+                <w:sz w:val="18"/>
               </w:rPr>
             </w:r>
           </w:p>
@@ -4780,10 +6155,16 @@
         <w:tc>
           <w:tcPr>
             <w:tcW w:type="dxa" w:w="723"/>
+            <w:tcBorders>
+              <w:top w:val="single" w:sz="4" w:space="0" w:color="000000"/>
+              <w:left w:val="single" w:sz="4" w:space="0" w:color="000000"/>
+              <w:bottom w:val="single" w:sz="4" w:space="0" w:color="000000"/>
+              <w:right w:val="single" w:sz="4" w:space="0" w:color="000000"/>
+            </w:tcBorders>
           </w:tcPr>
           <w:p>
             <w:pPr>
-              <w:spacing w:line="240" w:lineRule="auto" w:after="0" w:before="0"/>
+              <w:spacing w:line="240" w:lineRule="auto" w:after="40" w:before="40"/>
               <w:jc w:val="center"/>
             </w:pPr>
             <w:r/>
@@ -4793,7 +6174,7 @@
                 <w:b w:val="0"/>
                 <w:i w:val="0"/>
                 <w:color w:val="000000"/>
-                <w:sz w:val="20"/>
+                <w:sz w:val="18"/>
               </w:rPr>
             </w:r>
           </w:p>
@@ -4801,10 +6182,16 @@
         <w:tc>
           <w:tcPr>
             <w:tcW w:type="dxa" w:w="723"/>
+            <w:tcBorders>
+              <w:top w:val="single" w:sz="4" w:space="0" w:color="000000"/>
+              <w:left w:val="single" w:sz="4" w:space="0" w:color="000000"/>
+              <w:bottom w:val="single" w:sz="4" w:space="0" w:color="000000"/>
+              <w:right w:val="single" w:sz="4" w:space="0" w:color="000000"/>
+            </w:tcBorders>
           </w:tcPr>
           <w:p>
             <w:pPr>
-              <w:spacing w:line="240" w:lineRule="auto" w:after="0" w:before="0"/>
+              <w:spacing w:line="240" w:lineRule="auto" w:after="40" w:before="40"/>
               <w:jc w:val="center"/>
             </w:pPr>
             <w:r/>
@@ -4814,7 +6201,7 @@
                 <w:b w:val="0"/>
                 <w:i w:val="0"/>
                 <w:color w:val="000000"/>
-                <w:sz w:val="20"/>
+                <w:sz w:val="18"/>
               </w:rPr>
             </w:r>
           </w:p>
@@ -4824,10 +6211,17 @@
         <w:tc>
           <w:tcPr>
             <w:tcW w:type="dxa" w:w="723"/>
+            <w:tcBorders>
+              <w:top w:val="single" w:sz="4" w:space="0" w:color="000000"/>
+              <w:left w:val="single" w:sz="4" w:space="0" w:color="000000"/>
+              <w:bottom w:val="single" w:sz="4" w:space="0" w:color="000000"/>
+              <w:right w:val="single" w:sz="4" w:space="0" w:color="000000"/>
+            </w:tcBorders>
           </w:tcPr>
           <w:p>
             <w:pPr>
-              <w:spacing w:line="240" w:lineRule="auto" w:after="0" w:before="0"/>
+              <w:spacing w:line="240" w:lineRule="auto" w:after="40" w:before="40"/>
+              <w:jc w:val="left"/>
             </w:pPr>
             <w:r/>
             <w:r>
@@ -4836,19 +6230,25 @@
                 <w:b w:val="0"/>
                 <w:i w:val="0"/>
                 <w:color w:val="000000"/>
-                <w:sz w:val="20"/>
+                <w:sz w:val="18"/>
               </w:rPr>
-              <w:t>A5. Scripts da plataforma digital</w:t>
+              <w:t>5. Rotinas da plataforma digital</w:t>
             </w:r>
           </w:p>
         </w:tc>
         <w:tc>
           <w:tcPr>
             <w:tcW w:type="dxa" w:w="723"/>
+            <w:tcBorders>
+              <w:top w:val="single" w:sz="4" w:space="0" w:color="000000"/>
+              <w:left w:val="single" w:sz="4" w:space="0" w:color="000000"/>
+              <w:bottom w:val="single" w:sz="4" w:space="0" w:color="000000"/>
+              <w:right w:val="single" w:sz="4" w:space="0" w:color="000000"/>
+            </w:tcBorders>
           </w:tcPr>
           <w:p>
             <w:pPr>
-              <w:spacing w:line="240" w:lineRule="auto" w:after="0" w:before="0"/>
+              <w:spacing w:line="240" w:lineRule="auto" w:after="40" w:before="40"/>
               <w:jc w:val="center"/>
             </w:pPr>
             <w:r/>
@@ -4858,7 +6258,7 @@
                 <w:b w:val="0"/>
                 <w:i w:val="0"/>
                 <w:color w:val="000000"/>
-                <w:sz w:val="20"/>
+                <w:sz w:val="18"/>
               </w:rPr>
             </w:r>
           </w:p>
@@ -4866,10 +6266,16 @@
         <w:tc>
           <w:tcPr>
             <w:tcW w:type="dxa" w:w="723"/>
+            <w:tcBorders>
+              <w:top w:val="single" w:sz="4" w:space="0" w:color="000000"/>
+              <w:left w:val="single" w:sz="4" w:space="0" w:color="000000"/>
+              <w:bottom w:val="single" w:sz="4" w:space="0" w:color="000000"/>
+              <w:right w:val="single" w:sz="4" w:space="0" w:color="000000"/>
+            </w:tcBorders>
           </w:tcPr>
           <w:p>
             <w:pPr>
-              <w:spacing w:line="240" w:lineRule="auto" w:after="0" w:before="0"/>
+              <w:spacing w:line="240" w:lineRule="auto" w:after="40" w:before="40"/>
               <w:jc w:val="center"/>
             </w:pPr>
             <w:r/>
@@ -4879,7 +6285,7 @@
                 <w:b w:val="0"/>
                 <w:i w:val="0"/>
                 <w:color w:val="000000"/>
-                <w:sz w:val="20"/>
+                <w:sz w:val="18"/>
               </w:rPr>
             </w:r>
           </w:p>
@@ -4887,10 +6293,16 @@
         <w:tc>
           <w:tcPr>
             <w:tcW w:type="dxa" w:w="723"/>
+            <w:tcBorders>
+              <w:top w:val="single" w:sz="4" w:space="0" w:color="000000"/>
+              <w:left w:val="single" w:sz="4" w:space="0" w:color="000000"/>
+              <w:bottom w:val="single" w:sz="4" w:space="0" w:color="000000"/>
+              <w:right w:val="single" w:sz="4" w:space="0" w:color="000000"/>
+            </w:tcBorders>
           </w:tcPr>
           <w:p>
             <w:pPr>
-              <w:spacing w:line="240" w:lineRule="auto" w:after="0" w:before="0"/>
+              <w:spacing w:line="240" w:lineRule="auto" w:after="40" w:before="40"/>
               <w:jc w:val="center"/>
             </w:pPr>
             <w:r/>
@@ -4900,7 +6312,7 @@
                 <w:b w:val="0"/>
                 <w:i w:val="0"/>
                 <w:color w:val="000000"/>
-                <w:sz w:val="20"/>
+                <w:sz w:val="18"/>
               </w:rPr>
             </w:r>
           </w:p>
@@ -4908,10 +6320,16 @@
         <w:tc>
           <w:tcPr>
             <w:tcW w:type="dxa" w:w="723"/>
+            <w:tcBorders>
+              <w:top w:val="single" w:sz="4" w:space="0" w:color="000000"/>
+              <w:left w:val="single" w:sz="4" w:space="0" w:color="000000"/>
+              <w:bottom w:val="single" w:sz="4" w:space="0" w:color="000000"/>
+              <w:right w:val="single" w:sz="4" w:space="0" w:color="000000"/>
+            </w:tcBorders>
           </w:tcPr>
           <w:p>
             <w:pPr>
-              <w:spacing w:line="240" w:lineRule="auto" w:after="0" w:before="0"/>
+              <w:spacing w:line="240" w:lineRule="auto" w:after="40" w:before="40"/>
               <w:jc w:val="center"/>
             </w:pPr>
             <w:r/>
@@ -4921,7 +6339,7 @@
                 <w:b w:val="0"/>
                 <w:i w:val="0"/>
                 <w:color w:val="000000"/>
-                <w:sz w:val="20"/>
+                <w:sz w:val="18"/>
               </w:rPr>
             </w:r>
           </w:p>
@@ -4929,10 +6347,16 @@
         <w:tc>
           <w:tcPr>
             <w:tcW w:type="dxa" w:w="723"/>
+            <w:tcBorders>
+              <w:top w:val="single" w:sz="4" w:space="0" w:color="000000"/>
+              <w:left w:val="single" w:sz="4" w:space="0" w:color="000000"/>
+              <w:bottom w:val="single" w:sz="4" w:space="0" w:color="000000"/>
+              <w:right w:val="single" w:sz="4" w:space="0" w:color="000000"/>
+            </w:tcBorders>
           </w:tcPr>
           <w:p>
             <w:pPr>
-              <w:spacing w:line="240" w:lineRule="auto" w:after="0" w:before="0"/>
+              <w:spacing w:line="240" w:lineRule="auto" w:after="40" w:before="40"/>
               <w:jc w:val="center"/>
             </w:pPr>
             <w:r/>
@@ -4942,7 +6366,7 @@
                 <w:b w:val="0"/>
                 <w:i w:val="0"/>
                 <w:color w:val="000000"/>
-                <w:sz w:val="20"/>
+                <w:sz w:val="18"/>
               </w:rPr>
             </w:r>
           </w:p>
@@ -4950,10 +6374,16 @@
         <w:tc>
           <w:tcPr>
             <w:tcW w:type="dxa" w:w="723"/>
+            <w:tcBorders>
+              <w:top w:val="single" w:sz="4" w:space="0" w:color="000000"/>
+              <w:left w:val="single" w:sz="4" w:space="0" w:color="000000"/>
+              <w:bottom w:val="single" w:sz="4" w:space="0" w:color="000000"/>
+              <w:right w:val="single" w:sz="4" w:space="0" w:color="000000"/>
+            </w:tcBorders>
           </w:tcPr>
           <w:p>
             <w:pPr>
-              <w:spacing w:line="240" w:lineRule="auto" w:after="0" w:before="0"/>
+              <w:spacing w:line="240" w:lineRule="auto" w:after="40" w:before="40"/>
               <w:jc w:val="center"/>
             </w:pPr>
             <w:r/>
@@ -4963,7 +6393,7 @@
                 <w:b w:val="0"/>
                 <w:i w:val="0"/>
                 <w:color w:val="000000"/>
-                <w:sz w:val="20"/>
+                <w:sz w:val="18"/>
               </w:rPr>
               <w:t>X</w:t>
             </w:r>
@@ -4972,10 +6402,16 @@
         <w:tc>
           <w:tcPr>
             <w:tcW w:type="dxa" w:w="723"/>
+            <w:tcBorders>
+              <w:top w:val="single" w:sz="4" w:space="0" w:color="000000"/>
+              <w:left w:val="single" w:sz="4" w:space="0" w:color="000000"/>
+              <w:bottom w:val="single" w:sz="4" w:space="0" w:color="000000"/>
+              <w:right w:val="single" w:sz="4" w:space="0" w:color="000000"/>
+            </w:tcBorders>
           </w:tcPr>
           <w:p>
             <w:pPr>
-              <w:spacing w:line="240" w:lineRule="auto" w:after="0" w:before="0"/>
+              <w:spacing w:line="240" w:lineRule="auto" w:after="40" w:before="40"/>
               <w:jc w:val="center"/>
             </w:pPr>
             <w:r/>
@@ -4985,7 +6421,7 @@
                 <w:b w:val="0"/>
                 <w:i w:val="0"/>
                 <w:color w:val="000000"/>
-                <w:sz w:val="20"/>
+                <w:sz w:val="18"/>
               </w:rPr>
               <w:t>X</w:t>
             </w:r>
@@ -4994,10 +6430,16 @@
         <w:tc>
           <w:tcPr>
             <w:tcW w:type="dxa" w:w="723"/>
+            <w:tcBorders>
+              <w:top w:val="single" w:sz="4" w:space="0" w:color="000000"/>
+              <w:left w:val="single" w:sz="4" w:space="0" w:color="000000"/>
+              <w:bottom w:val="single" w:sz="4" w:space="0" w:color="000000"/>
+              <w:right w:val="single" w:sz="4" w:space="0" w:color="000000"/>
+            </w:tcBorders>
           </w:tcPr>
           <w:p>
             <w:pPr>
-              <w:spacing w:line="240" w:lineRule="auto" w:after="0" w:before="0"/>
+              <w:spacing w:line="240" w:lineRule="auto" w:after="40" w:before="40"/>
               <w:jc w:val="center"/>
             </w:pPr>
             <w:r/>
@@ -5007,7 +6449,7 @@
                 <w:b w:val="0"/>
                 <w:i w:val="0"/>
                 <w:color w:val="000000"/>
-                <w:sz w:val="20"/>
+                <w:sz w:val="18"/>
               </w:rPr>
               <w:t>X</w:t>
             </w:r>
@@ -5016,10 +6458,16 @@
         <w:tc>
           <w:tcPr>
             <w:tcW w:type="dxa" w:w="723"/>
+            <w:tcBorders>
+              <w:top w:val="single" w:sz="4" w:space="0" w:color="000000"/>
+              <w:left w:val="single" w:sz="4" w:space="0" w:color="000000"/>
+              <w:bottom w:val="single" w:sz="4" w:space="0" w:color="000000"/>
+              <w:right w:val="single" w:sz="4" w:space="0" w:color="000000"/>
+            </w:tcBorders>
           </w:tcPr>
           <w:p>
             <w:pPr>
-              <w:spacing w:line="240" w:lineRule="auto" w:after="0" w:before="0"/>
+              <w:spacing w:line="240" w:lineRule="auto" w:after="40" w:before="40"/>
               <w:jc w:val="center"/>
             </w:pPr>
             <w:r/>
@@ -5029,7 +6477,7 @@
                 <w:b w:val="0"/>
                 <w:i w:val="0"/>
                 <w:color w:val="000000"/>
-                <w:sz w:val="20"/>
+                <w:sz w:val="18"/>
               </w:rPr>
               <w:t>X</w:t>
             </w:r>
@@ -5038,10 +6486,16 @@
         <w:tc>
           <w:tcPr>
             <w:tcW w:type="dxa" w:w="723"/>
+            <w:tcBorders>
+              <w:top w:val="single" w:sz="4" w:space="0" w:color="000000"/>
+              <w:left w:val="single" w:sz="4" w:space="0" w:color="000000"/>
+              <w:bottom w:val="single" w:sz="4" w:space="0" w:color="000000"/>
+              <w:right w:val="single" w:sz="4" w:space="0" w:color="000000"/>
+            </w:tcBorders>
           </w:tcPr>
           <w:p>
             <w:pPr>
-              <w:spacing w:line="240" w:lineRule="auto" w:after="0" w:before="0"/>
+              <w:spacing w:line="240" w:lineRule="auto" w:after="40" w:before="40"/>
               <w:jc w:val="center"/>
             </w:pPr>
             <w:r/>
@@ -5051,7 +6505,7 @@
                 <w:b w:val="0"/>
                 <w:i w:val="0"/>
                 <w:color w:val="000000"/>
-                <w:sz w:val="20"/>
+                <w:sz w:val="18"/>
               </w:rPr>
               <w:t>X</w:t>
             </w:r>
@@ -5060,10 +6514,16 @@
         <w:tc>
           <w:tcPr>
             <w:tcW w:type="dxa" w:w="723"/>
+            <w:tcBorders>
+              <w:top w:val="single" w:sz="4" w:space="0" w:color="000000"/>
+              <w:left w:val="single" w:sz="4" w:space="0" w:color="000000"/>
+              <w:bottom w:val="single" w:sz="4" w:space="0" w:color="000000"/>
+              <w:right w:val="single" w:sz="4" w:space="0" w:color="000000"/>
+            </w:tcBorders>
           </w:tcPr>
           <w:p>
             <w:pPr>
-              <w:spacing w:line="240" w:lineRule="auto" w:after="0" w:before="0"/>
+              <w:spacing w:line="240" w:lineRule="auto" w:after="40" w:before="40"/>
               <w:jc w:val="center"/>
             </w:pPr>
             <w:r/>
@@ -5073,7 +6533,7 @@
                 <w:b w:val="0"/>
                 <w:i w:val="0"/>
                 <w:color w:val="000000"/>
-                <w:sz w:val="20"/>
+                <w:sz w:val="18"/>
               </w:rPr>
             </w:r>
           </w:p>
@@ -5081,10 +6541,16 @@
         <w:tc>
           <w:tcPr>
             <w:tcW w:type="dxa" w:w="723"/>
+            <w:tcBorders>
+              <w:top w:val="single" w:sz="4" w:space="0" w:color="000000"/>
+              <w:left w:val="single" w:sz="4" w:space="0" w:color="000000"/>
+              <w:bottom w:val="single" w:sz="4" w:space="0" w:color="000000"/>
+              <w:right w:val="single" w:sz="4" w:space="0" w:color="000000"/>
+            </w:tcBorders>
           </w:tcPr>
           <w:p>
             <w:pPr>
-              <w:spacing w:line="240" w:lineRule="auto" w:after="0" w:before="0"/>
+              <w:spacing w:line="240" w:lineRule="auto" w:after="40" w:before="40"/>
               <w:jc w:val="center"/>
             </w:pPr>
             <w:r/>
@@ -5094,7 +6560,7 @@
                 <w:b w:val="0"/>
                 <w:i w:val="0"/>
                 <w:color w:val="000000"/>
-                <w:sz w:val="20"/>
+                <w:sz w:val="18"/>
               </w:rPr>
             </w:r>
           </w:p>
@@ -5104,10 +6570,17 @@
         <w:tc>
           <w:tcPr>
             <w:tcW w:type="dxa" w:w="723"/>
+            <w:tcBorders>
+              <w:top w:val="single" w:sz="4" w:space="0" w:color="000000"/>
+              <w:left w:val="single" w:sz="4" w:space="0" w:color="000000"/>
+              <w:bottom w:val="single" w:sz="4" w:space="0" w:color="000000"/>
+              <w:right w:val="single" w:sz="4" w:space="0" w:color="000000"/>
+            </w:tcBorders>
           </w:tcPr>
           <w:p>
             <w:pPr>
-              <w:spacing w:line="240" w:lineRule="auto" w:after="0" w:before="0"/>
+              <w:spacing w:line="240" w:lineRule="auto" w:after="40" w:before="40"/>
+              <w:jc w:val="left"/>
             </w:pPr>
             <w:r/>
             <w:r>
@@ -5116,19 +6589,25 @@
                 <w:b w:val="0"/>
                 <w:i w:val="0"/>
                 <w:color w:val="000000"/>
-                <w:sz w:val="20"/>
+                <w:sz w:val="18"/>
               </w:rPr>
-              <w:t>A6. Relatórios e divulgação</w:t>
+              <w:t>6. Relatórios e divulgação</w:t>
             </w:r>
           </w:p>
         </w:tc>
         <w:tc>
           <w:tcPr>
             <w:tcW w:type="dxa" w:w="723"/>
+            <w:tcBorders>
+              <w:top w:val="single" w:sz="4" w:space="0" w:color="000000"/>
+              <w:left w:val="single" w:sz="4" w:space="0" w:color="000000"/>
+              <w:bottom w:val="single" w:sz="4" w:space="0" w:color="000000"/>
+              <w:right w:val="single" w:sz="4" w:space="0" w:color="000000"/>
+            </w:tcBorders>
           </w:tcPr>
           <w:p>
             <w:pPr>
-              <w:spacing w:line="240" w:lineRule="auto" w:after="0" w:before="0"/>
+              <w:spacing w:line="240" w:lineRule="auto" w:after="40" w:before="40"/>
               <w:jc w:val="center"/>
             </w:pPr>
             <w:r/>
@@ -5138,7 +6617,7 @@
                 <w:b w:val="0"/>
                 <w:i w:val="0"/>
                 <w:color w:val="000000"/>
-                <w:sz w:val="20"/>
+                <w:sz w:val="18"/>
               </w:rPr>
             </w:r>
           </w:p>
@@ -5146,10 +6625,16 @@
         <w:tc>
           <w:tcPr>
             <w:tcW w:type="dxa" w:w="723"/>
+            <w:tcBorders>
+              <w:top w:val="single" w:sz="4" w:space="0" w:color="000000"/>
+              <w:left w:val="single" w:sz="4" w:space="0" w:color="000000"/>
+              <w:bottom w:val="single" w:sz="4" w:space="0" w:color="000000"/>
+              <w:right w:val="single" w:sz="4" w:space="0" w:color="000000"/>
+            </w:tcBorders>
           </w:tcPr>
           <w:p>
             <w:pPr>
-              <w:spacing w:line="240" w:lineRule="auto" w:after="0" w:before="0"/>
+              <w:spacing w:line="240" w:lineRule="auto" w:after="40" w:before="40"/>
               <w:jc w:val="center"/>
             </w:pPr>
             <w:r/>
@@ -5159,7 +6644,7 @@
                 <w:b w:val="0"/>
                 <w:i w:val="0"/>
                 <w:color w:val="000000"/>
-                <w:sz w:val="20"/>
+                <w:sz w:val="18"/>
               </w:rPr>
             </w:r>
           </w:p>
@@ -5167,10 +6652,16 @@
         <w:tc>
           <w:tcPr>
             <w:tcW w:type="dxa" w:w="723"/>
+            <w:tcBorders>
+              <w:top w:val="single" w:sz="4" w:space="0" w:color="000000"/>
+              <w:left w:val="single" w:sz="4" w:space="0" w:color="000000"/>
+              <w:bottom w:val="single" w:sz="4" w:space="0" w:color="000000"/>
+              <w:right w:val="single" w:sz="4" w:space="0" w:color="000000"/>
+            </w:tcBorders>
           </w:tcPr>
           <w:p>
             <w:pPr>
-              <w:spacing w:line="240" w:lineRule="auto" w:after="0" w:before="0"/>
+              <w:spacing w:line="240" w:lineRule="auto" w:after="40" w:before="40"/>
               <w:jc w:val="center"/>
             </w:pPr>
             <w:r/>
@@ -5180,7 +6671,7 @@
                 <w:b w:val="0"/>
                 <w:i w:val="0"/>
                 <w:color w:val="000000"/>
-                <w:sz w:val="20"/>
+                <w:sz w:val="18"/>
               </w:rPr>
             </w:r>
           </w:p>
@@ -5188,10 +6679,16 @@
         <w:tc>
           <w:tcPr>
             <w:tcW w:type="dxa" w:w="723"/>
+            <w:tcBorders>
+              <w:top w:val="single" w:sz="4" w:space="0" w:color="000000"/>
+              <w:left w:val="single" w:sz="4" w:space="0" w:color="000000"/>
+              <w:bottom w:val="single" w:sz="4" w:space="0" w:color="000000"/>
+              <w:right w:val="single" w:sz="4" w:space="0" w:color="000000"/>
+            </w:tcBorders>
           </w:tcPr>
           <w:p>
             <w:pPr>
-              <w:spacing w:line="240" w:lineRule="auto" w:after="0" w:before="0"/>
+              <w:spacing w:line="240" w:lineRule="auto" w:after="40" w:before="40"/>
               <w:jc w:val="center"/>
             </w:pPr>
             <w:r/>
@@ -5201,7 +6698,7 @@
                 <w:b w:val="0"/>
                 <w:i w:val="0"/>
                 <w:color w:val="000000"/>
-                <w:sz w:val="20"/>
+                <w:sz w:val="18"/>
               </w:rPr>
             </w:r>
           </w:p>
@@ -5209,10 +6706,16 @@
         <w:tc>
           <w:tcPr>
             <w:tcW w:type="dxa" w:w="723"/>
+            <w:tcBorders>
+              <w:top w:val="single" w:sz="4" w:space="0" w:color="000000"/>
+              <w:left w:val="single" w:sz="4" w:space="0" w:color="000000"/>
+              <w:bottom w:val="single" w:sz="4" w:space="0" w:color="000000"/>
+              <w:right w:val="single" w:sz="4" w:space="0" w:color="000000"/>
+            </w:tcBorders>
           </w:tcPr>
           <w:p>
             <w:pPr>
-              <w:spacing w:line="240" w:lineRule="auto" w:after="0" w:before="0"/>
+              <w:spacing w:line="240" w:lineRule="auto" w:after="40" w:before="40"/>
               <w:jc w:val="center"/>
             </w:pPr>
             <w:r/>
@@ -5222,7 +6725,7 @@
                 <w:b w:val="0"/>
                 <w:i w:val="0"/>
                 <w:color w:val="000000"/>
-                <w:sz w:val="20"/>
+                <w:sz w:val="18"/>
               </w:rPr>
             </w:r>
           </w:p>
@@ -5230,10 +6733,16 @@
         <w:tc>
           <w:tcPr>
             <w:tcW w:type="dxa" w:w="723"/>
+            <w:tcBorders>
+              <w:top w:val="single" w:sz="4" w:space="0" w:color="000000"/>
+              <w:left w:val="single" w:sz="4" w:space="0" w:color="000000"/>
+              <w:bottom w:val="single" w:sz="4" w:space="0" w:color="000000"/>
+              <w:right w:val="single" w:sz="4" w:space="0" w:color="000000"/>
+            </w:tcBorders>
           </w:tcPr>
           <w:p>
             <w:pPr>
-              <w:spacing w:line="240" w:lineRule="auto" w:after="0" w:before="0"/>
+              <w:spacing w:line="240" w:lineRule="auto" w:after="40" w:before="40"/>
               <w:jc w:val="center"/>
             </w:pPr>
             <w:r/>
@@ -5243,7 +6752,7 @@
                 <w:b w:val="0"/>
                 <w:i w:val="0"/>
                 <w:color w:val="000000"/>
-                <w:sz w:val="20"/>
+                <w:sz w:val="18"/>
               </w:rPr>
               <w:t>X</w:t>
             </w:r>
@@ -5252,10 +6761,16 @@
         <w:tc>
           <w:tcPr>
             <w:tcW w:type="dxa" w:w="723"/>
+            <w:tcBorders>
+              <w:top w:val="single" w:sz="4" w:space="0" w:color="000000"/>
+              <w:left w:val="single" w:sz="4" w:space="0" w:color="000000"/>
+              <w:bottom w:val="single" w:sz="4" w:space="0" w:color="000000"/>
+              <w:right w:val="single" w:sz="4" w:space="0" w:color="000000"/>
+            </w:tcBorders>
           </w:tcPr>
           <w:p>
             <w:pPr>
-              <w:spacing w:line="240" w:lineRule="auto" w:after="0" w:before="0"/>
+              <w:spacing w:line="240" w:lineRule="auto" w:after="40" w:before="40"/>
               <w:jc w:val="center"/>
             </w:pPr>
             <w:r/>
@@ -5265,7 +6780,7 @@
                 <w:b w:val="0"/>
                 <w:i w:val="0"/>
                 <w:color w:val="000000"/>
-                <w:sz w:val="20"/>
+                <w:sz w:val="18"/>
               </w:rPr>
             </w:r>
           </w:p>
@@ -5273,10 +6788,16 @@
         <w:tc>
           <w:tcPr>
             <w:tcW w:type="dxa" w:w="723"/>
+            <w:tcBorders>
+              <w:top w:val="single" w:sz="4" w:space="0" w:color="000000"/>
+              <w:left w:val="single" w:sz="4" w:space="0" w:color="000000"/>
+              <w:bottom w:val="single" w:sz="4" w:space="0" w:color="000000"/>
+              <w:right w:val="single" w:sz="4" w:space="0" w:color="000000"/>
+            </w:tcBorders>
           </w:tcPr>
           <w:p>
             <w:pPr>
-              <w:spacing w:line="240" w:lineRule="auto" w:after="0" w:before="0"/>
+              <w:spacing w:line="240" w:lineRule="auto" w:after="40" w:before="40"/>
               <w:jc w:val="center"/>
             </w:pPr>
             <w:r/>
@@ -5286,7 +6807,7 @@
                 <w:b w:val="0"/>
                 <w:i w:val="0"/>
                 <w:color w:val="000000"/>
-                <w:sz w:val="20"/>
+                <w:sz w:val="18"/>
               </w:rPr>
             </w:r>
           </w:p>
@@ -5294,10 +6815,16 @@
         <w:tc>
           <w:tcPr>
             <w:tcW w:type="dxa" w:w="723"/>
+            <w:tcBorders>
+              <w:top w:val="single" w:sz="4" w:space="0" w:color="000000"/>
+              <w:left w:val="single" w:sz="4" w:space="0" w:color="000000"/>
+              <w:bottom w:val="single" w:sz="4" w:space="0" w:color="000000"/>
+              <w:right w:val="single" w:sz="4" w:space="0" w:color="000000"/>
+            </w:tcBorders>
           </w:tcPr>
           <w:p>
             <w:pPr>
-              <w:spacing w:line="240" w:lineRule="auto" w:after="0" w:before="0"/>
+              <w:spacing w:line="240" w:lineRule="auto" w:after="40" w:before="40"/>
               <w:jc w:val="center"/>
             </w:pPr>
             <w:r/>
@@ -5307,7 +6834,7 @@
                 <w:b w:val="0"/>
                 <w:i w:val="0"/>
                 <w:color w:val="000000"/>
-                <w:sz w:val="20"/>
+                <w:sz w:val="18"/>
               </w:rPr>
             </w:r>
           </w:p>
@@ -5315,10 +6842,16 @@
         <w:tc>
           <w:tcPr>
             <w:tcW w:type="dxa" w:w="723"/>
+            <w:tcBorders>
+              <w:top w:val="single" w:sz="4" w:space="0" w:color="000000"/>
+              <w:left w:val="single" w:sz="4" w:space="0" w:color="000000"/>
+              <w:bottom w:val="single" w:sz="4" w:space="0" w:color="000000"/>
+              <w:right w:val="single" w:sz="4" w:space="0" w:color="000000"/>
+            </w:tcBorders>
           </w:tcPr>
           <w:p>
             <w:pPr>
-              <w:spacing w:line="240" w:lineRule="auto" w:after="0" w:before="0"/>
+              <w:spacing w:line="240" w:lineRule="auto" w:after="40" w:before="40"/>
               <w:jc w:val="center"/>
             </w:pPr>
             <w:r/>
@@ -5328,7 +6861,7 @@
                 <w:b w:val="0"/>
                 <w:i w:val="0"/>
                 <w:color w:val="000000"/>
-                <w:sz w:val="20"/>
+                <w:sz w:val="18"/>
               </w:rPr>
               <w:t>X</w:t>
             </w:r>
@@ -5337,10 +6870,16 @@
         <w:tc>
           <w:tcPr>
             <w:tcW w:type="dxa" w:w="723"/>
+            <w:tcBorders>
+              <w:top w:val="single" w:sz="4" w:space="0" w:color="000000"/>
+              <w:left w:val="single" w:sz="4" w:space="0" w:color="000000"/>
+              <w:bottom w:val="single" w:sz="4" w:space="0" w:color="000000"/>
+              <w:right w:val="single" w:sz="4" w:space="0" w:color="000000"/>
+            </w:tcBorders>
           </w:tcPr>
           <w:p>
             <w:pPr>
-              <w:spacing w:line="240" w:lineRule="auto" w:after="0" w:before="0"/>
+              <w:spacing w:line="240" w:lineRule="auto" w:after="40" w:before="40"/>
               <w:jc w:val="center"/>
             </w:pPr>
             <w:r/>
@@ -5350,7 +6889,7 @@
                 <w:b w:val="0"/>
                 <w:i w:val="0"/>
                 <w:color w:val="000000"/>
-                <w:sz w:val="20"/>
+                <w:sz w:val="18"/>
               </w:rPr>
               <w:t>X</w:t>
             </w:r>
@@ -5359,10 +6898,16 @@
         <w:tc>
           <w:tcPr>
             <w:tcW w:type="dxa" w:w="723"/>
+            <w:tcBorders>
+              <w:top w:val="single" w:sz="4" w:space="0" w:color="000000"/>
+              <w:left w:val="single" w:sz="4" w:space="0" w:color="000000"/>
+              <w:bottom w:val="single" w:sz="4" w:space="0" w:color="000000"/>
+              <w:right w:val="single" w:sz="4" w:space="0" w:color="000000"/>
+            </w:tcBorders>
           </w:tcPr>
           <w:p>
             <w:pPr>
-              <w:spacing w:line="240" w:lineRule="auto" w:after="0" w:before="0"/>
+              <w:spacing w:line="240" w:lineRule="auto" w:after="40" w:before="40"/>
               <w:jc w:val="center"/>
             </w:pPr>
             <w:r/>
@@ -5372,7 +6917,7 @@
                 <w:b w:val="0"/>
                 <w:i w:val="0"/>
                 <w:color w:val="000000"/>
-                <w:sz w:val="20"/>
+                <w:sz w:val="18"/>
               </w:rPr>
               <w:t>X</w:t>
             </w:r>
@@ -5380,10 +6925,14 @@
         </w:tc>
       </w:tr>
     </w:tbl>
-    <w:p/>
     <w:p>
       <w:pPr>
-        <w:spacing w:line="360" w:lineRule="auto" w:before="360" w:after="200"/>
+        <w:spacing w:after="120"/>
+      </w:pPr>
+    </w:p>
+    <w:p>
+      <w:pPr>
+        <w:spacing w:line="360" w:lineRule="auto" w:before="280" w:after="160"/>
       </w:pPr>
       <w:r>
         <w:rPr>
@@ -5398,9 +6947,9 @@
     </w:p>
     <w:tbl>
       <w:tblPr>
-        <w:tblStyle w:val="TableGrid"/>
         <w:tblW w:type="auto" w:w="0"/>
         <w:jc w:val="center"/>
+        <w:tblLayout w:type="autofit"/>
         <w:tblLook w:firstColumn="1" w:firstRow="1" w:lastColumn="0" w:lastRow="0" w:noHBand="0" w:noVBand="1" w:val="04A0"/>
       </w:tblPr>
       <w:tblGrid>
@@ -5411,11 +6960,17 @@
         <w:tc>
           <w:tcPr>
             <w:tcW w:type="dxa" w:w="4702"/>
-            <w:shd w:fill="D9E8D3" w:val="clear"/>
+            <w:tcBorders>
+              <w:top w:val="single" w:sz="4" w:space="0" w:color="000000"/>
+              <w:left w:val="single" w:sz="4" w:space="0" w:color="000000"/>
+              <w:bottom w:val="single" w:sz="4" w:space="0" w:color="000000"/>
+              <w:right w:val="single" w:sz="4" w:space="0" w:color="000000"/>
+            </w:tcBorders>
+            <w:shd w:fill="E7EEE8" w:val="clear"/>
           </w:tcPr>
           <w:p>
             <w:pPr>
-              <w:spacing w:line="240" w:lineRule="auto" w:after="0" w:before="0"/>
+              <w:spacing w:line="240" w:lineRule="auto" w:after="40" w:before="40"/>
               <w:jc w:val="center"/>
             </w:pPr>
             <w:r/>
@@ -5425,7 +6980,7 @@
                 <w:b/>
                 <w:i w:val="0"/>
                 <w:color w:val="000000"/>
-                <w:sz w:val="20"/>
+                <w:sz w:val="18"/>
               </w:rPr>
               <w:t>Risco</w:t>
             </w:r>
@@ -5434,11 +6989,17 @@
         <w:tc>
           <w:tcPr>
             <w:tcW w:type="dxa" w:w="4702"/>
-            <w:shd w:fill="D9E8D3" w:val="clear"/>
+            <w:tcBorders>
+              <w:top w:val="single" w:sz="4" w:space="0" w:color="000000"/>
+              <w:left w:val="single" w:sz="4" w:space="0" w:color="000000"/>
+              <w:bottom w:val="single" w:sz="4" w:space="0" w:color="000000"/>
+              <w:right w:val="single" w:sz="4" w:space="0" w:color="000000"/>
+            </w:tcBorders>
+            <w:shd w:fill="E7EEE8" w:val="clear"/>
           </w:tcPr>
           <w:p>
             <w:pPr>
-              <w:spacing w:line="240" w:lineRule="auto" w:after="0" w:before="0"/>
+              <w:spacing w:line="240" w:lineRule="auto" w:after="40" w:before="40"/>
               <w:jc w:val="center"/>
             </w:pPr>
             <w:r/>
@@ -5448,9 +7009,9 @@
                 <w:b/>
                 <w:i w:val="0"/>
                 <w:color w:val="000000"/>
-                <w:sz w:val="20"/>
+                <w:sz w:val="18"/>
               </w:rPr>
-              <w:t>Mitigação</w:t>
+              <w:t>Estratégia de enfrentamento</w:t>
             </w:r>
           </w:p>
         </w:tc>
@@ -5459,10 +7020,17 @@
         <w:tc>
           <w:tcPr>
             <w:tcW w:type="dxa" w:w="4702"/>
+            <w:tcBorders>
+              <w:top w:val="single" w:sz="4" w:space="0" w:color="000000"/>
+              <w:left w:val="single" w:sz="4" w:space="0" w:color="000000"/>
+              <w:bottom w:val="single" w:sz="4" w:space="0" w:color="000000"/>
+              <w:right w:val="single" w:sz="4" w:space="0" w:color="000000"/>
+            </w:tcBorders>
           </w:tcPr>
           <w:p>
             <w:pPr>
-              <w:spacing w:line="240" w:lineRule="auto" w:after="0" w:before="0"/>
+              <w:spacing w:line="240" w:lineRule="auto" w:after="40" w:before="40"/>
+              <w:jc w:val="left"/>
             </w:pPr>
             <w:r/>
             <w:r>
@@ -5471,19 +7039,26 @@
                 <w:b w:val="0"/>
                 <w:i w:val="0"/>
                 <w:color w:val="000000"/>
-                <w:sz w:val="20"/>
+                <w:sz w:val="18"/>
               </w:rPr>
-              <w:t>Interrupção ou atraso de telemetria</w:t>
+              <w:t>Interrupção ou atraso no fornecimento de telemetria</w:t>
             </w:r>
           </w:p>
         </w:tc>
         <w:tc>
           <w:tcPr>
             <w:tcW w:type="dxa" w:w="4702"/>
+            <w:tcBorders>
+              <w:top w:val="single" w:sz="4" w:space="0" w:color="000000"/>
+              <w:left w:val="single" w:sz="4" w:space="0" w:color="000000"/>
+              <w:bottom w:val="single" w:sz="4" w:space="0" w:color="000000"/>
+              <w:right w:val="single" w:sz="4" w:space="0" w:color="000000"/>
+            </w:tcBorders>
           </w:tcPr>
           <w:p>
             <w:pPr>
-              <w:spacing w:line="240" w:lineRule="auto" w:after="0" w:before="0"/>
+              <w:spacing w:line="240" w:lineRule="auto" w:after="40" w:before="40"/>
+              <w:jc w:val="left"/>
             </w:pPr>
             <w:r/>
             <w:r>
@@ -5492,9 +7067,9 @@
                 <w:b w:val="0"/>
                 <w:i w:val="0"/>
                 <w:color w:val="000000"/>
-                <w:sz w:val="20"/>
+                <w:sz w:val="18"/>
               </w:rPr>
-              <w:t>Registrar atraso; não completar série por interpolação.</w:t>
+              <w:t>Registrar a descontinuidade; abster-se de completar a série por interpolação.</w:t>
             </w:r>
           </w:p>
         </w:tc>
@@ -5503,10 +7078,17 @@
         <w:tc>
           <w:tcPr>
             <w:tcW w:type="dxa" w:w="4702"/>
+            <w:tcBorders>
+              <w:top w:val="single" w:sz="4" w:space="0" w:color="000000"/>
+              <w:left w:val="single" w:sz="4" w:space="0" w:color="000000"/>
+              <w:bottom w:val="single" w:sz="4" w:space="0" w:color="000000"/>
+              <w:right w:val="single" w:sz="4" w:space="0" w:color="000000"/>
+            </w:tcBorders>
           </w:tcPr>
           <w:p>
             <w:pPr>
-              <w:spacing w:line="240" w:lineRule="auto" w:after="0" w:before="0"/>
+              <w:spacing w:line="240" w:lineRule="auto" w:after="40" w:before="40"/>
+              <w:jc w:val="left"/>
             </w:pPr>
             <w:r/>
             <w:r>
@@ -5515,19 +7097,26 @@
                 <w:b w:val="0"/>
                 <w:i w:val="0"/>
                 <w:color w:val="000000"/>
-                <w:sz w:val="20"/>
+                <w:sz w:val="18"/>
               </w:rPr>
-              <w:t>Alteração de dicionário ou URL da fonte (IBGE, IEDE)</w:t>
+              <w:t>Alteração de dicionário de variáveis ou de endereço eletrônico da fonte</w:t>
             </w:r>
           </w:p>
         </w:tc>
         <w:tc>
           <w:tcPr>
             <w:tcW w:type="dxa" w:w="4702"/>
+            <w:tcBorders>
+              <w:top w:val="single" w:sz="4" w:space="0" w:color="000000"/>
+              <w:left w:val="single" w:sz="4" w:space="0" w:color="000000"/>
+              <w:bottom w:val="single" w:sz="4" w:space="0" w:color="000000"/>
+              <w:right w:val="single" w:sz="4" w:space="0" w:color="000000"/>
+            </w:tcBorders>
           </w:tcPr>
           <w:p>
             <w:pPr>
-              <w:spacing w:line="240" w:lineRule="auto" w:after="0" w:before="0"/>
+              <w:spacing w:line="240" w:lineRule="auto" w:after="40" w:before="40"/>
+              <w:jc w:val="left"/>
             </w:pPr>
             <w:r/>
             <w:r>
@@ -5536,9 +7125,9 @@
                 <w:b w:val="0"/>
                 <w:i w:val="0"/>
                 <w:color w:val="000000"/>
-                <w:sz w:val="20"/>
+                <w:sz w:val="18"/>
               </w:rPr>
-              <w:t>Atualizar a ficha de fontes; repetir o recorte; versionar a extração.</w:t>
+              <w:t>Atualizar a ficha de metadados; reiterar a extração; versionar o conjunto obtido.</w:t>
             </w:r>
           </w:p>
         </w:tc>
@@ -5547,10 +7136,17 @@
         <w:tc>
           <w:tcPr>
             <w:tcW w:type="dxa" w:w="4702"/>
+            <w:tcBorders>
+              <w:top w:val="single" w:sz="4" w:space="0" w:color="000000"/>
+              <w:left w:val="single" w:sz="4" w:space="0" w:color="000000"/>
+              <w:bottom w:val="single" w:sz="4" w:space="0" w:color="000000"/>
+              <w:right w:val="single" w:sz="4" w:space="0" w:color="000000"/>
+            </w:tcBorders>
           </w:tcPr>
           <w:p>
             <w:pPr>
-              <w:spacing w:line="240" w:lineRule="auto" w:after="0" w:before="0"/>
+              <w:spacing w:line="240" w:lineRule="auto" w:after="40" w:before="40"/>
+              <w:jc w:val="left"/>
             </w:pPr>
             <w:r/>
             <w:r>
@@ -5559,19 +7155,26 @@
                 <w:b w:val="0"/>
                 <w:i w:val="0"/>
                 <w:color w:val="000000"/>
-                <w:sz w:val="20"/>
+                <w:sz w:val="18"/>
               </w:rPr>
-              <w:t>Camada de serviço ausente no catálogo</w:t>
+              <w:t>Indisponibilidade de camada de equipamento público no repositório consultado</w:t>
             </w:r>
           </w:p>
         </w:tc>
         <w:tc>
           <w:tcPr>
             <w:tcW w:type="dxa" w:w="4702"/>
+            <w:tcBorders>
+              <w:top w:val="single" w:sz="4" w:space="0" w:color="000000"/>
+              <w:left w:val="single" w:sz="4" w:space="0" w:color="000000"/>
+              <w:bottom w:val="single" w:sz="4" w:space="0" w:color="000000"/>
+              <w:right w:val="single" w:sz="4" w:space="0" w:color="000000"/>
+            </w:tcBorders>
           </w:tcPr>
           <w:p>
             <w:pPr>
-              <w:spacing w:line="240" w:lineRule="auto" w:after="0" w:before="0"/>
+              <w:spacing w:line="240" w:lineRule="auto" w:after="40" w:before="40"/>
+              <w:jc w:val="left"/>
             </w:pPr>
             <w:r/>
             <w:r>
@@ -5580,9 +7183,9 @@
                 <w:b w:val="0"/>
                 <w:i w:val="0"/>
                 <w:color w:val="000000"/>
-                <w:sz w:val="20"/>
+                <w:sz w:val="18"/>
               </w:rPr>
-              <w:t>Seguir com as demais; documentar a ausência.</w:t>
+              <w:t>Prosseguir com as demais camadas; documentar a ausência.</w:t>
             </w:r>
           </w:p>
         </w:tc>
@@ -5591,10 +7194,17 @@
         <w:tc>
           <w:tcPr>
             <w:tcW w:type="dxa" w:w="4702"/>
+            <w:tcBorders>
+              <w:top w:val="single" w:sz="4" w:space="0" w:color="000000"/>
+              <w:left w:val="single" w:sz="4" w:space="0" w:color="000000"/>
+              <w:bottom w:val="single" w:sz="4" w:space="0" w:color="000000"/>
+              <w:right w:val="single" w:sz="4" w:space="0" w:color="000000"/>
+            </w:tcBorders>
           </w:tcPr>
           <w:p>
             <w:pPr>
-              <w:spacing w:line="240" w:lineRule="auto" w:after="0" w:before="0"/>
+              <w:spacing w:line="240" w:lineRule="auto" w:after="40" w:before="40"/>
+              <w:jc w:val="left"/>
             </w:pPr>
             <w:r/>
             <w:r>
@@ -5603,19 +7213,26 @@
                 <w:b w:val="0"/>
                 <w:i w:val="0"/>
                 <w:color w:val="000000"/>
-                <w:sz w:val="20"/>
+                <w:sz w:val="18"/>
               </w:rPr>
-              <w:t>MDT ou mancha indisponível em município</w:t>
+              <w:t>Indisponibilidade de modelo digital do terreno ou de representação de inundação em determinado município</w:t>
             </w:r>
           </w:p>
         </w:tc>
         <w:tc>
           <w:tcPr>
             <w:tcW w:type="dxa" w:w="4702"/>
+            <w:tcBorders>
+              <w:top w:val="single" w:sz="4" w:space="0" w:color="000000"/>
+              <w:left w:val="single" w:sz="4" w:space="0" w:color="000000"/>
+              <w:bottom w:val="single" w:sz="4" w:space="0" w:color="000000"/>
+              <w:right w:val="single" w:sz="4" w:space="0" w:color="000000"/>
+            </w:tcBorders>
           </w:tcPr>
           <w:p>
             <w:pPr>
-              <w:spacing w:line="240" w:lineRule="auto" w:after="0" w:before="0"/>
+              <w:spacing w:line="240" w:lineRule="auto" w:after="40" w:before="40"/>
+              <w:jc w:val="left"/>
             </w:pPr>
             <w:r/>
             <w:r>
@@ -5624,18 +7241,23 @@
                 <w:b w:val="0"/>
                 <w:i w:val="0"/>
                 <w:color w:val="000000"/>
-                <w:sz w:val="20"/>
+                <w:sz w:val="18"/>
               </w:rPr>
-              <w:t>Não forçar o mapa daquele recorte.</w:t>
+              <w:t>Não produzir representação cartográfica daquele recorte na ausência de base adequada.</w:t>
             </w:r>
           </w:p>
         </w:tc>
       </w:tr>
     </w:tbl>
-    <w:p/>
+    <w:p>
+      <w:pPr>
+        <w:spacing w:after="120"/>
+      </w:pPr>
+    </w:p>
     <w:p>
       <w:pPr>
         <w:spacing w:line="360" w:lineRule="auto" w:before="360" w:after="160"/>
+        <w:jc w:val="both"/>
       </w:pPr>
       <w:r>
         <w:rPr>
@@ -5645,7 +7267,7 @@
           <w:color w:val="000000"/>
           <w:sz w:val="22"/>
         </w:rPr>
-        <w:t>Apoio: Fundação de Amparo à Pesquisa do Estado do Rio Grande do Sul — FAPERGS, Edital 06/2024, processo 24/2551-0002124-8.</w:t>
+        <w:t>Apoio: Fundação de Amparo à Pesquisa do Estado do Rio Grande do Sul (FAPERGS), Edital nº 06/2024, processo nº 24/2551-0002124-8.</w:t>
       </w:r>
     </w:p>
     <w:sectPr>
@@ -6023,6 +7645,7 @@
     <w:rsid w:val="00FC693F"/>
     <w:pPr>
       <w:spacing w:line="360" w:lineRule="auto" w:after="160"/>
+      <w:jc w:val="both"/>
     </w:pPr>
     <w:rPr>
       <w:rFonts w:ascii="Times New Roman" w:hAnsi="Times New Roman" w:eastAsia="Times New Roman"/>
